--- a/fra/docx/50.content.docx
+++ b/fra/docx/50.content.docx
@@ -11,6 +11,15 @@
         <w:pStyle w:val="Heading2"/>
       </w:pPr>
       <w:r>
+        <w:t>Resource: Notes d'étude (Tyndale)</w:t>
+      </w:r>
+      <w:r/>
+    </w:p>
+    <w:p>
+      <w:pPr>
+        <w:pStyle w:val="Heading2"/>
+      </w:pPr>
+      <w:r>
         <w:t>License Information</w:t>
       </w:r>
       <w:r/>
@@ -21,7 +30,7 @@
         <w:rPr>
           <w:b/>
         </w:rPr>
-        <w:t>Study Notes (Tyndale)</w:t>
+        <w:t>Notes d'étude (Tyndale)</w:t>
       </w:r>
       <w:r>
         <w:t xml:space="preserve"> (French) is based on</w:t>
@@ -74,7 +83,7 @@
         <w:pStyle w:val="Heading1"/>
       </w:pPr>
       <w:r>
-        <w:t>Study Notes (Tyndale)</w:t>
+        <w:t>Notes d'étude (Tyndale)</w:t>
       </w:r>
     </w:p>
     <w:p>
@@ -83,6 +92,51 @@
           <w:headerReference w:type="even" r:id="rId8"/>
           <w:headerReference w:type="default" r:id="rId9"/>
           <w:footerReference w:type="default" r:id="rId10"/>
+          <w:footnotePr>
+            <w:numRestart w:val="eachSect"/>
+          </w:footnotePr>
+          <w:type w:val="continuous"/>
+          <w:pgSz w:w="12240" w:h="15840" w:code="1"/>
+          <w:pgMar w:top="1440" w:right="1440" w:bottom="1440" w:left="1440" w:header="504" w:footer="504" w:gutter="0"/>
+          <w:cols w:space="708"/>
+          <w:titlePg/>
+          <w:docGrid w:linePitch="360"/>
+        </w:sectPr>
+      </w:pPr>
+    </w:p>
+    <w:p>
+      <w:r/>
+    </w:p>
+    <w:p>
+      <w:pPr>
+        <w:pStyle w:val="Heading2"/>
+      </w:pPr>
+      <w:r>
+        <w:t>PHP</w:t>
+      </w:r>
+      <w:r/>
+    </w:p>
+    <w:p>
+      <w:r/>
+      <w:r>
+        <w:rPr>
+          <w:i/>
+        </w:rPr>
+        <w:t>Philippiens 1.1, Philippiens 1.1–2, Philippiens 1.2, Philippiens 1.3–11, Philippiens 1.4–6, Philippiens 1.5, Philippiens 1.6, Philippiens 1.7, Philippiens 1.9–10, Philippiens 1.11, Philippiens 1.12, Philippiens 1.12–19, Philippiens 1.13, Philippiens 1.14, Philippiens 1.15–18, Philippiens 1.19, Philippiens 1.21, Philippiens 1.23, Philippiens 1.25, Philippiens 1.27, Philippiens 1.27–30, Philippiens 1.28, Philippiens 1.29, Philippiens 1.30, Philippiens 2.1–2, Philippiens 2.1–11, Philippiens 2.3–4, Philippiens 2.6, Philippiens 2.6–11, Philippiens 2.7, Philippiens 2.8, Philippiens 2.9, Philippiens 2.10–11, Philippiens 2.12, Philippiens 2.12–18, Philippiens 2.13, Philippiens 2.14, Philippiens 2.15, Philippiens 2.16, Philippiens 2.17–18, Philippiens 2.19–24, Philippiens 2.23, Philippiens 2.24, Philippiens 2.25–30, Philippiens 2.27, Philippiens 2.29–30, Philippiens 3.1, Philippiens 3.2, Philippiens 3.2–11, Philippiens 3.3, Philippiens 3.4, Philippiens 3.5, Philippiens 3.5–6, Philippiens 3.6, Philippiens 3.7–8, Philippiens 3.9, Philippiens 3.10, Philippiens 3.11, Philippiens 3.12–4.1, Philippiens 3.13–14, Philippiens 3.15, Philippiens 3.16, Philippiens 3.17, Philippiens 3.18, Philippiens 3.19, Philippiens 3.20, Philippiens 3.21, Philippiens 4.1, Philippiens 4.2, Philippiens 4.2–9, Philippiens 4.3, Philippiens 4.4, Philippiens 4.4–6, Philippiens 4.5, Philippiens 4.6, Philippiens 4.7, Philippiens 4.8, Philippiens 4.9, Philippiens 4.10, Philippiens 4.10–20, Philippiens 4.11–12, Philippiens 4.13, Philippiens 4.14, Philippiens 4.15, Philippiens 4.16, Philippiens 4.17, Philippiens 4.18, Philippiens 4.20, Philippiens 4.22, Philippiens 4.23</w:t>
+      </w:r>
+      <w:r/>
+    </w:p>
+    <w:p>
+      <w:r/>
+      <w:r>
+        <w:t xml:space="preserve"> </w:t>
+      </w:r>
+      <w:r/>
+      <w:r/>
+    </w:p>
+    <w:p>
+      <w:pPr>
+        <w:sectPr>
           <w:footnotePr>
             <w:numRestart w:val="eachSect"/>
           </w:footnotePr>

--- a/fra/docx/50.content.docx
+++ b/fra/docx/50.content.docx
@@ -163,13 +163,6 @@
         <w:rPr>
           <w:lang w:val="fr_FR" w:bidi="fr_FR"/>
         </w:rPr>
-      </w:r>
-      <w:r>
-        <w:rPr>
-          <w:i/>
-          <w:lang w:val="fr_FR" w:bidi="fr_FR"/>
-        </w:rPr>
-        <w:t>Philippiens 1.1, Philippiens 1.1–2, Philippiens 1.2, Philippiens 1.3–11, Philippiens 1.4–6, Philippiens 1.5, Philippiens 1.6, Philippiens 1.7, Philippiens 1.9–10, Philippiens 1.11, Philippiens 1.12, Philippiens 1.12–19, Philippiens 1.13, Philippiens 1.14, Philippiens 1.15–18, Philippiens 1.19, Philippiens 1.21, Philippiens 1.23, Philippiens 1.25, Philippiens 1.27, Philippiens 1.27–30, Philippiens 1.28, Philippiens 1.29, Philippiens 1.30, Philippiens 2.1–2, Philippiens 2.1–11, Philippiens 2.3–4, Philippiens 2.6, Philippiens 2.6–11, Philippiens 2.7, Philippiens 2.8, Philippiens 2.9, Philippiens 2.10–11, Philippiens 2.12, Philippiens 2.12–18, Philippiens 2.13, Philippiens 2.14, Philippiens 2.15, Philippiens 2.16, Philippiens 2.17–18, Philippiens 2.19–24, Philippiens 2.23, Philippiens 2.24, Philippiens 2.25–30, Philippiens 2.27, Philippiens 2.29–30, Philippiens 3.1, Philippiens 3.2, Philippiens 3.2–11, Philippiens 3.3, Philippiens 3.4, Philippiens 3.5, Philippiens 3.5–6, Philippiens 3.6, Philippiens 3.7–8, Philippiens 3.9, Philippiens 3.10, Philippiens 3.11, Philippiens 3.12–4.1, Philippiens 3.13–14, Philippiens 3.15, Philippiens 3.16, Philippiens 3.17, Philippiens 3.18, Philippiens 3.19, Philippiens 3.20, Philippiens 3.21, Philippiens 4.1, Philippiens 4.2, Philippiens 4.2–9, Philippiens 4.3, Philippiens 4.4, Philippiens 4.4–6, Philippiens 4.5, Philippiens 4.6, Philippiens 4.7, Philippiens 4.8, Philippiens 4.9, Philippiens 4.10, Philippiens 4.10–20, Philippiens 4.11–12, Philippiens 4.13, Philippiens 4.14, Philippiens 4.15, Philippiens 4.16, Philippiens 4.17, Philippiens 4.18, Philippiens 4.20, Philippiens 4.22, Philippiens 4.23</w:t>
       </w:r>
       <w:r>
         <w:rPr>

--- a/fra/docx/50.content.docx
+++ b/fra/docx/50.content.docx
@@ -150,19 +150,6 @@
           <w:lang w:val="fr_FR" w:bidi="fr_FR"/>
         </w:rPr>
         <w:t>PHP</w:t>
-      </w:r>
-      <w:r>
-        <w:rPr>
-          <w:lang w:val="fr_FR" w:bidi="fr_FR"/>
-        </w:rPr>
-      </w:r>
-    </w:p>
-    <w:p>
-      <w:pPr/>
-      <w:r>
-        <w:rPr>
-          <w:lang w:val="fr_FR" w:bidi="fr_FR"/>
-        </w:rPr>
       </w:r>
       <w:r>
         <w:rPr>

--- a/fra/docx/50.content.docx
+++ b/fra/docx/50.content.docx
@@ -19,7 +19,7 @@
         <w:rPr>
           <w:lang w:val="fr_FR" w:bidi="fr_FR"/>
         </w:rPr>
-        <w:t>Resource: Notes d'étude (Tyndale)</w:t>
+        <w:t>Resource: Tyndale Open Study Notes</w:t>
       </w:r>
       <w:r>
         <w:rPr>
@@ -112,7 +112,7 @@
         <w:rPr>
           <w:lang w:val="fr_FR" w:bidi="fr_FR"/>
         </w:rPr>
-        <w:t>Notes d'étude (Tyndale)</w:t>
+        <w:t>Tyndale Open Study Notes</w:t>
       </w:r>
     </w:p>
     <w:p>

--- a/fra/docx/50.content.docx
+++ b/fra/docx/50.content.docx
@@ -19,7 +19,7 @@
         <w:rPr>
           <w:lang w:val="fr_FR" w:bidi="fr_FR"/>
         </w:rPr>
-        <w:t>Resource: Tyndale Open Study Notes</w:t>
+        <w:t>Resource: Aquifer Open Study Notes</w:t>
       </w:r>
       <w:r>
         <w:rPr>
@@ -112,7 +112,7 @@
         <w:rPr>
           <w:lang w:val="fr_FR" w:bidi="fr_FR"/>
         </w:rPr>
-        <w:t>Tyndale Open Study Notes</w:t>
+        <w:t>Aquifer Open Study Notes</w:t>
       </w:r>
     </w:p>
     <w:p>

--- a/fra/docx/50.content.docx
+++ b/fra/docx/50.content.docx
@@ -233,162 +233,108 @@
         </w:rPr>
         <w:t xml:space="preserve">Timothée était l’un des collaborateurs et messagers les plus fiables de Paul. Il est cité comme co-expéditeur ici et dans cinq autres lettres (2Co, Col, 1 Th, 2 Th, Ph). • serviteurs de Jésus-Christ : en tant que personnes appartenant entièrement à Christ, ils étaient entièrement dévoués à son service (voir </w:t>
       </w:r>
-      <w:hyperlink r:id="rId13">
-        <w:r>
-          <w:rPr>
-            <w:lang w:val="fr_FR" w:bidi="fr_FR"/>
-          </w:rPr>
-          <w:rPr>
-            <w:color w:val="0000EE"/>
-            <w:u w:val="single"/>
-          </w:rPr>
-          <w:t>Ph 2.20–21</w:t>
-        </w:r>
-      </w:hyperlink>
+      <w:r>
+        <w:rPr>
+          <w:lang w:val="fr_FR" w:bidi="fr_FR"/>
+        </w:rPr>
+        <w:t>Ph 2.20–21</w:t>
+      </w:r>
       <w:r>
         <w:rPr>
           <w:lang w:val="fr_FR" w:bidi="fr_FR"/>
         </w:rPr>
         <w:t xml:space="preserve">). • Le peuple saint de Dieu a été rendu saint aux yeux de Dieu par l’œuvre rédemptrice du Christ (voir </w:t>
       </w:r>
-      <w:hyperlink r:id="rId14">
-        <w:r>
-          <w:rPr>
-            <w:lang w:val="fr_FR" w:bidi="fr_FR"/>
-          </w:rPr>
-          <w:rPr>
-            <w:color w:val="0000EE"/>
-            <w:u w:val="single"/>
-          </w:rPr>
-          <w:t>Ep 1.4</w:t>
-        </w:r>
-      </w:hyperlink>
+      <w:r>
+        <w:rPr>
+          <w:lang w:val="fr_FR" w:bidi="fr_FR"/>
+        </w:rPr>
+        <w:t>Ep 1.4</w:t>
+      </w:r>
       <w:r>
         <w:rPr>
           <w:lang w:val="fr_FR" w:bidi="fr_FR"/>
         </w:rPr>
         <w:t xml:space="preserve">, </w:t>
       </w:r>
-      <w:hyperlink r:id="rId15">
-        <w:r>
-          <w:rPr>
-            <w:lang w:val="fr_FR" w:bidi="fr_FR"/>
-          </w:rPr>
-          <w:rPr>
-            <w:color w:val="0000EE"/>
-            <w:u w:val="single"/>
-          </w:rPr>
-          <w:t xml:space="preserve">7 </w:t>
-        </w:r>
-      </w:hyperlink>
+      <w:r>
+        <w:rPr>
+          <w:lang w:val="fr_FR" w:bidi="fr_FR"/>
+        </w:rPr>
+        <w:t xml:space="preserve">7 </w:t>
+      </w:r>
       <w:r>
         <w:rPr>
           <w:lang w:val="fr_FR" w:bidi="fr_FR"/>
         </w:rPr>
         <w:t xml:space="preserve">; </w:t>
       </w:r>
-      <w:hyperlink r:id="rId16">
-        <w:r>
-          <w:rPr>
-            <w:lang w:val="fr_FR" w:bidi="fr_FR"/>
-          </w:rPr>
-          <w:rPr>
-            <w:color w:val="0000EE"/>
-            <w:u w:val="single"/>
-          </w:rPr>
-          <w:t xml:space="preserve">5.25–27 </w:t>
-        </w:r>
-      </w:hyperlink>
+      <w:r>
+        <w:rPr>
+          <w:lang w:val="fr_FR" w:bidi="fr_FR"/>
+        </w:rPr>
+        <w:t xml:space="preserve">5.25–27 </w:t>
+      </w:r>
       <w:r>
         <w:rPr>
           <w:lang w:val="fr_FR" w:bidi="fr_FR"/>
         </w:rPr>
         <w:t xml:space="preserve">; </w:t>
       </w:r>
-      <w:hyperlink r:id="rId17">
-        <w:r>
-          <w:rPr>
-            <w:lang w:val="fr_FR" w:bidi="fr_FR"/>
-          </w:rPr>
-          <w:rPr>
-            <w:color w:val="0000EE"/>
-            <w:u w:val="single"/>
-          </w:rPr>
-          <w:t>Col 1.22</w:t>
-        </w:r>
-      </w:hyperlink>
+      <w:r>
+        <w:rPr>
+          <w:lang w:val="fr_FR" w:bidi="fr_FR"/>
+        </w:rPr>
+        <w:t>Col 1.22</w:t>
+      </w:r>
       <w:r>
         <w:rPr>
           <w:lang w:val="fr_FR" w:bidi="fr_FR"/>
         </w:rPr>
         <w:t xml:space="preserve">), et il est sanctifié par l’œuvre transformatrice du Saint-Esprit dans sa vie (cf. </w:t>
       </w:r>
-      <w:hyperlink r:id="rId18">
-        <w:r>
-          <w:rPr>
-            <w:lang w:val="fr_FR" w:bidi="fr_FR"/>
-          </w:rPr>
-          <w:rPr>
-            <w:color w:val="0000EE"/>
-            <w:u w:val="single"/>
-          </w:rPr>
-          <w:t>Ph 4.21</w:t>
-        </w:r>
-      </w:hyperlink>
+      <w:r>
+        <w:rPr>
+          <w:lang w:val="fr_FR" w:bidi="fr_FR"/>
+        </w:rPr>
+        <w:t>Ph 4.21</w:t>
+      </w:r>
       <w:r>
         <w:rPr>
           <w:lang w:val="fr_FR" w:bidi="fr_FR"/>
         </w:rPr>
         <w:t xml:space="preserve">). • Philippes était une colonie romaine dans la province de Macédoine. L’église de Philippes était la première communauté chrétienne de Grèce (voir </w:t>
       </w:r>
-      <w:hyperlink r:id="rId19">
-        <w:r>
-          <w:rPr>
-            <w:lang w:val="fr_FR" w:bidi="fr_FR"/>
-          </w:rPr>
-          <w:rPr>
-            <w:color w:val="0000EE"/>
-            <w:u w:val="single"/>
-          </w:rPr>
-          <w:t>Ac 16.11–40</w:t>
-        </w:r>
-      </w:hyperlink>
+      <w:r>
+        <w:rPr>
+          <w:lang w:val="fr_FR" w:bidi="fr_FR"/>
+        </w:rPr>
+        <w:t>Ac 16.11–40</w:t>
+      </w:r>
       <w:r>
         <w:rPr>
           <w:lang w:val="fr_FR" w:bidi="fr_FR"/>
         </w:rPr>
         <w:t xml:space="preserve">). • Dans l’Église ancienne, les responsables de l’Église assuraient la direction spirituelle, tandis que les diacres s’occupaient des questions pratiques (voir </w:t>
       </w:r>
-      <w:hyperlink r:id="rId20">
-        <w:r>
-          <w:rPr>
-            <w:lang w:val="fr_FR" w:bidi="fr_FR"/>
-          </w:rPr>
-          <w:rPr>
-            <w:color w:val="0000EE"/>
-            <w:u w:val="single"/>
-          </w:rPr>
-          <w:t>1 Tm 3.1–13</w:t>
-        </w:r>
-      </w:hyperlink>
+      <w:r>
+        <w:rPr>
+          <w:lang w:val="fr_FR" w:bidi="fr_FR"/>
+        </w:rPr>
+        <w:t>1 Tm 3.1–13</w:t>
+      </w:r>
       <w:r>
         <w:rPr>
           <w:lang w:val="fr_FR" w:bidi="fr_FR"/>
         </w:rPr>
         <w:t xml:space="preserve">). Il n’y avait pas de pasteurs ou de prêtres professionnels comme c’est le cas de nos jours (cf. </w:t>
       </w:r>
-      <w:hyperlink r:id="rId21">
-        <w:r>
-          <w:rPr>
-            <w:lang w:val="fr_FR" w:bidi="fr_FR"/>
-          </w:rPr>
-          <w:rPr>
-            <w:color w:val="0000EE"/>
-            <w:u w:val="single"/>
-          </w:rPr>
-          <w:t>1Co 14.26–31</w:t>
-        </w:r>
-      </w:hyperlink>
+      <w:r>
+        <w:rPr>
+          <w:lang w:val="fr_FR" w:bidi="fr_FR"/>
+        </w:rPr>
+        <w:t>1Co 14.26–31</w:t>
+      </w:r>
       <w:r>
         <w:rPr>
           <w:lang w:val="fr_FR" w:bidi="fr_FR"/>
@@ -491,36 +437,24 @@
         </w:rPr>
         <w:t xml:space="preserve">La grâce est une bénédiction non méritée qui vient de Dieu ; la paix est un bien-être et un contentement enracinés dans la Bonne Nouvelle et apportés par le Saint-Esprit (voir </w:t>
       </w:r>
-      <w:hyperlink r:id="rId22">
-        <w:r>
-          <w:rPr>
-            <w:lang w:val="fr_FR" w:bidi="fr_FR"/>
-          </w:rPr>
-          <w:rPr>
-            <w:color w:val="0000EE"/>
-            <w:u w:val="single"/>
-          </w:rPr>
-          <w:t>Ga 5.22</w:t>
-        </w:r>
-      </w:hyperlink>
+      <w:r>
+        <w:rPr>
+          <w:lang w:val="fr_FR" w:bidi="fr_FR"/>
+        </w:rPr>
+        <w:t>Ga 5.22</w:t>
+      </w:r>
       <w:r>
         <w:rPr>
           <w:lang w:val="fr_FR" w:bidi="fr_FR"/>
         </w:rPr>
         <w:t xml:space="preserve">). Tous ces attributs sont des dons de Dieu, notre Père, et du Seigneur Jésus-Christ (voir </w:t>
       </w:r>
-      <w:hyperlink r:id="rId23">
-        <w:r>
-          <w:rPr>
-            <w:lang w:val="fr_FR" w:bidi="fr_FR"/>
-          </w:rPr>
-          <w:rPr>
-            <w:color w:val="0000EE"/>
-            <w:u w:val="single"/>
-          </w:rPr>
-          <w:t>Rm 5.1–2</w:t>
-        </w:r>
-      </w:hyperlink>
+      <w:r>
+        <w:rPr>
+          <w:lang w:val="fr_FR" w:bidi="fr_FR"/>
+        </w:rPr>
+        <w:t>Rm 5.1–2</w:t>
+      </w:r>
       <w:r>
         <w:rPr>
           <w:lang w:val="fr_FR" w:bidi="fr_FR"/>
@@ -671,18 +605,12 @@
         </w:rPr>
         <w:t xml:space="preserve">Leur collaboration incluait un soutien financier (voir </w:t>
       </w:r>
-      <w:hyperlink r:id="rId24">
-        <w:r>
-          <w:rPr>
-            <w:lang w:val="fr_FR" w:bidi="fr_FR"/>
-          </w:rPr>
-          <w:rPr>
-            <w:color w:val="0000EE"/>
-            <w:u w:val="single"/>
-          </w:rPr>
-          <w:t>4.10–20</w:t>
-        </w:r>
-      </w:hyperlink>
+      <w:r>
+        <w:rPr>
+          <w:lang w:val="fr_FR" w:bidi="fr_FR"/>
+        </w:rPr>
+        <w:t>4.10–20</w:t>
+      </w:r>
       <w:r>
         <w:rPr>
           <w:lang w:val="fr_FR" w:bidi="fr_FR"/>
@@ -737,126 +665,84 @@
         </w:rPr>
         <w:t xml:space="preserve">celui qui a commencé en vous cette bonne œuvre : Dieu prend l’initiative de réaliser son salut en l’être humain (voir </w:t>
       </w:r>
-      <w:hyperlink r:id="rId25">
-        <w:r>
-          <w:rPr>
-            <w:lang w:val="fr_FR" w:bidi="fr_FR"/>
-          </w:rPr>
-          <w:rPr>
-            <w:color w:val="0000EE"/>
-            <w:u w:val="single"/>
-          </w:rPr>
-          <w:t xml:space="preserve">Rm 9.16 </w:t>
-        </w:r>
-      </w:hyperlink>
+      <w:r>
+        <w:rPr>
+          <w:lang w:val="fr_FR" w:bidi="fr_FR"/>
+        </w:rPr>
+        <w:t xml:space="preserve">Rm 9.16 </w:t>
+      </w:r>
       <w:r>
         <w:rPr>
           <w:lang w:val="fr_FR" w:bidi="fr_FR"/>
         </w:rPr>
         <w:t xml:space="preserve">; </w:t>
       </w:r>
-      <w:hyperlink r:id="rId26">
-        <w:r>
-          <w:rPr>
-            <w:lang w:val="fr_FR" w:bidi="fr_FR"/>
-          </w:rPr>
-          <w:rPr>
-            <w:color w:val="0000EE"/>
-            <w:u w:val="single"/>
-          </w:rPr>
-          <w:t>Ep 1.3–8</w:t>
-        </w:r>
-      </w:hyperlink>
+      <w:r>
+        <w:rPr>
+          <w:lang w:val="fr_FR" w:bidi="fr_FR"/>
+        </w:rPr>
+        <w:t>Ep 1.3–8</w:t>
+      </w:r>
       <w:r>
         <w:rPr>
           <w:lang w:val="fr_FR" w:bidi="fr_FR"/>
         </w:rPr>
         <w:t xml:space="preserve">, </w:t>
       </w:r>
-      <w:hyperlink r:id="rId27">
-        <w:r>
-          <w:rPr>
-            <w:lang w:val="fr_FR" w:bidi="fr_FR"/>
-          </w:rPr>
-          <w:rPr>
-            <w:color w:val="0000EE"/>
-            <w:u w:val="single"/>
-          </w:rPr>
-          <w:t xml:space="preserve">11 </w:t>
-        </w:r>
-      </w:hyperlink>
+      <w:r>
+        <w:rPr>
+          <w:lang w:val="fr_FR" w:bidi="fr_FR"/>
+        </w:rPr>
+        <w:t xml:space="preserve">11 </w:t>
+      </w:r>
       <w:r>
         <w:rPr>
           <w:lang w:val="fr_FR" w:bidi="fr_FR"/>
         </w:rPr>
         <w:t xml:space="preserve">; </w:t>
       </w:r>
-      <w:hyperlink r:id="rId28">
-        <w:r>
-          <w:rPr>
-            <w:lang w:val="fr_FR" w:bidi="fr_FR"/>
-          </w:rPr>
-          <w:rPr>
-            <w:color w:val="0000EE"/>
-            <w:u w:val="single"/>
-          </w:rPr>
-          <w:t>2.4–10</w:t>
-        </w:r>
-      </w:hyperlink>
+      <w:r>
+        <w:rPr>
+          <w:lang w:val="fr_FR" w:bidi="fr_FR"/>
+        </w:rPr>
+        <w:t>2.4–10</w:t>
+      </w:r>
       <w:r>
         <w:rPr>
           <w:lang w:val="fr_FR" w:bidi="fr_FR"/>
         </w:rPr>
         <w:t xml:space="preserve">), de sorte qu’on peut lui faire confiance pour poursuivre son œuvre de transformation des personnes à l’image de son Fils (voir </w:t>
       </w:r>
-      <w:hyperlink r:id="rId29">
-        <w:r>
-          <w:rPr>
-            <w:lang w:val="fr_FR" w:bidi="fr_FR"/>
-          </w:rPr>
-          <w:rPr>
-            <w:color w:val="0000EE"/>
-            <w:u w:val="single"/>
-          </w:rPr>
-          <w:t xml:space="preserve">Rm 8.29 </w:t>
-        </w:r>
-      </w:hyperlink>
+      <w:r>
+        <w:rPr>
+          <w:lang w:val="fr_FR" w:bidi="fr_FR"/>
+        </w:rPr>
+        <w:t xml:space="preserve">Rm 8.29 </w:t>
+      </w:r>
       <w:r>
         <w:rPr>
           <w:lang w:val="fr_FR" w:bidi="fr_FR"/>
         </w:rPr>
         <w:t xml:space="preserve">; </w:t>
       </w:r>
-      <w:hyperlink r:id="rId30">
-        <w:r>
-          <w:rPr>
-            <w:lang w:val="fr_FR" w:bidi="fr_FR"/>
-          </w:rPr>
-          <w:rPr>
-            <w:color w:val="0000EE"/>
-            <w:u w:val="single"/>
-          </w:rPr>
-          <w:t>Ep 4.13</w:t>
-        </w:r>
-      </w:hyperlink>
+      <w:r>
+        <w:rPr>
+          <w:lang w:val="fr_FR" w:bidi="fr_FR"/>
+        </w:rPr>
+        <w:t>Ep 4.13</w:t>
+      </w:r>
       <w:r>
         <w:rPr>
           <w:lang w:val="fr_FR" w:bidi="fr_FR"/>
         </w:rPr>
         <w:t xml:space="preserve">, </w:t>
       </w:r>
-      <w:hyperlink r:id="rId31">
-        <w:r>
-          <w:rPr>
-            <w:lang w:val="fr_FR" w:bidi="fr_FR"/>
-          </w:rPr>
-          <w:rPr>
-            <w:color w:val="0000EE"/>
-            <w:u w:val="single"/>
-          </w:rPr>
-          <w:t>15</w:t>
-        </w:r>
-      </w:hyperlink>
+      <w:r>
+        <w:rPr>
+          <w:lang w:val="fr_FR" w:bidi="fr_FR"/>
+        </w:rPr>
+        <w:t>15</w:t>
+      </w:r>
       <w:r>
         <w:rPr>
           <w:lang w:val="fr_FR" w:bidi="fr_FR"/>
@@ -917,18 +803,12 @@
         </w:rPr>
         <w:t xml:space="preserve">: Peut-être que leur vie a été bénie par les souffrances et le témoignage de Paul ; peut-être qu’ils ont souffert avec lui (voir le verset </w:t>
       </w:r>
-      <w:hyperlink r:id="rId32">
-        <w:r>
-          <w:rPr>
-            <w:lang w:val="fr_FR" w:bidi="fr_FR"/>
-          </w:rPr>
-          <w:rPr>
-            <w:color w:val="0000EE"/>
-            <w:u w:val="single"/>
-          </w:rPr>
-          <w:t>1.29</w:t>
-        </w:r>
-      </w:hyperlink>
+      <w:r>
+        <w:rPr>
+          <w:lang w:val="fr_FR" w:bidi="fr_FR"/>
+        </w:rPr>
+        <w:t>1.29</w:t>
+      </w:r>
       <w:r>
         <w:rPr>
           <w:lang w:val="fr_FR" w:bidi="fr_FR"/>
@@ -983,36 +863,24 @@
         </w:rPr>
         <w:t>L’amour est un fruit de l’Esprit du Christ chez les croyants (</w:t>
       </w:r>
-      <w:hyperlink r:id="rId33">
-        <w:r>
-          <w:rPr>
-            <w:lang w:val="fr_FR" w:bidi="fr_FR"/>
-          </w:rPr>
-          <w:rPr>
-            <w:color w:val="0000EE"/>
-            <w:u w:val="single"/>
-          </w:rPr>
-          <w:t xml:space="preserve">Rm 5.5 </w:t>
-        </w:r>
-      </w:hyperlink>
+      <w:r>
+        <w:rPr>
+          <w:lang w:val="fr_FR" w:bidi="fr_FR"/>
+        </w:rPr>
+        <w:t xml:space="preserve">Rm 5.5 </w:t>
+      </w:r>
       <w:r>
         <w:rPr>
           <w:lang w:val="fr_FR" w:bidi="fr_FR"/>
         </w:rPr>
         <w:t xml:space="preserve">; </w:t>
       </w:r>
-      <w:hyperlink r:id="rId22">
-        <w:r>
-          <w:rPr>
-            <w:lang w:val="fr_FR" w:bidi="fr_FR"/>
-          </w:rPr>
-          <w:rPr>
-            <w:color w:val="0000EE"/>
-            <w:u w:val="single"/>
-          </w:rPr>
-          <w:t>Ga 5.22</w:t>
-        </w:r>
-      </w:hyperlink>
+      <w:r>
+        <w:rPr>
+          <w:lang w:val="fr_FR" w:bidi="fr_FR"/>
+        </w:rPr>
+        <w:t>Ga 5.22</w:t>
+      </w:r>
       <w:r>
         <w:rPr>
           <w:lang w:val="fr_FR" w:bidi="fr_FR"/>
@@ -1031,54 +899,36 @@
         </w:rPr>
         <w:t xml:space="preserve">: c’est ainsi que les croyants peuvent comprendre ce qui est vraiment important (voir </w:t>
       </w:r>
-      <w:hyperlink r:id="rId34">
-        <w:r>
-          <w:rPr>
-            <w:lang w:val="fr_FR" w:bidi="fr_FR"/>
-          </w:rPr>
-          <w:rPr>
-            <w:color w:val="0000EE"/>
-            <w:u w:val="single"/>
-          </w:rPr>
-          <w:t>Rm 12.2</w:t>
-        </w:r>
-      </w:hyperlink>
+      <w:r>
+        <w:rPr>
+          <w:lang w:val="fr_FR" w:bidi="fr_FR"/>
+        </w:rPr>
+        <w:t>Rm 12.2</w:t>
+      </w:r>
       <w:r>
         <w:rPr>
           <w:lang w:val="fr_FR" w:bidi="fr_FR"/>
         </w:rPr>
         <w:t xml:space="preserve">) et mener une vie pure et irréprochable jusqu’au jour du retour du Christ (cf. </w:t>
       </w:r>
-      <w:hyperlink r:id="rId35">
-        <w:r>
-          <w:rPr>
-            <w:lang w:val="fr_FR" w:bidi="fr_FR"/>
-          </w:rPr>
-          <w:rPr>
-            <w:color w:val="0000EE"/>
-            <w:u w:val="single"/>
-          </w:rPr>
-          <w:t xml:space="preserve">1Th 3.12–13 </w:t>
-        </w:r>
-      </w:hyperlink>
+      <w:r>
+        <w:rPr>
+          <w:lang w:val="fr_FR" w:bidi="fr_FR"/>
+        </w:rPr>
+        <w:t xml:space="preserve">1Th 3.12–13 </w:t>
+      </w:r>
       <w:r>
         <w:rPr>
           <w:lang w:val="fr_FR" w:bidi="fr_FR"/>
         </w:rPr>
         <w:t xml:space="preserve">; </w:t>
       </w:r>
-      <w:hyperlink r:id="rId36">
-        <w:r>
-          <w:rPr>
-            <w:lang w:val="fr_FR" w:bidi="fr_FR"/>
-          </w:rPr>
-          <w:rPr>
-            <w:color w:val="0000EE"/>
-            <w:u w:val="single"/>
-          </w:rPr>
-          <w:t>5.23</w:t>
-        </w:r>
-      </w:hyperlink>
+      <w:r>
+        <w:rPr>
+          <w:lang w:val="fr_FR" w:bidi="fr_FR"/>
+        </w:rPr>
+        <w:t>5.23</w:t>
+      </w:r>
       <w:r>
         <w:rPr>
           <w:lang w:val="fr_FR" w:bidi="fr_FR"/>
@@ -1133,54 +983,36 @@
         </w:rPr>
         <w:t xml:space="preserve">Le caractère juste ne peut être produit par l’effort humain ; il ne vient que par l’Esprit du Christ agissant dans le cœur des individus. • La gloire et la louange à Dieu constituent le but ultime de la vie du peuple de Dieu (voir </w:t>
       </w:r>
-      <w:hyperlink r:id="rId37">
-        <w:r>
-          <w:rPr>
-            <w:lang w:val="fr_FR" w:bidi="fr_FR"/>
-          </w:rPr>
-          <w:rPr>
-            <w:color w:val="0000EE"/>
-            <w:u w:val="single"/>
-          </w:rPr>
-          <w:t>Ep 1.6</w:t>
-        </w:r>
-      </w:hyperlink>
+      <w:r>
+        <w:rPr>
+          <w:lang w:val="fr_FR" w:bidi="fr_FR"/>
+        </w:rPr>
+        <w:t>Ep 1.6</w:t>
+      </w:r>
       <w:r>
         <w:rPr>
           <w:lang w:val="fr_FR" w:bidi="fr_FR"/>
         </w:rPr>
         <w:t xml:space="preserve">, </w:t>
       </w:r>
-      <w:hyperlink r:id="rId38">
-        <w:r>
-          <w:rPr>
-            <w:lang w:val="fr_FR" w:bidi="fr_FR"/>
-          </w:rPr>
-          <w:rPr>
-            <w:color w:val="0000EE"/>
-            <w:u w:val="single"/>
-          </w:rPr>
-          <w:t>12</w:t>
-        </w:r>
-      </w:hyperlink>
+      <w:r>
+        <w:rPr>
+          <w:lang w:val="fr_FR" w:bidi="fr_FR"/>
+        </w:rPr>
+        <w:t>12</w:t>
+      </w:r>
       <w:r>
         <w:rPr>
           <w:lang w:val="fr_FR" w:bidi="fr_FR"/>
         </w:rPr>
         <w:t xml:space="preserve">, </w:t>
       </w:r>
-      <w:hyperlink r:id="rId39">
-        <w:r>
-          <w:rPr>
-            <w:lang w:val="fr_FR" w:bidi="fr_FR"/>
-          </w:rPr>
-          <w:rPr>
-            <w:color w:val="0000EE"/>
-            <w:u w:val="single"/>
-          </w:rPr>
-          <w:t>14</w:t>
-        </w:r>
-      </w:hyperlink>
+      <w:r>
+        <w:rPr>
+          <w:lang w:val="fr_FR" w:bidi="fr_FR"/>
+        </w:rPr>
+        <w:t>14</w:t>
+      </w:r>
       <w:r>
         <w:rPr>
           <w:lang w:val="fr_FR" w:bidi="fr_FR"/>
@@ -1254,18 +1086,12 @@
         </w:rPr>
         <w:t xml:space="preserve">, un terme générique couramment utilisé pour s’adresser aux membres d’une même famille, hommes et femmes. • La proposition « ce qui m’est arrivé » renvoie ici à l’emprisonnement de Paul. • a contribué à répandre la Bonne Nouvelle : voir les versets </w:t>
       </w:r>
-      <w:hyperlink r:id="rId40">
-        <w:r>
-          <w:rPr>
-            <w:lang w:val="fr_FR" w:bidi="fr_FR"/>
-          </w:rPr>
-          <w:rPr>
-            <w:color w:val="0000EE"/>
-            <w:u w:val="single"/>
-          </w:rPr>
-          <w:t>Ac 28.17–31</w:t>
-        </w:r>
-      </w:hyperlink>
+      <w:r>
+        <w:rPr>
+          <w:lang w:val="fr_FR" w:bidi="fr_FR"/>
+        </w:rPr>
+        <w:t>Ac 28.17–31</w:t>
+      </w:r>
       <w:r>
         <w:rPr>
           <w:lang w:val="fr_FR" w:bidi="fr_FR"/>
@@ -1368,36 +1194,24 @@
         </w:rPr>
         <w:t xml:space="preserve">Toute la garde du palais travaillait dans la résidence officielle de l'empereur ou du gouverneur de province (voir </w:t>
       </w:r>
-      <w:hyperlink r:id="rId41">
-        <w:r>
-          <w:rPr>
-            <w:lang w:val="fr_FR" w:bidi="fr_FR"/>
-          </w:rPr>
-          <w:rPr>
-            <w:color w:val="0000EE"/>
-            <w:u w:val="single"/>
-          </w:rPr>
-          <w:t>4.22</w:t>
-        </w:r>
-      </w:hyperlink>
+      <w:r>
+        <w:rPr>
+          <w:lang w:val="fr_FR" w:bidi="fr_FR"/>
+        </w:rPr>
+        <w:t>4.22</w:t>
+      </w:r>
       <w:r>
         <w:rPr>
           <w:lang w:val="fr_FR" w:bidi="fr_FR"/>
         </w:rPr>
         <w:t xml:space="preserve">). • Paul était en prison à cause du Christ, parce qu'il prêchait la Bonne Nouvelle du Christ (cf. </w:t>
       </w:r>
-      <w:hyperlink r:id="rId42">
-        <w:r>
-          <w:rPr>
-            <w:lang w:val="fr_FR" w:bidi="fr_FR"/>
-          </w:rPr>
-          <w:rPr>
-            <w:color w:val="0000EE"/>
-            <w:u w:val="single"/>
-          </w:rPr>
-          <w:t>Ac 21.26–28.31</w:t>
-        </w:r>
-      </w:hyperlink>
+      <w:r>
+        <w:rPr>
+          <w:lang w:val="fr_FR" w:bidi="fr_FR"/>
+        </w:rPr>
+        <w:t>Ac 21.26–28.31</w:t>
+      </w:r>
       <w:r>
         <w:rPr>
           <w:lang w:val="fr_FR" w:bidi="fr_FR"/>
@@ -1525,54 +1339,36 @@
         </w:rPr>
         <w:t xml:space="preserve">Quelques-uns, il est vrai, prêchent Christ par envie et par esprit de dispute : il s'agissait manifestement de croyants qui critiquaient Paul (cf. </w:t>
       </w:r>
-      <w:hyperlink r:id="rId43">
-        <w:r>
-          <w:rPr>
-            <w:lang w:val="fr_FR" w:bidi="fr_FR"/>
-          </w:rPr>
-          <w:rPr>
-            <w:color w:val="0000EE"/>
-            <w:u w:val="single"/>
-          </w:rPr>
-          <w:t xml:space="preserve">2Co 10–13 </w:t>
-        </w:r>
-      </w:hyperlink>
+      <w:r>
+        <w:rPr>
+          <w:lang w:val="fr_FR" w:bidi="fr_FR"/>
+        </w:rPr>
+        <w:t xml:space="preserve">2Co 10–13 </w:t>
+      </w:r>
       <w:r>
         <w:rPr>
           <w:lang w:val="fr_FR" w:bidi="fr_FR"/>
         </w:rPr>
         <w:t xml:space="preserve">; </w:t>
       </w:r>
-      <w:hyperlink r:id="rId44">
-        <w:r>
-          <w:rPr>
-            <w:lang w:val="fr_FR" w:bidi="fr_FR"/>
-          </w:rPr>
-          <w:rPr>
-            <w:color w:val="0000EE"/>
-            <w:u w:val="single"/>
-          </w:rPr>
-          <w:t xml:space="preserve">Ga 4.12–20 </w:t>
-        </w:r>
-      </w:hyperlink>
+      <w:r>
+        <w:rPr>
+          <w:lang w:val="fr_FR" w:bidi="fr_FR"/>
+        </w:rPr>
+        <w:t xml:space="preserve">Ga 4.12–20 </w:t>
+      </w:r>
       <w:r>
         <w:rPr>
           <w:lang w:val="fr_FR" w:bidi="fr_FR"/>
         </w:rPr>
         <w:t xml:space="preserve">; </w:t>
       </w:r>
-      <w:hyperlink r:id="rId45">
-        <w:r>
-          <w:rPr>
-            <w:lang w:val="fr_FR" w:bidi="fr_FR"/>
-          </w:rPr>
-          <w:rPr>
-            <w:color w:val="0000EE"/>
-            <w:u w:val="single"/>
-          </w:rPr>
-          <w:t>5.7–12</w:t>
-        </w:r>
-      </w:hyperlink>
+      <w:r>
+        <w:rPr>
+          <w:lang w:val="fr_FR" w:bidi="fr_FR"/>
+        </w:rPr>
+        <w:t>5.7–12</w:t>
+      </w:r>
       <w:r>
         <w:rPr>
           <w:lang w:val="fr_FR" w:bidi="fr_FR"/>
@@ -1633,54 +1429,36 @@
         </w:rPr>
         <w:t xml:space="preserve">: Paul s’attendait à être bientôt libéré de prison (voir </w:t>
       </w:r>
-      <w:hyperlink r:id="rId46">
-        <w:r>
-          <w:rPr>
-            <w:lang w:val="fr_FR" w:bidi="fr_FR"/>
-          </w:rPr>
-          <w:rPr>
-            <w:color w:val="0000EE"/>
-            <w:u w:val="single"/>
-          </w:rPr>
-          <w:t xml:space="preserve">1.25–26 </w:t>
-        </w:r>
-      </w:hyperlink>
+      <w:r>
+        <w:rPr>
+          <w:lang w:val="fr_FR" w:bidi="fr_FR"/>
+        </w:rPr>
+        <w:t xml:space="preserve">1.25–26 </w:t>
+      </w:r>
       <w:r>
         <w:rPr>
           <w:lang w:val="fr_FR" w:bidi="fr_FR"/>
         </w:rPr>
         <w:t xml:space="preserve">; </w:t>
       </w:r>
-      <w:hyperlink r:id="rId47">
-        <w:r>
-          <w:rPr>
-            <w:lang w:val="fr_FR" w:bidi="fr_FR"/>
-          </w:rPr>
-          <w:rPr>
-            <w:color w:val="0000EE"/>
-            <w:u w:val="single"/>
-          </w:rPr>
-          <w:t xml:space="preserve">2.24 </w:t>
-        </w:r>
-      </w:hyperlink>
+      <w:r>
+        <w:rPr>
+          <w:lang w:val="fr_FR" w:bidi="fr_FR"/>
+        </w:rPr>
+        <w:t xml:space="preserve">2.24 </w:t>
+      </w:r>
       <w:r>
         <w:rPr>
           <w:lang w:val="fr_FR" w:bidi="fr_FR"/>
         </w:rPr>
         <w:t xml:space="preserve">; cela contraste avec le verset </w:t>
       </w:r>
-      <w:hyperlink r:id="rId48">
-        <w:r>
-          <w:rPr>
-            <w:lang w:val="fr_FR" w:bidi="fr_FR"/>
-          </w:rPr>
-          <w:rPr>
-            <w:color w:val="0000EE"/>
-            <w:u w:val="single"/>
-          </w:rPr>
-          <w:t>2 Tm 4.6</w:t>
-        </w:r>
-      </w:hyperlink>
+      <w:r>
+        <w:rPr>
+          <w:lang w:val="fr_FR" w:bidi="fr_FR"/>
+        </w:rPr>
+        <w:t>2 Tm 4.6</w:t>
+      </w:r>
       <w:r>
         <w:rPr>
           <w:lang w:val="fr_FR" w:bidi="fr_FR"/>
@@ -1735,72 +1513,48 @@
         </w:rPr>
         <w:t xml:space="preserve">et la mort m’est un gain : pour les croyants, la mort ne suscite aucune crainte, car elle les conduit directement auprès du Christ (voir </w:t>
       </w:r>
-      <w:hyperlink r:id="rId49">
-        <w:r>
-          <w:rPr>
-            <w:lang w:val="fr_FR" w:bidi="fr_FR"/>
-          </w:rPr>
-          <w:rPr>
-            <w:color w:val="0000EE"/>
-            <w:u w:val="single"/>
-          </w:rPr>
-          <w:t xml:space="preserve">1.23 </w:t>
-        </w:r>
-      </w:hyperlink>
+      <w:r>
+        <w:rPr>
+          <w:lang w:val="fr_FR" w:bidi="fr_FR"/>
+        </w:rPr>
+        <w:t xml:space="preserve">1.23 </w:t>
+      </w:r>
       <w:r>
         <w:rPr>
           <w:lang w:val="fr_FR" w:bidi="fr_FR"/>
         </w:rPr>
         <w:t xml:space="preserve">; cf. </w:t>
       </w:r>
-      <w:hyperlink r:id="rId50">
-        <w:r>
-          <w:rPr>
-            <w:lang w:val="fr_FR" w:bidi="fr_FR"/>
-          </w:rPr>
-          <w:rPr>
-            <w:color w:val="0000EE"/>
-            <w:u w:val="single"/>
-          </w:rPr>
-          <w:t xml:space="preserve">Jn 5.24 </w:t>
-        </w:r>
-      </w:hyperlink>
+      <w:r>
+        <w:rPr>
+          <w:lang w:val="fr_FR" w:bidi="fr_FR"/>
+        </w:rPr>
+        <w:t xml:space="preserve">Jn 5.24 </w:t>
+      </w:r>
       <w:r>
         <w:rPr>
           <w:lang w:val="fr_FR" w:bidi="fr_FR"/>
         </w:rPr>
         <w:t xml:space="preserve">; </w:t>
       </w:r>
-      <w:hyperlink r:id="rId51">
-        <w:r>
-          <w:rPr>
-            <w:lang w:val="fr_FR" w:bidi="fr_FR"/>
-          </w:rPr>
-          <w:rPr>
-            <w:color w:val="0000EE"/>
-            <w:u w:val="single"/>
-          </w:rPr>
-          <w:t xml:space="preserve">11.25–26 </w:t>
-        </w:r>
-      </w:hyperlink>
+      <w:r>
+        <w:rPr>
+          <w:lang w:val="fr_FR" w:bidi="fr_FR"/>
+        </w:rPr>
+        <w:t xml:space="preserve">11.25–26 </w:t>
+      </w:r>
       <w:r>
         <w:rPr>
           <w:lang w:val="fr_FR" w:bidi="fr_FR"/>
         </w:rPr>
         <w:t xml:space="preserve">; </w:t>
       </w:r>
-      <w:hyperlink r:id="rId52">
-        <w:r>
-          <w:rPr>
-            <w:lang w:val="fr_FR" w:bidi="fr_FR"/>
-          </w:rPr>
-          <w:rPr>
-            <w:color w:val="0000EE"/>
-            <w:u w:val="single"/>
-          </w:rPr>
-          <w:t>Rm 8.38–39</w:t>
-        </w:r>
-      </w:hyperlink>
+      <w:r>
+        <w:rPr>
+          <w:lang w:val="fr_FR" w:bidi="fr_FR"/>
+        </w:rPr>
+        <w:t>Rm 8.38–39</w:t>
+      </w:r>
       <w:r>
         <w:rPr>
           <w:lang w:val="fr_FR" w:bidi="fr_FR"/>
@@ -1861,90 +1615,60 @@
         </w:rPr>
         <w:t xml:space="preserve">: la mort conduit immédiatement les croyants dans la présence du Seigneur (cf. </w:t>
       </w:r>
-      <w:hyperlink r:id="rId53">
-        <w:r>
-          <w:rPr>
-            <w:lang w:val="fr_FR" w:bidi="fr_FR"/>
-          </w:rPr>
-          <w:rPr>
-            <w:color w:val="0000EE"/>
-            <w:u w:val="single"/>
-          </w:rPr>
-          <w:t xml:space="preserve">3.20–21 </w:t>
-        </w:r>
-      </w:hyperlink>
+      <w:r>
+        <w:rPr>
+          <w:lang w:val="fr_FR" w:bidi="fr_FR"/>
+        </w:rPr>
+        <w:t xml:space="preserve">3.20–21 </w:t>
+      </w:r>
       <w:r>
         <w:rPr>
           <w:lang w:val="fr_FR" w:bidi="fr_FR"/>
         </w:rPr>
         <w:t xml:space="preserve">; </w:t>
       </w:r>
-      <w:hyperlink r:id="rId54">
-        <w:r>
-          <w:rPr>
-            <w:lang w:val="fr_FR" w:bidi="fr_FR"/>
-          </w:rPr>
-          <w:rPr>
-            <w:color w:val="0000EE"/>
-            <w:u w:val="single"/>
-          </w:rPr>
-          <w:t>1Co 15.20–23</w:t>
-        </w:r>
-      </w:hyperlink>
+      <w:r>
+        <w:rPr>
+          <w:lang w:val="fr_FR" w:bidi="fr_FR"/>
+        </w:rPr>
+        <w:t>1Co 15.20–23</w:t>
+      </w:r>
       <w:r>
         <w:rPr>
           <w:lang w:val="fr_FR" w:bidi="fr_FR"/>
         </w:rPr>
         <w:t xml:space="preserve">, </w:t>
       </w:r>
-      <w:hyperlink r:id="rId55">
-        <w:r>
-          <w:rPr>
-            <w:lang w:val="fr_FR" w:bidi="fr_FR"/>
-          </w:rPr>
-          <w:rPr>
-            <w:color w:val="0000EE"/>
-            <w:u w:val="single"/>
-          </w:rPr>
-          <w:t xml:space="preserve">51–52 </w:t>
-        </w:r>
-      </w:hyperlink>
+      <w:r>
+        <w:rPr>
+          <w:lang w:val="fr_FR" w:bidi="fr_FR"/>
+        </w:rPr>
+        <w:t xml:space="preserve">51–52 </w:t>
+      </w:r>
       <w:r>
         <w:rPr>
           <w:lang w:val="fr_FR" w:bidi="fr_FR"/>
         </w:rPr>
         <w:t xml:space="preserve">; </w:t>
       </w:r>
-      <w:hyperlink r:id="rId56">
-        <w:r>
-          <w:rPr>
-            <w:lang w:val="fr_FR" w:bidi="fr_FR"/>
-          </w:rPr>
-          <w:rPr>
-            <w:color w:val="0000EE"/>
-            <w:u w:val="single"/>
-          </w:rPr>
-          <w:t xml:space="preserve">2Co 5.1–8 </w:t>
-        </w:r>
-      </w:hyperlink>
+      <w:r>
+        <w:rPr>
+          <w:lang w:val="fr_FR" w:bidi="fr_FR"/>
+        </w:rPr>
+        <w:t xml:space="preserve">2Co 5.1–8 </w:t>
+      </w:r>
       <w:r>
         <w:rPr>
           <w:lang w:val="fr_FR" w:bidi="fr_FR"/>
         </w:rPr>
         <w:t xml:space="preserve">; </w:t>
       </w:r>
-      <w:hyperlink r:id="rId57">
-        <w:r>
-          <w:rPr>
-            <w:lang w:val="fr_FR" w:bidi="fr_FR"/>
-          </w:rPr>
-          <w:rPr>
-            <w:color w:val="0000EE"/>
-            <w:u w:val="single"/>
-          </w:rPr>
-          <w:t>1Th 4.13–17</w:t>
-        </w:r>
-      </w:hyperlink>
+      <w:r>
+        <w:rPr>
+          <w:lang w:val="fr_FR" w:bidi="fr_FR"/>
+        </w:rPr>
+        <w:t>1Th 4.13–17</w:t>
+      </w:r>
       <w:r>
         <w:rPr>
           <w:lang w:val="fr_FR" w:bidi="fr_FR"/>
@@ -2011,90 +1735,60 @@
         </w:rPr>
         <w:t xml:space="preserve">: les croyants sont encouragés à trouver la joie même au milieu de la souffrance (voir </w:t>
       </w:r>
-      <w:hyperlink r:id="rId58">
-        <w:r>
-          <w:rPr>
-            <w:lang w:val="fr_FR" w:bidi="fr_FR"/>
-          </w:rPr>
-          <w:rPr>
-            <w:color w:val="0000EE"/>
-            <w:u w:val="single"/>
-          </w:rPr>
-          <w:t xml:space="preserve">4.4 </w:t>
-        </w:r>
-      </w:hyperlink>
+      <w:r>
+        <w:rPr>
+          <w:lang w:val="fr_FR" w:bidi="fr_FR"/>
+        </w:rPr>
+        <w:t xml:space="preserve">4.4 </w:t>
+      </w:r>
       <w:r>
         <w:rPr>
           <w:lang w:val="fr_FR" w:bidi="fr_FR"/>
         </w:rPr>
         <w:t xml:space="preserve">; </w:t>
       </w:r>
-      <w:hyperlink r:id="rId59">
-        <w:r>
-          <w:rPr>
-            <w:lang w:val="fr_FR" w:bidi="fr_FR"/>
-          </w:rPr>
-          <w:rPr>
-            <w:color w:val="0000EE"/>
-            <w:u w:val="single"/>
-          </w:rPr>
-          <w:t>Jn 15.11</w:t>
-        </w:r>
-      </w:hyperlink>
+      <w:r>
+        <w:rPr>
+          <w:lang w:val="fr_FR" w:bidi="fr_FR"/>
+        </w:rPr>
+        <w:t>Jn 15.11</w:t>
+      </w:r>
       <w:r>
         <w:rPr>
           <w:lang w:val="fr_FR" w:bidi="fr_FR"/>
         </w:rPr>
         <w:t xml:space="preserve">, </w:t>
       </w:r>
-      <w:hyperlink r:id="rId60">
-        <w:r>
-          <w:rPr>
-            <w:lang w:val="fr_FR" w:bidi="fr_FR"/>
-          </w:rPr>
-          <w:rPr>
-            <w:color w:val="0000EE"/>
-            <w:u w:val="single"/>
-          </w:rPr>
-          <w:t xml:space="preserve">2 </w:t>
-        </w:r>
-      </w:hyperlink>
+      <w:r>
+        <w:rPr>
+          <w:lang w:val="fr_FR" w:bidi="fr_FR"/>
+        </w:rPr>
+        <w:t xml:space="preserve">2 </w:t>
+      </w:r>
       <w:r>
         <w:rPr>
           <w:lang w:val="fr_FR" w:bidi="fr_FR"/>
         </w:rPr>
         <w:t xml:space="preserve">; </w:t>
       </w:r>
-      <w:hyperlink r:id="rId61">
-        <w:r>
-          <w:rPr>
-            <w:lang w:val="fr_FR" w:bidi="fr_FR"/>
-          </w:rPr>
-          <w:rPr>
-            <w:color w:val="0000EE"/>
-            <w:u w:val="single"/>
-          </w:rPr>
-          <w:t xml:space="preserve">16.20–24 </w:t>
-        </w:r>
-      </w:hyperlink>
+      <w:r>
+        <w:rPr>
+          <w:lang w:val="fr_FR" w:bidi="fr_FR"/>
+        </w:rPr>
+        <w:t xml:space="preserve">16.20–24 </w:t>
+      </w:r>
       <w:r>
         <w:rPr>
           <w:lang w:val="fr_FR" w:bidi="fr_FR"/>
         </w:rPr>
         <w:t xml:space="preserve">; </w:t>
       </w:r>
-      <w:hyperlink r:id="rId62">
-        <w:r>
-          <w:rPr>
-            <w:lang w:val="fr_FR" w:bidi="fr_FR"/>
-          </w:rPr>
-          <w:rPr>
-            <w:color w:val="0000EE"/>
-            <w:u w:val="single"/>
-          </w:rPr>
-          <w:t>1Th 5.16</w:t>
-        </w:r>
-      </w:hyperlink>
+      <w:r>
+        <w:rPr>
+          <w:lang w:val="fr_FR" w:bidi="fr_FR"/>
+        </w:rPr>
+        <w:t>1Th 5.16</w:t>
+      </w:r>
       <w:r>
         <w:rPr>
           <w:lang w:val="fr_FR" w:bidi="fr_FR"/>
@@ -2149,36 +1843,24 @@
         </w:rPr>
         <w:t xml:space="preserve">En tant qu'étrangers dans ce monde, les croyants philippiens doivent vivre comme des citoyens du ciel (cf. </w:t>
       </w:r>
-      <w:hyperlink r:id="rId63">
-        <w:r>
-          <w:rPr>
-            <w:lang w:val="fr_FR" w:bidi="fr_FR"/>
-          </w:rPr>
-          <w:rPr>
-            <w:color w:val="0000EE"/>
-            <w:u w:val="single"/>
-          </w:rPr>
-          <w:t xml:space="preserve">3.20 </w:t>
-        </w:r>
-      </w:hyperlink>
+      <w:r>
+        <w:rPr>
+          <w:lang w:val="fr_FR" w:bidi="fr_FR"/>
+        </w:rPr>
+        <w:t xml:space="preserve">3.20 </w:t>
+      </w:r>
       <w:r>
         <w:rPr>
           <w:lang w:val="fr_FR" w:bidi="fr_FR"/>
         </w:rPr>
         <w:t xml:space="preserve">; </w:t>
       </w:r>
-      <w:hyperlink r:id="rId64">
-        <w:r>
-          <w:rPr>
-            <w:lang w:val="fr_FR" w:bidi="fr_FR"/>
-          </w:rPr>
-          <w:rPr>
-            <w:color w:val="0000EE"/>
-            <w:u w:val="single"/>
-          </w:rPr>
-          <w:t>1P 2.9–11</w:t>
-        </w:r>
-      </w:hyperlink>
+      <w:r>
+        <w:rPr>
+          <w:lang w:val="fr_FR" w:bidi="fr_FR"/>
+        </w:rPr>
+        <w:t>1P 2.9–11</w:t>
+      </w:r>
       <w:r>
         <w:rPr>
           <w:lang w:val="fr_FR" w:bidi="fr_FR"/>
@@ -2233,54 +1915,36 @@
         </w:rPr>
         <w:t xml:space="preserve">Paul encourage les chrétiens de Philippes à vivre d'une manière digne de la Bonne Nouvelle (cf. </w:t>
       </w:r>
-      <w:hyperlink r:id="rId65">
-        <w:r>
-          <w:rPr>
-            <w:lang w:val="fr_FR" w:bidi="fr_FR"/>
-          </w:rPr>
-          <w:rPr>
-            <w:color w:val="0000EE"/>
-            <w:u w:val="single"/>
-          </w:rPr>
-          <w:t xml:space="preserve">Ep 4.1 </w:t>
-        </w:r>
-      </w:hyperlink>
+      <w:r>
+        <w:rPr>
+          <w:lang w:val="fr_FR" w:bidi="fr_FR"/>
+        </w:rPr>
+        <w:t xml:space="preserve">Ep 4.1 </w:t>
+      </w:r>
       <w:r>
         <w:rPr>
           <w:lang w:val="fr_FR" w:bidi="fr_FR"/>
         </w:rPr>
         <w:t xml:space="preserve">; </w:t>
       </w:r>
-      <w:hyperlink r:id="rId66">
-        <w:r>
-          <w:rPr>
-            <w:lang w:val="fr_FR" w:bidi="fr_FR"/>
-          </w:rPr>
-          <w:rPr>
-            <w:color w:val="0000EE"/>
-            <w:u w:val="single"/>
-          </w:rPr>
-          <w:t xml:space="preserve">Col 1.10 </w:t>
-        </w:r>
-      </w:hyperlink>
+      <w:r>
+        <w:rPr>
+          <w:lang w:val="fr_FR" w:bidi="fr_FR"/>
+        </w:rPr>
+        <w:t xml:space="preserve">Col 1.10 </w:t>
+      </w:r>
       <w:r>
         <w:rPr>
           <w:lang w:val="fr_FR" w:bidi="fr_FR"/>
         </w:rPr>
         <w:t xml:space="preserve">; </w:t>
       </w:r>
-      <w:hyperlink r:id="rId67">
-        <w:r>
-          <w:rPr>
-            <w:lang w:val="fr_FR" w:bidi="fr_FR"/>
-          </w:rPr>
-          <w:rPr>
-            <w:color w:val="0000EE"/>
-            <w:u w:val="single"/>
-          </w:rPr>
-          <w:t>1Th 2.12</w:t>
-        </w:r>
-      </w:hyperlink>
+      <w:r>
+        <w:rPr>
+          <w:lang w:val="fr_FR" w:bidi="fr_FR"/>
+        </w:rPr>
+        <w:t>1Th 2.12</w:t>
+      </w:r>
       <w:r>
         <w:rPr>
           <w:lang w:val="fr_FR" w:bidi="fr_FR"/>
@@ -2361,18 +2025,12 @@
         </w:rPr>
         <w:t xml:space="preserve"> Selon cette interprétation, les persécuteurs demeureraient incapables de voir la vérité (cf. </w:t>
       </w:r>
-      <w:hyperlink r:id="rId68">
-        <w:r>
-          <w:rPr>
-            <w:lang w:val="fr_FR" w:bidi="fr_FR"/>
-          </w:rPr>
-          <w:rPr>
-            <w:color w:val="0000EE"/>
-            <w:u w:val="single"/>
-          </w:rPr>
-          <w:t>2Co 2.15–16</w:t>
-        </w:r>
-      </w:hyperlink>
+      <w:r>
+        <w:rPr>
+          <w:lang w:val="fr_FR" w:bidi="fr_FR"/>
+        </w:rPr>
+        <w:t>2Co 2.15–16</w:t>
+      </w:r>
       <w:r>
         <w:rPr>
           <w:lang w:val="fr_FR" w:bidi="fr_FR"/>
@@ -2481,36 +2139,24 @@
         </w:rPr>
         <w:t xml:space="preserve">: Paul et les Philippiens étaient tous les deux confrontés à une forte opposition ; Paul était en prison et les Philippiens étaient persécutés. • que vous m’avez vu soutenir : voir </w:t>
       </w:r>
-      <w:hyperlink r:id="rId19">
-        <w:r>
-          <w:rPr>
-            <w:lang w:val="fr_FR" w:bidi="fr_FR"/>
-          </w:rPr>
-          <w:rPr>
-            <w:color w:val="0000EE"/>
-            <w:u w:val="single"/>
-          </w:rPr>
-          <w:t xml:space="preserve">Ac 16.11–40 </w:t>
-        </w:r>
-      </w:hyperlink>
+      <w:r>
+        <w:rPr>
+          <w:lang w:val="fr_FR" w:bidi="fr_FR"/>
+        </w:rPr>
+        <w:t xml:space="preserve">Ac 16.11–40 </w:t>
+      </w:r>
       <w:r>
         <w:rPr>
           <w:lang w:val="fr_FR" w:bidi="fr_FR"/>
         </w:rPr>
         <w:t xml:space="preserve">; cf. </w:t>
       </w:r>
-      <w:hyperlink r:id="rId69">
-        <w:r>
-          <w:rPr>
-            <w:lang w:val="fr_FR" w:bidi="fr_FR"/>
-          </w:rPr>
-          <w:rPr>
-            <w:color w:val="0000EE"/>
-            <w:u w:val="single"/>
-          </w:rPr>
-          <w:t>1Th 2.2</w:t>
-        </w:r>
-      </w:hyperlink>
+      <w:r>
+        <w:rPr>
+          <w:lang w:val="fr_FR" w:bidi="fr_FR"/>
+        </w:rPr>
+        <w:t>1Th 2.2</w:t>
+      </w:r>
       <w:r>
         <w:rPr>
           <w:lang w:val="fr_FR" w:bidi="fr_FR"/>
@@ -2667,54 +2313,36 @@
         </w:rPr>
         <w:t xml:space="preserve">: l'égocentrisme est antinomique d'une véritable attention aux autres (cf. </w:t>
       </w:r>
-      <w:hyperlink r:id="rId13">
-        <w:r>
-          <w:rPr>
-            <w:lang w:val="fr_FR" w:bidi="fr_FR"/>
-          </w:rPr>
-          <w:rPr>
-            <w:color w:val="0000EE"/>
-            <w:u w:val="single"/>
-          </w:rPr>
-          <w:t xml:space="preserve">2.20–21 </w:t>
-        </w:r>
-      </w:hyperlink>
+      <w:r>
+        <w:rPr>
+          <w:lang w:val="fr_FR" w:bidi="fr_FR"/>
+        </w:rPr>
+        <w:t xml:space="preserve">2.20–21 </w:t>
+      </w:r>
       <w:r>
         <w:rPr>
           <w:lang w:val="fr_FR" w:bidi="fr_FR"/>
         </w:rPr>
         <w:t xml:space="preserve">; </w:t>
       </w:r>
-      <w:hyperlink r:id="rId70">
-        <w:r>
-          <w:rPr>
-            <w:lang w:val="fr_FR" w:bidi="fr_FR"/>
-          </w:rPr>
-          <w:rPr>
-            <w:color w:val="0000EE"/>
-            <w:u w:val="single"/>
-          </w:rPr>
-          <w:t xml:space="preserve">1Co 10.24 </w:t>
-        </w:r>
-      </w:hyperlink>
+      <w:r>
+        <w:rPr>
+          <w:lang w:val="fr_FR" w:bidi="fr_FR"/>
+        </w:rPr>
+        <w:t xml:space="preserve">1Co 10.24 </w:t>
+      </w:r>
       <w:r>
         <w:rPr>
           <w:lang w:val="fr_FR" w:bidi="fr_FR"/>
         </w:rPr>
         <w:t xml:space="preserve">; </w:t>
       </w:r>
-      <w:hyperlink r:id="rId71">
-        <w:r>
-          <w:rPr>
-            <w:lang w:val="fr_FR" w:bidi="fr_FR"/>
-          </w:rPr>
-          <w:rPr>
-            <w:color w:val="0000EE"/>
-            <w:u w:val="single"/>
-          </w:rPr>
-          <w:t>Ga 5.26</w:t>
-        </w:r>
-      </w:hyperlink>
+      <w:r>
+        <w:rPr>
+          <w:lang w:val="fr_FR" w:bidi="fr_FR"/>
+        </w:rPr>
+        <w:t>Ga 5.26</w:t>
+      </w:r>
       <w:r>
         <w:rPr>
           <w:lang w:val="fr_FR" w:bidi="fr_FR"/>
@@ -2775,54 +2403,36 @@
         </w:rPr>
         <w:t xml:space="preserve">: voir </w:t>
       </w:r>
-      <w:hyperlink r:id="rId72">
-        <w:r>
-          <w:rPr>
-            <w:lang w:val="fr_FR" w:bidi="fr_FR"/>
-          </w:rPr>
-          <w:rPr>
-            <w:color w:val="0000EE"/>
-            <w:u w:val="single"/>
-          </w:rPr>
-          <w:t xml:space="preserve">Jn 1.1–3 </w:t>
-        </w:r>
-      </w:hyperlink>
+      <w:r>
+        <w:rPr>
+          <w:lang w:val="fr_FR" w:bidi="fr_FR"/>
+        </w:rPr>
+        <w:t xml:space="preserve">Jn 1.1–3 </w:t>
+      </w:r>
       <w:r>
         <w:rPr>
           <w:lang w:val="fr_FR" w:bidi="fr_FR"/>
         </w:rPr>
         <w:t xml:space="preserve">; </w:t>
       </w:r>
-      <w:hyperlink r:id="rId73">
-        <w:r>
-          <w:rPr>
-            <w:lang w:val="fr_FR" w:bidi="fr_FR"/>
-          </w:rPr>
-          <w:rPr>
-            <w:color w:val="0000EE"/>
-            <w:u w:val="single"/>
-          </w:rPr>
-          <w:t xml:space="preserve">17.5 </w:t>
-        </w:r>
-      </w:hyperlink>
+      <w:r>
+        <w:rPr>
+          <w:lang w:val="fr_FR" w:bidi="fr_FR"/>
+        </w:rPr>
+        <w:t xml:space="preserve">17.5 </w:t>
+      </w:r>
       <w:r>
         <w:rPr>
           <w:lang w:val="fr_FR" w:bidi="fr_FR"/>
         </w:rPr>
         <w:t xml:space="preserve">; </w:t>
       </w:r>
-      <w:hyperlink r:id="rId74">
-        <w:r>
-          <w:rPr>
-            <w:lang w:val="fr_FR" w:bidi="fr_FR"/>
-          </w:rPr>
-          <w:rPr>
-            <w:color w:val="0000EE"/>
-            <w:u w:val="single"/>
-          </w:rPr>
-          <w:t>Col 1.15</w:t>
-        </w:r>
-      </w:hyperlink>
+      <w:r>
+        <w:rPr>
+          <w:lang w:val="fr_FR" w:bidi="fr_FR"/>
+        </w:rPr>
+        <w:t>Col 1.15</w:t>
+      </w:r>
       <w:r>
         <w:rPr>
           <w:lang w:val="fr_FR" w:bidi="fr_FR"/>
@@ -2938,36 +2548,24 @@
         </w:rPr>
         <w:t xml:space="preserve">) : la suite du verset </w:t>
       </w:r>
-      <w:hyperlink r:id="rId75">
-        <w:r>
-          <w:rPr>
-            <w:lang w:val="fr_FR" w:bidi="fr_FR"/>
-          </w:rPr>
-          <w:rPr>
-            <w:color w:val="0000EE"/>
-            <w:u w:val="single"/>
-          </w:rPr>
-          <w:t>2.7–8</w:t>
-        </w:r>
-      </w:hyperlink>
+      <w:r>
+        <w:rPr>
+          <w:lang w:val="fr_FR" w:bidi="fr_FR"/>
+        </w:rPr>
+        <w:t>2.7–8</w:t>
+      </w:r>
       <w:r>
         <w:rPr>
           <w:lang w:val="fr_FR" w:bidi="fr_FR"/>
         </w:rPr>
         <w:t xml:space="preserve"> explique cette expression ultime de renoncement divin (cf. </w:t>
       </w:r>
-      <w:hyperlink r:id="rId76">
-        <w:r>
-          <w:rPr>
-            <w:lang w:val="fr_FR" w:bidi="fr_FR"/>
-          </w:rPr>
-          <w:rPr>
-            <w:color w:val="0000EE"/>
-            <w:u w:val="single"/>
-          </w:rPr>
-          <w:t>2Co 8.9</w:t>
-        </w:r>
-      </w:hyperlink>
+      <w:r>
+        <w:rPr>
+          <w:lang w:val="fr_FR" w:bidi="fr_FR"/>
+        </w:rPr>
+        <w:t>2Co 8.9</w:t>
+      </w:r>
       <w:r>
         <w:rPr>
           <w:lang w:val="fr_FR" w:bidi="fr_FR"/>
@@ -2987,54 +2585,36 @@
         </w:rPr>
         <w:t xml:space="preserve">) : Paul a peut-être pensé à </w:t>
       </w:r>
-      <w:hyperlink r:id="rId77">
-        <w:r>
-          <w:rPr>
-            <w:lang w:val="fr_FR" w:bidi="fr_FR"/>
-          </w:rPr>
-          <w:rPr>
-            <w:color w:val="0000EE"/>
-            <w:u w:val="single"/>
-          </w:rPr>
-          <w:t>Es 52.13–53.12</w:t>
-        </w:r>
-      </w:hyperlink>
+      <w:r>
+        <w:rPr>
+          <w:lang w:val="fr_FR" w:bidi="fr_FR"/>
+        </w:rPr>
+        <w:t>Es 52.13–53.12</w:t>
+      </w:r>
       <w:r>
         <w:rPr>
           <w:lang w:val="fr_FR" w:bidi="fr_FR"/>
         </w:rPr>
         <w:t xml:space="preserve">. • et est né sous la forme humaine : voir </w:t>
       </w:r>
-      <w:hyperlink r:id="rId78">
-        <w:r>
-          <w:rPr>
-            <w:lang w:val="fr_FR" w:bidi="fr_FR"/>
-          </w:rPr>
-          <w:rPr>
-            <w:color w:val="0000EE"/>
-            <w:u w:val="single"/>
-          </w:rPr>
-          <w:t xml:space="preserve">Jn 1.14 </w:t>
-        </w:r>
-      </w:hyperlink>
+      <w:r>
+        <w:rPr>
+          <w:lang w:val="fr_FR" w:bidi="fr_FR"/>
+        </w:rPr>
+        <w:t xml:space="preserve">Jn 1.14 </w:t>
+      </w:r>
       <w:r>
         <w:rPr>
           <w:lang w:val="fr_FR" w:bidi="fr_FR"/>
         </w:rPr>
         <w:t xml:space="preserve">; </w:t>
       </w:r>
-      <w:hyperlink r:id="rId79">
-        <w:r>
-          <w:rPr>
-            <w:lang w:val="fr_FR" w:bidi="fr_FR"/>
-          </w:rPr>
-          <w:rPr>
-            <w:color w:val="0000EE"/>
-            <w:u w:val="single"/>
-          </w:rPr>
-          <w:t>1Tm 3.16</w:t>
-        </w:r>
-      </w:hyperlink>
+      <w:r>
+        <w:rPr>
+          <w:lang w:val="fr_FR" w:bidi="fr_FR"/>
+        </w:rPr>
+        <w:t>1Tm 3.16</w:t>
+      </w:r>
       <w:r>
         <w:rPr>
           <w:lang w:val="fr_FR" w:bidi="fr_FR"/>
@@ -3089,180 +2669,120 @@
         </w:rPr>
         <w:t xml:space="preserve">en obéissance à Dieu : la volonté de Dieu était que Jésus meure pour les péchés de l'humanité (voir </w:t>
       </w:r>
-      <w:hyperlink r:id="rId80">
-        <w:r>
-          <w:rPr>
-            <w:lang w:val="fr_FR" w:bidi="fr_FR"/>
-          </w:rPr>
-          <w:rPr>
-            <w:color w:val="0000EE"/>
-            <w:u w:val="single"/>
-          </w:rPr>
-          <w:t xml:space="preserve">Es 53.7 </w:t>
-        </w:r>
-      </w:hyperlink>
+      <w:r>
+        <w:rPr>
+          <w:lang w:val="fr_FR" w:bidi="fr_FR"/>
+        </w:rPr>
+        <w:t xml:space="preserve">Es 53.7 </w:t>
+      </w:r>
       <w:r>
         <w:rPr>
           <w:lang w:val="fr_FR" w:bidi="fr_FR"/>
         </w:rPr>
         <w:t xml:space="preserve">; </w:t>
       </w:r>
-      <w:hyperlink r:id="rId81">
-        <w:r>
-          <w:rPr>
-            <w:lang w:val="fr_FR" w:bidi="fr_FR"/>
-          </w:rPr>
-          <w:rPr>
-            <w:color w:val="0000EE"/>
-            <w:u w:val="single"/>
-          </w:rPr>
-          <w:t xml:space="preserve">Mt 26.39 </w:t>
-        </w:r>
-      </w:hyperlink>
+      <w:r>
+        <w:rPr>
+          <w:lang w:val="fr_FR" w:bidi="fr_FR"/>
+        </w:rPr>
+        <w:t xml:space="preserve">Mt 26.39 </w:t>
+      </w:r>
       <w:r>
         <w:rPr>
           <w:lang w:val="fr_FR" w:bidi="fr_FR"/>
         </w:rPr>
         <w:t xml:space="preserve">; </w:t>
       </w:r>
-      <w:hyperlink r:id="rId82">
-        <w:r>
-          <w:rPr>
-            <w:lang w:val="fr_FR" w:bidi="fr_FR"/>
-          </w:rPr>
-          <w:rPr>
-            <w:color w:val="0000EE"/>
-            <w:u w:val="single"/>
-          </w:rPr>
-          <w:t xml:space="preserve">Jn 3.16 </w:t>
-        </w:r>
-      </w:hyperlink>
+      <w:r>
+        <w:rPr>
+          <w:lang w:val="fr_FR" w:bidi="fr_FR"/>
+        </w:rPr>
+        <w:t xml:space="preserve">Jn 3.16 </w:t>
+      </w:r>
       <w:r>
         <w:rPr>
           <w:lang w:val="fr_FR" w:bidi="fr_FR"/>
         </w:rPr>
         <w:t xml:space="preserve">; </w:t>
       </w:r>
-      <w:hyperlink r:id="rId83">
-        <w:r>
-          <w:rPr>
-            <w:lang w:val="fr_FR" w:bidi="fr_FR"/>
-          </w:rPr>
-          <w:rPr>
-            <w:color w:val="0000EE"/>
-            <w:u w:val="single"/>
-          </w:rPr>
-          <w:t xml:space="preserve">10.17–18 </w:t>
-        </w:r>
-      </w:hyperlink>
+      <w:r>
+        <w:rPr>
+          <w:lang w:val="fr_FR" w:bidi="fr_FR"/>
+        </w:rPr>
+        <w:t xml:space="preserve">10.17–18 </w:t>
+      </w:r>
       <w:r>
         <w:rPr>
           <w:lang w:val="fr_FR" w:bidi="fr_FR"/>
         </w:rPr>
         <w:t xml:space="preserve">; </w:t>
       </w:r>
-      <w:hyperlink r:id="rId84">
-        <w:r>
-          <w:rPr>
-            <w:lang w:val="fr_FR" w:bidi="fr_FR"/>
-          </w:rPr>
-          <w:rPr>
-            <w:color w:val="0000EE"/>
-            <w:u w:val="single"/>
-          </w:rPr>
-          <w:t>Rm 5.8</w:t>
-        </w:r>
-      </w:hyperlink>
+      <w:r>
+        <w:rPr>
+          <w:lang w:val="fr_FR" w:bidi="fr_FR"/>
+        </w:rPr>
+        <w:t>Rm 5.8</w:t>
+      </w:r>
       <w:r>
         <w:rPr>
           <w:lang w:val="fr_FR" w:bidi="fr_FR"/>
         </w:rPr>
         <w:t xml:space="preserve">, </w:t>
       </w:r>
-      <w:hyperlink r:id="rId85">
-        <w:r>
-          <w:rPr>
-            <w:lang w:val="fr_FR" w:bidi="fr_FR"/>
-          </w:rPr>
-          <w:rPr>
-            <w:color w:val="0000EE"/>
-            <w:u w:val="single"/>
-          </w:rPr>
-          <w:t xml:space="preserve">19 </w:t>
-        </w:r>
-      </w:hyperlink>
+      <w:r>
+        <w:rPr>
+          <w:lang w:val="fr_FR" w:bidi="fr_FR"/>
+        </w:rPr>
+        <w:t xml:space="preserve">19 </w:t>
+      </w:r>
       <w:r>
         <w:rPr>
           <w:lang w:val="fr_FR" w:bidi="fr_FR"/>
         </w:rPr>
         <w:t xml:space="preserve">; </w:t>
       </w:r>
-      <w:hyperlink r:id="rId86">
-        <w:r>
-          <w:rPr>
-            <w:lang w:val="fr_FR" w:bidi="fr_FR"/>
-          </w:rPr>
-          <w:rPr>
-            <w:color w:val="0000EE"/>
-            <w:u w:val="single"/>
-          </w:rPr>
-          <w:t xml:space="preserve">8.3 </w:t>
-        </w:r>
-      </w:hyperlink>
+      <w:r>
+        <w:rPr>
+          <w:lang w:val="fr_FR" w:bidi="fr_FR"/>
+        </w:rPr>
+        <w:t xml:space="preserve">8.3 </w:t>
+      </w:r>
       <w:r>
         <w:rPr>
           <w:lang w:val="fr_FR" w:bidi="fr_FR"/>
         </w:rPr>
         <w:t xml:space="preserve">; </w:t>
       </w:r>
-      <w:hyperlink r:id="rId87">
-        <w:r>
-          <w:rPr>
-            <w:lang w:val="fr_FR" w:bidi="fr_FR"/>
-          </w:rPr>
-          <w:rPr>
-            <w:color w:val="0000EE"/>
-            <w:u w:val="single"/>
-          </w:rPr>
-          <w:t xml:space="preserve">Hé 5.8 </w:t>
-        </w:r>
-      </w:hyperlink>
+      <w:r>
+        <w:rPr>
+          <w:lang w:val="fr_FR" w:bidi="fr_FR"/>
+        </w:rPr>
+        <w:t xml:space="preserve">Hé 5.8 </w:t>
+      </w:r>
       <w:r>
         <w:rPr>
           <w:lang w:val="fr_FR" w:bidi="fr_FR"/>
         </w:rPr>
         <w:t xml:space="preserve">; </w:t>
       </w:r>
-      <w:hyperlink r:id="rId88">
-        <w:r>
-          <w:rPr>
-            <w:lang w:val="fr_FR" w:bidi="fr_FR"/>
-          </w:rPr>
-          <w:rPr>
-            <w:color w:val="0000EE"/>
-            <w:u w:val="single"/>
-          </w:rPr>
-          <w:t>1Jn 4.9–10</w:t>
-        </w:r>
-      </w:hyperlink>
+      <w:r>
+        <w:rPr>
+          <w:lang w:val="fr_FR" w:bidi="fr_FR"/>
+        </w:rPr>
+        <w:t>1Jn 4.9–10</w:t>
+      </w:r>
       <w:r>
         <w:rPr>
           <w:lang w:val="fr_FR" w:bidi="fr_FR"/>
         </w:rPr>
         <w:t xml:space="preserve">, </w:t>
       </w:r>
-      <w:hyperlink r:id="rId89">
-        <w:r>
-          <w:rPr>
-            <w:lang w:val="fr_FR" w:bidi="fr_FR"/>
-          </w:rPr>
-          <w:rPr>
-            <w:color w:val="0000EE"/>
-            <w:u w:val="single"/>
-          </w:rPr>
-          <w:t>14</w:t>
-        </w:r>
-      </w:hyperlink>
+      <w:r>
+        <w:rPr>
+          <w:lang w:val="fr_FR" w:bidi="fr_FR"/>
+        </w:rPr>
+        <w:t>14</w:t>
+      </w:r>
       <w:r>
         <w:rPr>
           <w:lang w:val="fr_FR" w:bidi="fr_FR"/>
@@ -3330,162 +2850,108 @@
         </w:rPr>
         <w:t xml:space="preserve"> voir </w:t>
       </w:r>
-      <w:hyperlink r:id="rId90">
-        <w:r>
-          <w:rPr>
-            <w:lang w:val="fr_FR" w:bidi="fr_FR"/>
-          </w:rPr>
-          <w:rPr>
-            <w:color w:val="0000EE"/>
-            <w:u w:val="single"/>
-          </w:rPr>
-          <w:t xml:space="preserve">Ac 1.9–10 </w:t>
-        </w:r>
-      </w:hyperlink>
+      <w:r>
+        <w:rPr>
+          <w:lang w:val="fr_FR" w:bidi="fr_FR"/>
+        </w:rPr>
+        <w:t xml:space="preserve">Ac 1.9–10 </w:t>
+      </w:r>
       <w:r>
         <w:rPr>
           <w:lang w:val="fr_FR" w:bidi="fr_FR"/>
         </w:rPr>
         <w:t xml:space="preserve">; cf. </w:t>
       </w:r>
-      <w:hyperlink r:id="rId91">
-        <w:r>
-          <w:rPr>
-            <w:lang w:val="fr_FR" w:bidi="fr_FR"/>
-          </w:rPr>
-          <w:rPr>
-            <w:color w:val="0000EE"/>
-            <w:u w:val="single"/>
-          </w:rPr>
-          <w:t xml:space="preserve">Ac 2.32–33 </w:t>
-        </w:r>
-      </w:hyperlink>
+      <w:r>
+        <w:rPr>
+          <w:lang w:val="fr_FR" w:bidi="fr_FR"/>
+        </w:rPr>
+        <w:t xml:space="preserve">Ac 2.32–33 </w:t>
+      </w:r>
       <w:r>
         <w:rPr>
           <w:lang w:val="fr_FR" w:bidi="fr_FR"/>
         </w:rPr>
         <w:t xml:space="preserve">; </w:t>
       </w:r>
-      <w:hyperlink r:id="rId92">
-        <w:r>
-          <w:rPr>
-            <w:lang w:val="fr_FR" w:bidi="fr_FR"/>
-          </w:rPr>
-          <w:rPr>
-            <w:color w:val="0000EE"/>
-            <w:u w:val="single"/>
-          </w:rPr>
-          <w:t>7.55–56</w:t>
-        </w:r>
-      </w:hyperlink>
+      <w:r>
+        <w:rPr>
+          <w:lang w:val="fr_FR" w:bidi="fr_FR"/>
+        </w:rPr>
+        <w:t>7.55–56</w:t>
+      </w:r>
       <w:r>
         <w:rPr>
           <w:lang w:val="fr_FR" w:bidi="fr_FR"/>
         </w:rPr>
         <w:t>. • Le nom qui est au-dessus de tout nom : Jésus a une autorité et un pouvoir suprêmes (</w:t>
       </w:r>
-      <w:hyperlink r:id="rId93">
-        <w:r>
-          <w:rPr>
-            <w:lang w:val="fr_FR" w:bidi="fr_FR"/>
-          </w:rPr>
-          <w:rPr>
-            <w:color w:val="0000EE"/>
-            <w:u w:val="single"/>
-          </w:rPr>
-          <w:t xml:space="preserve">Ph 2.10–11 </w:t>
-        </w:r>
-      </w:hyperlink>
+      <w:r>
+        <w:rPr>
+          <w:lang w:val="fr_FR" w:bidi="fr_FR"/>
+        </w:rPr>
+        <w:t xml:space="preserve">Ph 2.10–11 </w:t>
+      </w:r>
       <w:r>
         <w:rPr>
           <w:lang w:val="fr_FR" w:bidi="fr_FR"/>
         </w:rPr>
         <w:t xml:space="preserve">; cf. </w:t>
       </w:r>
-      <w:hyperlink r:id="rId94">
-        <w:r>
-          <w:rPr>
-            <w:lang w:val="fr_FR" w:bidi="fr_FR"/>
-          </w:rPr>
-          <w:rPr>
-            <w:color w:val="0000EE"/>
-            <w:u w:val="single"/>
-          </w:rPr>
-          <w:t xml:space="preserve">Mt 28.18 </w:t>
-        </w:r>
-      </w:hyperlink>
+      <w:r>
+        <w:rPr>
+          <w:lang w:val="fr_FR" w:bidi="fr_FR"/>
+        </w:rPr>
+        <w:t xml:space="preserve">Mt 28.18 </w:t>
+      </w:r>
       <w:r>
         <w:rPr>
           <w:lang w:val="fr_FR" w:bidi="fr_FR"/>
         </w:rPr>
         <w:t xml:space="preserve">; </w:t>
       </w:r>
-      <w:hyperlink r:id="rId73">
-        <w:r>
-          <w:rPr>
-            <w:lang w:val="fr_FR" w:bidi="fr_FR"/>
-          </w:rPr>
-          <w:rPr>
-            <w:color w:val="0000EE"/>
-            <w:u w:val="single"/>
-          </w:rPr>
-          <w:t xml:space="preserve">Jn 17.5 </w:t>
-        </w:r>
-      </w:hyperlink>
+      <w:r>
+        <w:rPr>
+          <w:lang w:val="fr_FR" w:bidi="fr_FR"/>
+        </w:rPr>
+        <w:t xml:space="preserve">Jn 17.5 </w:t>
+      </w:r>
       <w:r>
         <w:rPr>
           <w:lang w:val="fr_FR" w:bidi="fr_FR"/>
         </w:rPr>
         <w:t xml:space="preserve">; </w:t>
       </w:r>
-      <w:hyperlink r:id="rId95">
-        <w:r>
-          <w:rPr>
-            <w:lang w:val="fr_FR" w:bidi="fr_FR"/>
-          </w:rPr>
-          <w:rPr>
-            <w:color w:val="0000EE"/>
-            <w:u w:val="single"/>
-          </w:rPr>
-          <w:t xml:space="preserve">Ac 2.33–36 </w:t>
-        </w:r>
-      </w:hyperlink>
+      <w:r>
+        <w:rPr>
+          <w:lang w:val="fr_FR" w:bidi="fr_FR"/>
+        </w:rPr>
+        <w:t xml:space="preserve">Ac 2.33–36 </w:t>
+      </w:r>
       <w:r>
         <w:rPr>
           <w:lang w:val="fr_FR" w:bidi="fr_FR"/>
         </w:rPr>
         <w:t xml:space="preserve">; </w:t>
       </w:r>
-      <w:hyperlink r:id="rId96">
-        <w:r>
-          <w:rPr>
-            <w:lang w:val="fr_FR" w:bidi="fr_FR"/>
-          </w:rPr>
-          <w:rPr>
-            <w:color w:val="0000EE"/>
-            <w:u w:val="single"/>
-          </w:rPr>
-          <w:t xml:space="preserve">Hé 2.9 </w:t>
-        </w:r>
-      </w:hyperlink>
+      <w:r>
+        <w:rPr>
+          <w:lang w:val="fr_FR" w:bidi="fr_FR"/>
+        </w:rPr>
+        <w:t xml:space="preserve">Hé 2.9 </w:t>
+      </w:r>
       <w:r>
         <w:rPr>
           <w:lang w:val="fr_FR" w:bidi="fr_FR"/>
         </w:rPr>
         <w:t xml:space="preserve">; </w:t>
       </w:r>
-      <w:hyperlink r:id="rId97">
-        <w:r>
-          <w:rPr>
-            <w:lang w:val="fr_FR" w:bidi="fr_FR"/>
-          </w:rPr>
-          <w:rPr>
-            <w:color w:val="0000EE"/>
-            <w:u w:val="single"/>
-          </w:rPr>
-          <w:t>12.2</w:t>
-        </w:r>
-      </w:hyperlink>
+      <w:r>
+        <w:rPr>
+          <w:lang w:val="fr_FR" w:bidi="fr_FR"/>
+        </w:rPr>
+        <w:t>12.2</w:t>
+      </w:r>
       <w:r>
         <w:rPr>
           <w:lang w:val="fr_FR" w:bidi="fr_FR"/>
@@ -3540,108 +3006,72 @@
         </w:rPr>
         <w:t xml:space="preserve">La création tout entière, y compris les puissances spirituelles et les anges, les humains sur terre et ceux qui sont morts, reconnaîtra un jour l'autorité de Jésus-Christ comme Seigneur (voir </w:t>
       </w:r>
-      <w:hyperlink r:id="rId98">
-        <w:r>
-          <w:rPr>
-            <w:lang w:val="fr_FR" w:bidi="fr_FR"/>
-          </w:rPr>
-          <w:rPr>
-            <w:color w:val="0000EE"/>
-            <w:u w:val="single"/>
-          </w:rPr>
-          <w:t>Ep 1.9–10</w:t>
-        </w:r>
-      </w:hyperlink>
+      <w:r>
+        <w:rPr>
+          <w:lang w:val="fr_FR" w:bidi="fr_FR"/>
+        </w:rPr>
+        <w:t>Ep 1.9–10</w:t>
+      </w:r>
       <w:r>
         <w:rPr>
           <w:lang w:val="fr_FR" w:bidi="fr_FR"/>
         </w:rPr>
         <w:t xml:space="preserve">, </w:t>
       </w:r>
-      <w:hyperlink r:id="rId99">
-        <w:r>
-          <w:rPr>
-            <w:lang w:val="fr_FR" w:bidi="fr_FR"/>
-          </w:rPr>
-          <w:rPr>
-            <w:color w:val="0000EE"/>
-            <w:u w:val="single"/>
-          </w:rPr>
-          <w:t xml:space="preserve">21 </w:t>
-        </w:r>
-      </w:hyperlink>
+      <w:r>
+        <w:rPr>
+          <w:lang w:val="fr_FR" w:bidi="fr_FR"/>
+        </w:rPr>
+        <w:t xml:space="preserve">21 </w:t>
+      </w:r>
       <w:r>
         <w:rPr>
           <w:lang w:val="fr_FR" w:bidi="fr_FR"/>
         </w:rPr>
         <w:t xml:space="preserve">; </w:t>
       </w:r>
-      <w:hyperlink r:id="rId100">
-        <w:r>
-          <w:rPr>
-            <w:lang w:val="fr_FR" w:bidi="fr_FR"/>
-          </w:rPr>
-          <w:rPr>
-            <w:color w:val="0000EE"/>
-            <w:u w:val="single"/>
-          </w:rPr>
-          <w:t xml:space="preserve">Col 1.20–25 </w:t>
-        </w:r>
-      </w:hyperlink>
+      <w:r>
+        <w:rPr>
+          <w:lang w:val="fr_FR" w:bidi="fr_FR"/>
+        </w:rPr>
+        <w:t xml:space="preserve">Col 1.20–25 </w:t>
+      </w:r>
       <w:r>
         <w:rPr>
           <w:lang w:val="fr_FR" w:bidi="fr_FR"/>
         </w:rPr>
         <w:t xml:space="preserve">; </w:t>
       </w:r>
-      <w:hyperlink r:id="rId101">
-        <w:r>
-          <w:rPr>
-            <w:lang w:val="fr_FR" w:bidi="fr_FR"/>
-          </w:rPr>
-          <w:rPr>
-            <w:color w:val="0000EE"/>
-            <w:u w:val="single"/>
-          </w:rPr>
-          <w:t>1P 3.22</w:t>
-        </w:r>
-      </w:hyperlink>
+      <w:r>
+        <w:rPr>
+          <w:lang w:val="fr_FR" w:bidi="fr_FR"/>
+        </w:rPr>
+        <w:t>1P 3.22</w:t>
+      </w:r>
       <w:r>
         <w:rPr>
           <w:lang w:val="fr_FR" w:bidi="fr_FR"/>
         </w:rPr>
         <w:t xml:space="preserve">). • Et que toute langue confesse (voir aussi </w:t>
       </w:r>
-      <w:hyperlink r:id="rId102">
-        <w:r>
-          <w:rPr>
-            <w:lang w:val="fr_FR" w:bidi="fr_FR"/>
-          </w:rPr>
-          <w:rPr>
-            <w:color w:val="0000EE"/>
-            <w:u w:val="single"/>
-          </w:rPr>
-          <w:t xml:space="preserve">Es 45.23 </w:t>
-        </w:r>
-      </w:hyperlink>
+      <w:r>
+        <w:rPr>
+          <w:lang w:val="fr_FR" w:bidi="fr_FR"/>
+        </w:rPr>
+        <w:t xml:space="preserve">Es 45.23 </w:t>
+      </w:r>
       <w:r>
         <w:rPr>
           <w:lang w:val="fr_FR" w:bidi="fr_FR"/>
         </w:rPr>
         <w:t xml:space="preserve">; </w:t>
       </w:r>
-      <w:hyperlink r:id="rId103">
-        <w:r>
-          <w:rPr>
-            <w:lang w:val="fr_FR" w:bidi="fr_FR"/>
-          </w:rPr>
-          <w:rPr>
-            <w:color w:val="0000EE"/>
-            <w:u w:val="single"/>
-          </w:rPr>
-          <w:t>Rm 14.11</w:t>
-        </w:r>
-      </w:hyperlink>
+      <w:r>
+        <w:rPr>
+          <w:lang w:val="fr_FR" w:bidi="fr_FR"/>
+        </w:rPr>
+        <w:t>Rm 14.11</w:t>
+      </w:r>
       <w:r>
         <w:rPr>
           <w:lang w:val="fr_FR" w:bidi="fr_FR"/>
@@ -3722,54 +3152,36 @@
         </w:rPr>
         <w:t xml:space="preserve">Obéir à Dieu (voir </w:t>
       </w:r>
-      <w:hyperlink r:id="rId104">
-        <w:r>
-          <w:rPr>
-            <w:lang w:val="fr_FR" w:bidi="fr_FR"/>
-          </w:rPr>
-          <w:rPr>
-            <w:color w:val="0000EE"/>
-            <w:u w:val="single"/>
-          </w:rPr>
-          <w:t xml:space="preserve">Jn 3.36 </w:t>
-        </w:r>
-      </w:hyperlink>
+      <w:r>
+        <w:rPr>
+          <w:lang w:val="fr_FR" w:bidi="fr_FR"/>
+        </w:rPr>
+        <w:t xml:space="preserve">Jn 3.36 </w:t>
+      </w:r>
       <w:r>
         <w:rPr>
           <w:lang w:val="fr_FR" w:bidi="fr_FR"/>
         </w:rPr>
         <w:t xml:space="preserve">; </w:t>
       </w:r>
-      <w:hyperlink r:id="rId105">
-        <w:r>
-          <w:rPr>
-            <w:lang w:val="fr_FR" w:bidi="fr_FR"/>
-          </w:rPr>
-          <w:rPr>
-            <w:color w:val="0000EE"/>
-            <w:u w:val="single"/>
-          </w:rPr>
-          <w:t>Rm 1.5</w:t>
-        </w:r>
-      </w:hyperlink>
+      <w:r>
+        <w:rPr>
+          <w:lang w:val="fr_FR" w:bidi="fr_FR"/>
+        </w:rPr>
+        <w:t>Rm 1.5</w:t>
+      </w:r>
       <w:r>
         <w:rPr>
           <w:lang w:val="fr_FR" w:bidi="fr_FR"/>
         </w:rPr>
         <w:t xml:space="preserve">) : les croyants doivent tenir compte du jugement de Dieu comme tout le monde (cf. </w:t>
       </w:r>
-      <w:hyperlink r:id="rId106">
-        <w:r>
-          <w:rPr>
-            <w:lang w:val="fr_FR" w:bidi="fr_FR"/>
-          </w:rPr>
-          <w:rPr>
-            <w:color w:val="0000EE"/>
-            <w:u w:val="single"/>
-          </w:rPr>
-          <w:t>1Co 3.10–13</w:t>
-        </w:r>
-      </w:hyperlink>
+      <w:r>
+        <w:rPr>
+          <w:lang w:val="fr_FR" w:bidi="fr_FR"/>
+        </w:rPr>
+        <w:t>1Co 3.10–13</w:t>
+      </w:r>
       <w:r>
         <w:rPr>
           <w:lang w:val="fr_FR" w:bidi="fr_FR"/>
@@ -3872,90 +3284,60 @@
         </w:rPr>
         <w:t xml:space="preserve">Car c'est Dieu produit en vous : Dieu donne du pouvoir et de l'énergie à la vie des croyants (voir </w:t>
       </w:r>
-      <w:hyperlink r:id="rId107">
-        <w:r>
-          <w:rPr>
-            <w:lang w:val="fr_FR" w:bidi="fr_FR"/>
-          </w:rPr>
-          <w:rPr>
-            <w:color w:val="0000EE"/>
-            <w:u w:val="single"/>
-          </w:rPr>
-          <w:t xml:space="preserve">Jn 15.5 </w:t>
-        </w:r>
-      </w:hyperlink>
+      <w:r>
+        <w:rPr>
+          <w:lang w:val="fr_FR" w:bidi="fr_FR"/>
+        </w:rPr>
+        <w:t xml:space="preserve">Jn 15.5 </w:t>
+      </w:r>
       <w:r>
         <w:rPr>
           <w:lang w:val="fr_FR" w:bidi="fr_FR"/>
         </w:rPr>
         <w:t xml:space="preserve">; </w:t>
       </w:r>
-      <w:hyperlink r:id="rId108">
-        <w:r>
-          <w:rPr>
-            <w:lang w:val="fr_FR" w:bidi="fr_FR"/>
-          </w:rPr>
-          <w:rPr>
-            <w:color w:val="0000EE"/>
-            <w:u w:val="single"/>
-          </w:rPr>
-          <w:t xml:space="preserve">1Co 12.6 </w:t>
-        </w:r>
-      </w:hyperlink>
+      <w:r>
+        <w:rPr>
+          <w:lang w:val="fr_FR" w:bidi="fr_FR"/>
+        </w:rPr>
+        <w:t xml:space="preserve">1Co 12.6 </w:t>
+      </w:r>
       <w:r>
         <w:rPr>
           <w:lang w:val="fr_FR" w:bidi="fr_FR"/>
         </w:rPr>
         <w:t xml:space="preserve">; </w:t>
       </w:r>
-      <w:hyperlink r:id="rId109">
-        <w:r>
-          <w:rPr>
-            <w:lang w:val="fr_FR" w:bidi="fr_FR"/>
-          </w:rPr>
-          <w:rPr>
-            <w:color w:val="0000EE"/>
-            <w:u w:val="single"/>
-          </w:rPr>
-          <w:t xml:space="preserve">15.10 </w:t>
-        </w:r>
-      </w:hyperlink>
+      <w:r>
+        <w:rPr>
+          <w:lang w:val="fr_FR" w:bidi="fr_FR"/>
+        </w:rPr>
+        <w:t xml:space="preserve">15.10 </w:t>
+      </w:r>
       <w:r>
         <w:rPr>
           <w:lang w:val="fr_FR" w:bidi="fr_FR"/>
         </w:rPr>
         <w:t xml:space="preserve">; </w:t>
       </w:r>
-      <w:hyperlink r:id="rId110">
-        <w:r>
-          <w:rPr>
-            <w:lang w:val="fr_FR" w:bidi="fr_FR"/>
-          </w:rPr>
-          <w:rPr>
-            <w:color w:val="0000EE"/>
-            <w:u w:val="single"/>
-          </w:rPr>
-          <w:t xml:space="preserve">2Co 3.5 </w:t>
-        </w:r>
-      </w:hyperlink>
+      <w:r>
+        <w:rPr>
+          <w:lang w:val="fr_FR" w:bidi="fr_FR"/>
+        </w:rPr>
+        <w:t xml:space="preserve">2Co 3.5 </w:t>
+      </w:r>
       <w:r>
         <w:rPr>
           <w:lang w:val="fr_FR" w:bidi="fr_FR"/>
         </w:rPr>
         <w:t xml:space="preserve">; </w:t>
       </w:r>
-      <w:hyperlink r:id="rId111">
-        <w:r>
-          <w:rPr>
-            <w:lang w:val="fr_FR" w:bidi="fr_FR"/>
-          </w:rPr>
-          <w:rPr>
-            <w:color w:val="0000EE"/>
-            <w:u w:val="single"/>
-          </w:rPr>
-          <w:t>1Th 2.13</w:t>
-        </w:r>
-      </w:hyperlink>
+      <w:r>
+        <w:rPr>
+          <w:lang w:val="fr_FR" w:bidi="fr_FR"/>
+        </w:rPr>
+        <w:t>1Th 2.13</w:t>
+      </w:r>
       <w:r>
         <w:rPr>
           <w:lang w:val="fr_FR" w:bidi="fr_FR"/>
@@ -4010,72 +3392,48 @@
         </w:rPr>
         <w:t xml:space="preserve">Les plaintes et les disputes sont le fruit de l'égocentrisme (voir </w:t>
       </w:r>
-      <w:hyperlink r:id="rId112">
-        <w:r>
-          <w:rPr>
-            <w:lang w:val="fr_FR" w:bidi="fr_FR"/>
-          </w:rPr>
-          <w:rPr>
-            <w:color w:val="0000EE"/>
-            <w:u w:val="single"/>
-          </w:rPr>
-          <w:t xml:space="preserve">1Co 10.10 </w:t>
-        </w:r>
-      </w:hyperlink>
+      <w:r>
+        <w:rPr>
+          <w:lang w:val="fr_FR" w:bidi="fr_FR"/>
+        </w:rPr>
+        <w:t xml:space="preserve">1Co 10.10 </w:t>
+      </w:r>
       <w:r>
         <w:rPr>
           <w:lang w:val="fr_FR" w:bidi="fr_FR"/>
         </w:rPr>
         <w:t xml:space="preserve">; </w:t>
       </w:r>
-      <w:hyperlink r:id="rId113">
-        <w:r>
-          <w:rPr>
-            <w:lang w:val="fr_FR" w:bidi="fr_FR"/>
-          </w:rPr>
-          <w:rPr>
-            <w:color w:val="0000EE"/>
-            <w:u w:val="single"/>
-          </w:rPr>
-          <w:t xml:space="preserve">1P 4.9 </w:t>
-        </w:r>
-      </w:hyperlink>
+      <w:r>
+        <w:rPr>
+          <w:lang w:val="fr_FR" w:bidi="fr_FR"/>
+        </w:rPr>
+        <w:t xml:space="preserve">1P 4.9 </w:t>
+      </w:r>
       <w:r>
         <w:rPr>
           <w:lang w:val="fr_FR" w:bidi="fr_FR"/>
         </w:rPr>
         <w:t xml:space="preserve">; </w:t>
       </w:r>
-      <w:hyperlink r:id="rId114">
-        <w:r>
-          <w:rPr>
-            <w:lang w:val="fr_FR" w:bidi="fr_FR"/>
-          </w:rPr>
-          <w:rPr>
-            <w:color w:val="0000EE"/>
-            <w:u w:val="single"/>
-          </w:rPr>
-          <w:t>Jd 1.16</w:t>
-        </w:r>
-      </w:hyperlink>
+      <w:r>
+        <w:rPr>
+          <w:lang w:val="fr_FR" w:bidi="fr_FR"/>
+        </w:rPr>
+        <w:t>Jd 1.16</w:t>
+      </w:r>
       <w:r>
         <w:rPr>
           <w:lang w:val="fr_FR" w:bidi="fr_FR"/>
         </w:rPr>
         <w:t>), alors que les croyants sont appelés à faire preuve d'un amour sacrificiel (</w:t>
       </w:r>
-      <w:hyperlink r:id="rId115">
-        <w:r>
-          <w:rPr>
-            <w:lang w:val="fr_FR" w:bidi="fr_FR"/>
-          </w:rPr>
-          <w:rPr>
-            <w:color w:val="0000EE"/>
-            <w:u w:val="single"/>
-          </w:rPr>
-          <w:t>Ph 2.4</w:t>
-        </w:r>
-      </w:hyperlink>
+      <w:r>
+        <w:rPr>
+          <w:lang w:val="fr_FR" w:bidi="fr_FR"/>
+        </w:rPr>
+        <w:t>Ph 2.4</w:t>
+      </w:r>
       <w:r>
         <w:rPr>
           <w:lang w:val="fr_FR" w:bidi="fr_FR"/>
@@ -4136,18 +3494,12 @@
         </w:rPr>
         <w:t xml:space="preserve">: les croyants doivent inciter les gens à venir à Dieu à travers leur manière de vivre (voir </w:t>
       </w:r>
-      <w:hyperlink r:id="rId116">
-        <w:r>
-          <w:rPr>
-            <w:lang w:val="fr_FR" w:bidi="fr_FR"/>
-          </w:rPr>
-          <w:rPr>
-            <w:color w:val="0000EE"/>
-            <w:u w:val="single"/>
-          </w:rPr>
-          <w:t>Mt 5.13–16</w:t>
-        </w:r>
-      </w:hyperlink>
+      <w:r>
+        <w:rPr>
+          <w:lang w:val="fr_FR" w:bidi="fr_FR"/>
+        </w:rPr>
+        <w:t>Mt 5.13–16</w:t>
+      </w:r>
       <w:r>
         <w:rPr>
           <w:lang w:val="fr_FR" w:bidi="fr_FR"/>
@@ -4166,54 +3518,36 @@
         </w:rPr>
         <w:t xml:space="preserve">: voir </w:t>
       </w:r>
-      <w:hyperlink r:id="rId117">
-        <w:r>
-          <w:rPr>
-            <w:lang w:val="fr_FR" w:bidi="fr_FR"/>
-          </w:rPr>
-          <w:rPr>
-            <w:color w:val="0000EE"/>
-            <w:u w:val="single"/>
-          </w:rPr>
-          <w:t xml:space="preserve">Dt 32.5 </w:t>
-        </w:r>
-      </w:hyperlink>
+      <w:r>
+        <w:rPr>
+          <w:lang w:val="fr_FR" w:bidi="fr_FR"/>
+        </w:rPr>
+        <w:t xml:space="preserve">Dt 32.5 </w:t>
+      </w:r>
       <w:r>
         <w:rPr>
           <w:lang w:val="fr_FR" w:bidi="fr_FR"/>
         </w:rPr>
         <w:t xml:space="preserve">; </w:t>
       </w:r>
-      <w:hyperlink r:id="rId118">
-        <w:r>
-          <w:rPr>
-            <w:lang w:val="fr_FR" w:bidi="fr_FR"/>
-          </w:rPr>
-          <w:rPr>
-            <w:color w:val="0000EE"/>
-            <w:u w:val="single"/>
-          </w:rPr>
-          <w:t xml:space="preserve">Rm 1.18–32 </w:t>
-        </w:r>
-      </w:hyperlink>
+      <w:r>
+        <w:rPr>
+          <w:lang w:val="fr_FR" w:bidi="fr_FR"/>
+        </w:rPr>
+        <w:t xml:space="preserve">Rm 1.18–32 </w:t>
+      </w:r>
       <w:r>
         <w:rPr>
           <w:lang w:val="fr_FR" w:bidi="fr_FR"/>
         </w:rPr>
         <w:t xml:space="preserve">; </w:t>
       </w:r>
-      <w:hyperlink r:id="rId119">
-        <w:r>
-          <w:rPr>
-            <w:lang w:val="fr_FR" w:bidi="fr_FR"/>
-          </w:rPr>
-          <w:rPr>
-            <w:color w:val="0000EE"/>
-            <w:u w:val="single"/>
-          </w:rPr>
-          <w:t>3.10–23</w:t>
-        </w:r>
-      </w:hyperlink>
+      <w:r>
+        <w:rPr>
+          <w:lang w:val="fr_FR" w:bidi="fr_FR"/>
+        </w:rPr>
+        <w:t>3.10–23</w:t>
+      </w:r>
       <w:r>
         <w:rPr>
           <w:lang w:val="fr_FR" w:bidi="fr_FR"/>
@@ -4268,144 +3602,96 @@
         </w:rPr>
         <w:t>S'accrocher fermement à la parole de vie : Les croyants doivent maintenir leur foi dans la Bonne Nouvelle vivifiante du Christ. Dieu est fidèle, mais eux aussi doivent rester fidèles (</w:t>
       </w:r>
-      <w:hyperlink r:id="rId120">
-        <w:r>
-          <w:rPr>
-            <w:lang w:val="fr_FR" w:bidi="fr_FR"/>
-          </w:rPr>
-          <w:rPr>
-            <w:color w:val="0000EE"/>
-            <w:u w:val="single"/>
-          </w:rPr>
-          <w:t>1.6</w:t>
-        </w:r>
-      </w:hyperlink>
+      <w:r>
+        <w:rPr>
+          <w:lang w:val="fr_FR" w:bidi="fr_FR"/>
+        </w:rPr>
+        <w:t>1.6</w:t>
+      </w:r>
       <w:r>
         <w:rPr>
           <w:lang w:val="fr_FR" w:bidi="fr_FR"/>
         </w:rPr>
         <w:t xml:space="preserve"> ; </w:t>
       </w:r>
-      <w:hyperlink r:id="rId121">
-        <w:r>
-          <w:rPr>
-            <w:lang w:val="fr_FR" w:bidi="fr_FR"/>
-          </w:rPr>
-          <w:rPr>
-            <w:color w:val="0000EE"/>
-            <w:u w:val="single"/>
-          </w:rPr>
-          <w:t>2.12–13</w:t>
-        </w:r>
-      </w:hyperlink>
+      <w:r>
+        <w:rPr>
+          <w:lang w:val="fr_FR" w:bidi="fr_FR"/>
+        </w:rPr>
+        <w:t>2.12–13</w:t>
+      </w:r>
       <w:r>
         <w:rPr>
           <w:lang w:val="fr_FR" w:bidi="fr_FR"/>
         </w:rPr>
         <w:t xml:space="preserve">). •Faire la course : Paul utilise régulièrement le jargon sportif pour illustrer la vie chrétienne (voir </w:t>
       </w:r>
-      <w:hyperlink r:id="rId122">
-        <w:r>
-          <w:rPr>
-            <w:lang w:val="fr_FR" w:bidi="fr_FR"/>
-          </w:rPr>
-          <w:rPr>
-            <w:color w:val="0000EE"/>
-            <w:u w:val="single"/>
-          </w:rPr>
-          <w:t xml:space="preserve">3.12–14 </w:t>
-        </w:r>
-      </w:hyperlink>
+      <w:r>
+        <w:rPr>
+          <w:lang w:val="fr_FR" w:bidi="fr_FR"/>
+        </w:rPr>
+        <w:t xml:space="preserve">3.12–14 </w:t>
+      </w:r>
       <w:r>
         <w:rPr>
           <w:lang w:val="fr_FR" w:bidi="fr_FR"/>
         </w:rPr>
         <w:t xml:space="preserve">; </w:t>
       </w:r>
-      <w:hyperlink r:id="rId123">
-        <w:r>
-          <w:rPr>
-            <w:lang w:val="fr_FR" w:bidi="fr_FR"/>
-          </w:rPr>
-          <w:rPr>
-            <w:color w:val="0000EE"/>
-            <w:u w:val="single"/>
-          </w:rPr>
-          <w:t>1Co 9.24</w:t>
-        </w:r>
-      </w:hyperlink>
+      <w:r>
+        <w:rPr>
+          <w:lang w:val="fr_FR" w:bidi="fr_FR"/>
+        </w:rPr>
+        <w:t>1Co 9.24</w:t>
+      </w:r>
       <w:r>
         <w:rPr>
           <w:lang w:val="fr_FR" w:bidi="fr_FR"/>
         </w:rPr>
         <w:t xml:space="preserve">, </w:t>
       </w:r>
-      <w:hyperlink r:id="rId124">
-        <w:r>
-          <w:rPr>
-            <w:lang w:val="fr_FR" w:bidi="fr_FR"/>
-          </w:rPr>
-          <w:rPr>
-            <w:color w:val="0000EE"/>
-            <w:u w:val="single"/>
-          </w:rPr>
-          <w:t xml:space="preserve">26 </w:t>
-        </w:r>
-      </w:hyperlink>
+      <w:r>
+        <w:rPr>
+          <w:lang w:val="fr_FR" w:bidi="fr_FR"/>
+        </w:rPr>
+        <w:t xml:space="preserve">26 </w:t>
+      </w:r>
       <w:r>
         <w:rPr>
           <w:lang w:val="fr_FR" w:bidi="fr_FR"/>
         </w:rPr>
         <w:t xml:space="preserve">; </w:t>
       </w:r>
-      <w:hyperlink r:id="rId125">
-        <w:r>
-          <w:rPr>
-            <w:lang w:val="fr_FR" w:bidi="fr_FR"/>
-          </w:rPr>
-          <w:rPr>
-            <w:color w:val="0000EE"/>
-            <w:u w:val="single"/>
-          </w:rPr>
-          <w:t xml:space="preserve">Ga 2.2 </w:t>
-        </w:r>
-      </w:hyperlink>
+      <w:r>
+        <w:rPr>
+          <w:lang w:val="fr_FR" w:bidi="fr_FR"/>
+        </w:rPr>
+        <w:t xml:space="preserve">Ga 2.2 </w:t>
+      </w:r>
       <w:r>
         <w:rPr>
           <w:lang w:val="fr_FR" w:bidi="fr_FR"/>
         </w:rPr>
         <w:t xml:space="preserve">; </w:t>
       </w:r>
-      <w:hyperlink r:id="rId126">
-        <w:r>
-          <w:rPr>
-            <w:lang w:val="fr_FR" w:bidi="fr_FR"/>
-          </w:rPr>
-          <w:rPr>
-            <w:color w:val="0000EE"/>
-            <w:u w:val="single"/>
-          </w:rPr>
-          <w:t xml:space="preserve">5.7 </w:t>
-        </w:r>
-      </w:hyperlink>
+      <w:r>
+        <w:rPr>
+          <w:lang w:val="fr_FR" w:bidi="fr_FR"/>
+        </w:rPr>
+        <w:t xml:space="preserve">5.7 </w:t>
+      </w:r>
       <w:r>
         <w:rPr>
           <w:lang w:val="fr_FR" w:bidi="fr_FR"/>
         </w:rPr>
         <w:t xml:space="preserve">; </w:t>
       </w:r>
-      <w:hyperlink r:id="rId127">
-        <w:r>
-          <w:rPr>
-            <w:lang w:val="fr_FR" w:bidi="fr_FR"/>
-          </w:rPr>
-          <w:rPr>
-            <w:color w:val="0000EE"/>
-            <w:u w:val="single"/>
-          </w:rPr>
-          <w:t>2Tm 4.7</w:t>
-        </w:r>
-      </w:hyperlink>
+      <w:r>
+        <w:rPr>
+          <w:lang w:val="fr_FR" w:bidi="fr_FR"/>
+        </w:rPr>
+        <w:t>2Tm 4.7</w:t>
+      </w:r>
       <w:r>
         <w:rPr>
           <w:lang w:val="fr_FR" w:bidi="fr_FR"/>
@@ -4460,54 +3746,36 @@
         </w:rPr>
         <w:t xml:space="preserve">Je me réjouirai même si je perds ma vie, en la consacrant à Dieu comme un sacrifice sous forme de libation : les juifs et les païens versaient souvent une libation de vin sur un sacrifice ou au pied de l'autel pour honorer la divinité. La vie entière de Paul était une offrande à Dieu (cf. </w:t>
       </w:r>
-      <w:hyperlink r:id="rId128">
-        <w:r>
-          <w:rPr>
-            <w:lang w:val="fr_FR" w:bidi="fr_FR"/>
-          </w:rPr>
-          <w:rPr>
-            <w:color w:val="0000EE"/>
-            <w:u w:val="single"/>
-          </w:rPr>
-          <w:t xml:space="preserve">Rm 12.1 </w:t>
-        </w:r>
-      </w:hyperlink>
+      <w:r>
+        <w:rPr>
+          <w:lang w:val="fr_FR" w:bidi="fr_FR"/>
+        </w:rPr>
+        <w:t xml:space="preserve">Rm 12.1 </w:t>
+      </w:r>
       <w:r>
         <w:rPr>
           <w:lang w:val="fr_FR" w:bidi="fr_FR"/>
         </w:rPr>
         <w:t xml:space="preserve">; </w:t>
       </w:r>
-      <w:hyperlink r:id="rId129">
-        <w:r>
-          <w:rPr>
-            <w:lang w:val="fr_FR" w:bidi="fr_FR"/>
-          </w:rPr>
-          <w:rPr>
-            <w:color w:val="0000EE"/>
-            <w:u w:val="single"/>
-          </w:rPr>
-          <w:t>15.16</w:t>
-        </w:r>
-      </w:hyperlink>
+      <w:r>
+        <w:rPr>
+          <w:lang w:val="fr_FR" w:bidi="fr_FR"/>
+        </w:rPr>
+        <w:t>15.16</w:t>
+      </w:r>
       <w:r>
         <w:rPr>
           <w:lang w:val="fr_FR" w:bidi="fr_FR"/>
         </w:rPr>
         <w:t xml:space="preserve">). • Un service fidèle est un motif de réjouissance, car rien de ce qui est fait pour Dieu n'est vain (voir </w:t>
       </w:r>
-      <w:hyperlink r:id="rId130">
-        <w:r>
-          <w:rPr>
-            <w:lang w:val="fr_FR" w:bidi="fr_FR"/>
-          </w:rPr>
-          <w:rPr>
-            <w:color w:val="0000EE"/>
-            <w:u w:val="single"/>
-          </w:rPr>
-          <w:t>1Co 15.58</w:t>
-        </w:r>
-      </w:hyperlink>
+      <w:r>
+        <w:rPr>
+          <w:lang w:val="fr_FR" w:bidi="fr_FR"/>
+        </w:rPr>
+        <w:t>1Co 15.58</w:t>
+      </w:r>
       <w:r>
         <w:rPr>
           <w:lang w:val="fr_FR" w:bidi="fr_FR"/>
@@ -4562,90 +3830,60 @@
         </w:rPr>
         <w:t xml:space="preserve">Paul fait l'éloge de Timothée, qu'il espère envoyer auprès des Philippiens dans un avenir proche. Timothée avait accompagné Paul lors de son premier voyage à Philippes (voir </w:t>
       </w:r>
-      <w:hyperlink r:id="rId131">
-        <w:r>
-          <w:rPr>
-            <w:lang w:val="fr_FR" w:bidi="fr_FR"/>
-          </w:rPr>
-          <w:rPr>
-            <w:color w:val="0000EE"/>
-            <w:u w:val="single"/>
-          </w:rPr>
-          <w:t>Ac 16.1–3</w:t>
-        </w:r>
-      </w:hyperlink>
+      <w:r>
+        <w:rPr>
+          <w:lang w:val="fr_FR" w:bidi="fr_FR"/>
+        </w:rPr>
+        <w:t>Ac 16.1–3</w:t>
+      </w:r>
       <w:r>
         <w:rPr>
           <w:lang w:val="fr_FR" w:bidi="fr_FR"/>
         </w:rPr>
         <w:t xml:space="preserve">, </w:t>
       </w:r>
-      <w:hyperlink r:id="rId132">
-        <w:r>
-          <w:rPr>
-            <w:lang w:val="fr_FR" w:bidi="fr_FR"/>
-          </w:rPr>
-          <w:rPr>
-            <w:color w:val="0000EE"/>
-            <w:u w:val="single"/>
-          </w:rPr>
-          <w:t xml:space="preserve">12 </w:t>
-        </w:r>
-      </w:hyperlink>
+      <w:r>
+        <w:rPr>
+          <w:lang w:val="fr_FR" w:bidi="fr_FR"/>
+        </w:rPr>
+        <w:t xml:space="preserve">12 </w:t>
+      </w:r>
       <w:r>
         <w:rPr>
           <w:lang w:val="fr_FR" w:bidi="fr_FR"/>
         </w:rPr>
         <w:t xml:space="preserve">; </w:t>
       </w:r>
-      <w:hyperlink r:id="rId133">
-        <w:r>
-          <w:rPr>
-            <w:lang w:val="fr_FR" w:bidi="fr_FR"/>
-          </w:rPr>
-          <w:rPr>
-            <w:color w:val="0000EE"/>
-            <w:u w:val="single"/>
-          </w:rPr>
-          <w:t xml:space="preserve">17.15 </w:t>
-        </w:r>
-      </w:hyperlink>
+      <w:r>
+        <w:rPr>
+          <w:lang w:val="fr_FR" w:bidi="fr_FR"/>
+        </w:rPr>
+        <w:t xml:space="preserve">17.15 </w:t>
+      </w:r>
       <w:r>
         <w:rPr>
           <w:lang w:val="fr_FR" w:bidi="fr_FR"/>
         </w:rPr>
         <w:t xml:space="preserve">; </w:t>
       </w:r>
-      <w:hyperlink r:id="rId134">
-        <w:r>
-          <w:rPr>
-            <w:lang w:val="fr_FR" w:bidi="fr_FR"/>
-          </w:rPr>
-          <w:rPr>
-            <w:color w:val="0000EE"/>
-            <w:u w:val="single"/>
-          </w:rPr>
-          <w:t xml:space="preserve">18.5 </w:t>
-        </w:r>
-      </w:hyperlink>
+      <w:r>
+        <w:rPr>
+          <w:lang w:val="fr_FR" w:bidi="fr_FR"/>
+        </w:rPr>
+        <w:t xml:space="preserve">18.5 </w:t>
+      </w:r>
       <w:r>
         <w:rPr>
           <w:lang w:val="fr_FR" w:bidi="fr_FR"/>
         </w:rPr>
         <w:t xml:space="preserve">; cf. </w:t>
       </w:r>
-      <w:hyperlink r:id="rId135">
-        <w:r>
-          <w:rPr>
-            <w:lang w:val="fr_FR" w:bidi="fr_FR"/>
-          </w:rPr>
-          <w:rPr>
-            <w:color w:val="0000EE"/>
-            <w:u w:val="single"/>
-          </w:rPr>
-          <w:t>Ac 19.22</w:t>
-        </w:r>
-      </w:hyperlink>
+      <w:r>
+        <w:rPr>
+          <w:lang w:val="fr_FR" w:bidi="fr_FR"/>
+        </w:rPr>
+        <w:t>Ac 19.22</w:t>
+      </w:r>
       <w:r>
         <w:rPr>
           <w:lang w:val="fr_FR" w:bidi="fr_FR"/>
@@ -4748,36 +3986,24 @@
         </w:rPr>
         <w:t xml:space="preserve">Paul était convaincu qu'il serait bientôt libéré de prison et qu'il pourrait rendre visite aux Philippiens (voir </w:t>
       </w:r>
-      <w:hyperlink r:id="rId136">
-        <w:r>
-          <w:rPr>
-            <w:lang w:val="fr_FR" w:bidi="fr_FR"/>
-          </w:rPr>
-          <w:rPr>
-            <w:color w:val="0000EE"/>
-            <w:u w:val="single"/>
-          </w:rPr>
-          <w:t>1.19</w:t>
-        </w:r>
-      </w:hyperlink>
+      <w:r>
+        <w:rPr>
+          <w:lang w:val="fr_FR" w:bidi="fr_FR"/>
+        </w:rPr>
+        <w:t>1.19</w:t>
+      </w:r>
       <w:r>
         <w:rPr>
           <w:lang w:val="fr_FR" w:bidi="fr_FR"/>
         </w:rPr>
         <w:t xml:space="preserve">, </w:t>
       </w:r>
-      <w:hyperlink r:id="rId46">
-        <w:r>
-          <w:rPr>
-            <w:lang w:val="fr_FR" w:bidi="fr_FR"/>
-          </w:rPr>
-          <w:rPr>
-            <w:color w:val="0000EE"/>
-            <w:u w:val="single"/>
-          </w:rPr>
-          <w:t>25–26</w:t>
-        </w:r>
-      </w:hyperlink>
+      <w:r>
+        <w:rPr>
+          <w:lang w:val="fr_FR" w:bidi="fr_FR"/>
+        </w:rPr>
+        <w:t>25–26</w:t>
+      </w:r>
       <w:r>
         <w:rPr>
           <w:lang w:val="fr_FR" w:bidi="fr_FR"/>
@@ -4832,18 +4058,12 @@
         </w:rPr>
         <w:t xml:space="preserve">Paul fait l'éloge d'Épaphrodite (voir aussi </w:t>
       </w:r>
-      <w:hyperlink r:id="rId137">
-        <w:r>
-          <w:rPr>
-            <w:lang w:val="fr_FR" w:bidi="fr_FR"/>
-          </w:rPr>
-          <w:rPr>
-            <w:color w:val="0000EE"/>
-            <w:u w:val="single"/>
-          </w:rPr>
-          <w:t>4.18</w:t>
-        </w:r>
-      </w:hyperlink>
+      <w:r>
+        <w:rPr>
+          <w:lang w:val="fr_FR" w:bidi="fr_FR"/>
+        </w:rPr>
+        <w:t>4.18</w:t>
+      </w:r>
       <w:r>
         <w:rPr>
           <w:lang w:val="fr_FR" w:bidi="fr_FR"/>
@@ -4946,144 +4166,96 @@
         </w:rPr>
         <w:t xml:space="preserve">Épaphrodite méritait leur hommage, car il a risqué sa vie pour le Christ en leur faveur (en ce qui concerne l'importance de faire preuve d'honneur, cf. </w:t>
       </w:r>
-      <w:hyperlink r:id="rId138">
-        <w:r>
-          <w:rPr>
-            <w:lang w:val="fr_FR" w:bidi="fr_FR"/>
-          </w:rPr>
-          <w:rPr>
-            <w:color w:val="0000EE"/>
-            <w:u w:val="single"/>
-          </w:rPr>
-          <w:t xml:space="preserve">Rm 10.12 </w:t>
-        </w:r>
-      </w:hyperlink>
+      <w:r>
+        <w:rPr>
+          <w:lang w:val="fr_FR" w:bidi="fr_FR"/>
+        </w:rPr>
+        <w:t xml:space="preserve">Rm 10.12 </w:t>
+      </w:r>
       <w:r>
         <w:rPr>
           <w:lang w:val="fr_FR" w:bidi="fr_FR"/>
         </w:rPr>
         <w:t xml:space="preserve">; </w:t>
       </w:r>
-      <w:hyperlink r:id="rId139">
-        <w:r>
-          <w:rPr>
-            <w:lang w:val="fr_FR" w:bidi="fr_FR"/>
-          </w:rPr>
-          <w:rPr>
-            <w:color w:val="0000EE"/>
-            <w:u w:val="single"/>
-          </w:rPr>
-          <w:t xml:space="preserve">13.7 </w:t>
-        </w:r>
-      </w:hyperlink>
+      <w:r>
+        <w:rPr>
+          <w:lang w:val="fr_FR" w:bidi="fr_FR"/>
+        </w:rPr>
+        <w:t xml:space="preserve">13.7 </w:t>
+      </w:r>
       <w:r>
         <w:rPr>
           <w:lang w:val="fr_FR" w:bidi="fr_FR"/>
         </w:rPr>
         <w:t xml:space="preserve">; </w:t>
       </w:r>
-      <w:hyperlink r:id="rId140">
-        <w:r>
-          <w:rPr>
-            <w:lang w:val="fr_FR" w:bidi="fr_FR"/>
-          </w:rPr>
-          <w:rPr>
-            <w:color w:val="0000EE"/>
-            <w:u w:val="single"/>
-          </w:rPr>
-          <w:t xml:space="preserve">Ep 5.33 </w:t>
-        </w:r>
-      </w:hyperlink>
+      <w:r>
+        <w:rPr>
+          <w:lang w:val="fr_FR" w:bidi="fr_FR"/>
+        </w:rPr>
+        <w:t xml:space="preserve">Ep 5.33 </w:t>
+      </w:r>
       <w:r>
         <w:rPr>
           <w:lang w:val="fr_FR" w:bidi="fr_FR"/>
         </w:rPr>
         <w:t xml:space="preserve">; </w:t>
       </w:r>
-      <w:hyperlink r:id="rId141">
-        <w:r>
-          <w:rPr>
-            <w:lang w:val="fr_FR" w:bidi="fr_FR"/>
-          </w:rPr>
-          <w:rPr>
-            <w:color w:val="0000EE"/>
-            <w:u w:val="single"/>
-          </w:rPr>
-          <w:t xml:space="preserve">6.2 </w:t>
-        </w:r>
-      </w:hyperlink>
+      <w:r>
+        <w:rPr>
+          <w:lang w:val="fr_FR" w:bidi="fr_FR"/>
+        </w:rPr>
+        <w:t xml:space="preserve">6.2 </w:t>
+      </w:r>
       <w:r>
         <w:rPr>
           <w:lang w:val="fr_FR" w:bidi="fr_FR"/>
         </w:rPr>
         <w:t xml:space="preserve">; </w:t>
       </w:r>
-      <w:hyperlink r:id="rId142">
-        <w:r>
-          <w:rPr>
-            <w:lang w:val="fr_FR" w:bidi="fr_FR"/>
-          </w:rPr>
-          <w:rPr>
-            <w:color w:val="0000EE"/>
-            <w:u w:val="single"/>
-          </w:rPr>
-          <w:t>1Tm 5.17</w:t>
-        </w:r>
-      </w:hyperlink>
+      <w:r>
+        <w:rPr>
+          <w:lang w:val="fr_FR" w:bidi="fr_FR"/>
+        </w:rPr>
+        <w:t>1Tm 5.17</w:t>
+      </w:r>
       <w:r>
         <w:rPr>
           <w:lang w:val="fr_FR" w:bidi="fr_FR"/>
         </w:rPr>
         <w:t xml:space="preserve"> ; </w:t>
       </w:r>
-      <w:hyperlink r:id="rId143">
-        <w:r>
-          <w:rPr>
-            <w:lang w:val="fr_FR" w:bidi="fr_FR"/>
-          </w:rPr>
-          <w:rPr>
-            <w:color w:val="0000EE"/>
-            <w:u w:val="single"/>
-          </w:rPr>
-          <w:t xml:space="preserve">6.1 </w:t>
-        </w:r>
-      </w:hyperlink>
+      <w:r>
+        <w:rPr>
+          <w:lang w:val="fr_FR" w:bidi="fr_FR"/>
+        </w:rPr>
+        <w:t xml:space="preserve">6.1 </w:t>
+      </w:r>
       <w:r>
         <w:rPr>
           <w:lang w:val="fr_FR" w:bidi="fr_FR"/>
         </w:rPr>
         <w:t xml:space="preserve">; </w:t>
       </w:r>
-      <w:hyperlink r:id="rId144">
-        <w:r>
-          <w:rPr>
-            <w:lang w:val="fr_FR" w:bidi="fr_FR"/>
-          </w:rPr>
-          <w:rPr>
-            <w:color w:val="0000EE"/>
-            <w:u w:val="single"/>
-          </w:rPr>
-          <w:t xml:space="preserve">1P 2.17 </w:t>
-        </w:r>
-      </w:hyperlink>
+      <w:r>
+        <w:rPr>
+          <w:lang w:val="fr_FR" w:bidi="fr_FR"/>
+        </w:rPr>
+        <w:t xml:space="preserve">1P 2.17 </w:t>
+      </w:r>
       <w:r>
         <w:rPr>
           <w:lang w:val="fr_FR" w:bidi="fr_FR"/>
         </w:rPr>
         <w:t xml:space="preserve">; </w:t>
       </w:r>
-      <w:hyperlink r:id="rId145">
-        <w:r>
-          <w:rPr>
-            <w:lang w:val="fr_FR" w:bidi="fr_FR"/>
-          </w:rPr>
-          <w:rPr>
-            <w:color w:val="0000EE"/>
-            <w:u w:val="single"/>
-          </w:rPr>
-          <w:t>3.7</w:t>
-        </w:r>
-      </w:hyperlink>
+      <w:r>
+        <w:rPr>
+          <w:lang w:val="fr_FR" w:bidi="fr_FR"/>
+        </w:rPr>
+        <w:t>3.7</w:t>
+      </w:r>
       <w:r>
         <w:rPr>
           <w:lang w:val="fr_FR" w:bidi="fr_FR"/>
@@ -5138,90 +4310,60 @@
         </w:rPr>
         <w:t xml:space="preserve">Réjouissez-vous dans le Seigneur : ce thème est repris au verset </w:t>
       </w:r>
-      <w:hyperlink r:id="rId58">
-        <w:r>
-          <w:rPr>
-            <w:lang w:val="fr_FR" w:bidi="fr_FR"/>
-          </w:rPr>
-          <w:rPr>
-            <w:color w:val="0000EE"/>
-            <w:u w:val="single"/>
-          </w:rPr>
-          <w:t>4.4</w:t>
-        </w:r>
-      </w:hyperlink>
+      <w:r>
+        <w:rPr>
+          <w:lang w:val="fr_FR" w:bidi="fr_FR"/>
+        </w:rPr>
+        <w:t>4.4</w:t>
+      </w:r>
       <w:r>
         <w:rPr>
           <w:lang w:val="fr_FR" w:bidi="fr_FR"/>
         </w:rPr>
         <w:t xml:space="preserve"> (voir aussi </w:t>
       </w:r>
-      <w:hyperlink r:id="rId146">
-        <w:r>
-          <w:rPr>
-            <w:lang w:val="fr_FR" w:bidi="fr_FR"/>
-          </w:rPr>
-          <w:rPr>
-            <w:color w:val="0000EE"/>
-            <w:u w:val="single"/>
-          </w:rPr>
-          <w:t xml:space="preserve">1.18 </w:t>
-        </w:r>
-      </w:hyperlink>
+      <w:r>
+        <w:rPr>
+          <w:lang w:val="fr_FR" w:bidi="fr_FR"/>
+        </w:rPr>
+        <w:t xml:space="preserve">1.18 </w:t>
+      </w:r>
       <w:r>
         <w:rPr>
           <w:lang w:val="fr_FR" w:bidi="fr_FR"/>
         </w:rPr>
         <w:t xml:space="preserve">; </w:t>
       </w:r>
-      <w:hyperlink r:id="rId147">
-        <w:r>
-          <w:rPr>
-            <w:lang w:val="fr_FR" w:bidi="fr_FR"/>
-          </w:rPr>
-          <w:rPr>
-            <w:color w:val="0000EE"/>
-            <w:u w:val="single"/>
-          </w:rPr>
-          <w:t>2.17–18</w:t>
-        </w:r>
-      </w:hyperlink>
+      <w:r>
+        <w:rPr>
+          <w:lang w:val="fr_FR" w:bidi="fr_FR"/>
+        </w:rPr>
+        <w:t>2.17–18</w:t>
+      </w:r>
       <w:r>
         <w:rPr>
           <w:lang w:val="fr_FR" w:bidi="fr_FR"/>
         </w:rPr>
         <w:t xml:space="preserve">, </w:t>
       </w:r>
-      <w:hyperlink r:id="rId148">
-        <w:r>
-          <w:rPr>
-            <w:lang w:val="fr_FR" w:bidi="fr_FR"/>
-          </w:rPr>
-          <w:rPr>
-            <w:color w:val="0000EE"/>
-            <w:u w:val="single"/>
-          </w:rPr>
-          <w:t xml:space="preserve">28 </w:t>
-        </w:r>
-      </w:hyperlink>
+      <w:r>
+        <w:rPr>
+          <w:lang w:val="fr_FR" w:bidi="fr_FR"/>
+        </w:rPr>
+        <w:t xml:space="preserve">28 </w:t>
+      </w:r>
       <w:r>
         <w:rPr>
           <w:lang w:val="fr_FR" w:bidi="fr_FR"/>
         </w:rPr>
         <w:t xml:space="preserve">; </w:t>
       </w:r>
-      <w:hyperlink r:id="rId149">
-        <w:r>
-          <w:rPr>
-            <w:lang w:val="fr_FR" w:bidi="fr_FR"/>
-          </w:rPr>
-          <w:rPr>
-            <w:color w:val="0000EE"/>
-            <w:u w:val="single"/>
-          </w:rPr>
-          <w:t>4.10</w:t>
-        </w:r>
-      </w:hyperlink>
+      <w:r>
+        <w:rPr>
+          <w:lang w:val="fr_FR" w:bidi="fr_FR"/>
+        </w:rPr>
+        <w:t>4.10</w:t>
+      </w:r>
       <w:r>
         <w:rPr>
           <w:lang w:val="fr_FR" w:bidi="fr_FR"/>
@@ -5241,18 +4383,12 @@
         </w:rPr>
         <w:t>) est ambiguë : elle peut renvoyer à (1) l'encouragement immédiat à se réjouir dans le Seigneur ; (2) l'encouragement antérieur à suivre l'exemple du Christ (</w:t>
       </w:r>
-      <w:hyperlink r:id="rId150">
-        <w:r>
-          <w:rPr>
-            <w:lang w:val="fr_FR" w:bidi="fr_FR"/>
-          </w:rPr>
-          <w:rPr>
-            <w:color w:val="0000EE"/>
-            <w:u w:val="single"/>
-          </w:rPr>
-          <w:t>2.1–18</w:t>
-        </w:r>
-      </w:hyperlink>
+      <w:r>
+        <w:rPr>
+          <w:lang w:val="fr_FR" w:bidi="fr_FR"/>
+        </w:rPr>
+        <w:t>2.1–18</w:t>
+      </w:r>
       <w:r>
         <w:rPr>
           <w:lang w:val="fr_FR" w:bidi="fr_FR"/>
@@ -5320,90 +4456,60 @@
         </w:rPr>
         <w:t xml:space="preserve"> (cf. </w:t>
       </w:r>
-      <w:hyperlink r:id="rId151">
-        <w:r>
-          <w:rPr>
-            <w:lang w:val="fr_FR" w:bidi="fr_FR"/>
-          </w:rPr>
-          <w:rPr>
-            <w:color w:val="0000EE"/>
-            <w:u w:val="single"/>
-          </w:rPr>
-          <w:t>Mc 7.27–28</w:t>
-        </w:r>
-      </w:hyperlink>
+      <w:r>
+        <w:rPr>
+          <w:lang w:val="fr_FR" w:bidi="fr_FR"/>
+        </w:rPr>
+        <w:t>Mc 7.27–28</w:t>
+      </w:r>
       <w:r>
         <w:rPr>
           <w:lang w:val="fr_FR" w:bidi="fr_FR"/>
         </w:rPr>
         <w:t xml:space="preserve">). Les insultes les plus virulentes de Paul sont dirigées contre les Juifs qui enseignaient que les païens devaient être circoncis pour être sauvés (cf. </w:t>
       </w:r>
-      <w:hyperlink r:id="rId152">
-        <w:r>
-          <w:rPr>
-            <w:lang w:val="fr_FR" w:bidi="fr_FR"/>
-          </w:rPr>
-          <w:rPr>
-            <w:color w:val="0000EE"/>
-            <w:u w:val="single"/>
-          </w:rPr>
-          <w:t xml:space="preserve">2Co 11.13–15 </w:t>
-        </w:r>
-      </w:hyperlink>
+      <w:r>
+        <w:rPr>
+          <w:lang w:val="fr_FR" w:bidi="fr_FR"/>
+        </w:rPr>
+        <w:t xml:space="preserve">2Co 11.13–15 </w:t>
+      </w:r>
       <w:r>
         <w:rPr>
           <w:lang w:val="fr_FR" w:bidi="fr_FR"/>
         </w:rPr>
         <w:t xml:space="preserve">; </w:t>
       </w:r>
-      <w:hyperlink r:id="rId153">
-        <w:r>
-          <w:rPr>
-            <w:lang w:val="fr_FR" w:bidi="fr_FR"/>
-          </w:rPr>
-          <w:rPr>
-            <w:color w:val="0000EE"/>
-            <w:u w:val="single"/>
-          </w:rPr>
-          <w:t xml:space="preserve">Ga 1.6–9 </w:t>
-        </w:r>
-      </w:hyperlink>
+      <w:r>
+        <w:rPr>
+          <w:lang w:val="fr_FR" w:bidi="fr_FR"/>
+        </w:rPr>
+        <w:t xml:space="preserve">Ga 1.6–9 </w:t>
+      </w:r>
       <w:r>
         <w:rPr>
           <w:lang w:val="fr_FR" w:bidi="fr_FR"/>
         </w:rPr>
         <w:t xml:space="preserve">; </w:t>
       </w:r>
-      <w:hyperlink r:id="rId154">
-        <w:r>
-          <w:rPr>
-            <w:lang w:val="fr_FR" w:bidi="fr_FR"/>
-          </w:rPr>
-          <w:rPr>
-            <w:color w:val="0000EE"/>
-            <w:u w:val="single"/>
-          </w:rPr>
-          <w:t>5.1–6</w:t>
-        </w:r>
-      </w:hyperlink>
+      <w:r>
+        <w:rPr>
+          <w:lang w:val="fr_FR" w:bidi="fr_FR"/>
+        </w:rPr>
+        <w:t>5.1–6</w:t>
+      </w:r>
       <w:r>
         <w:rPr>
           <w:lang w:val="fr_FR" w:bidi="fr_FR"/>
         </w:rPr>
         <w:t xml:space="preserve">, </w:t>
       </w:r>
-      <w:hyperlink r:id="rId155">
-        <w:r>
-          <w:rPr>
-            <w:lang w:val="fr_FR" w:bidi="fr_FR"/>
-          </w:rPr>
-          <w:rPr>
-            <w:color w:val="0000EE"/>
-            <w:u w:val="single"/>
-          </w:rPr>
-          <w:t>12</w:t>
-        </w:r>
-      </w:hyperlink>
+      <w:r>
+        <w:rPr>
+          <w:lang w:val="fr_FR" w:bidi="fr_FR"/>
+        </w:rPr>
+        <w:t>12</w:t>
+      </w:r>
       <w:r>
         <w:rPr>
           <w:lang w:val="fr_FR" w:bidi="fr_FR"/>
@@ -5506,90 +4612,60 @@
         </w:rPr>
         <w:t xml:space="preserve">La circoncision était considérée comme un indicateur pour identifier le vrai peuple de Dieu (voir </w:t>
       </w:r>
-      <w:hyperlink r:id="rId156">
-        <w:r>
-          <w:rPr>
-            <w:lang w:val="fr_FR" w:bidi="fr_FR"/>
-          </w:rPr>
-          <w:rPr>
-            <w:color w:val="0000EE"/>
-            <w:u w:val="single"/>
-          </w:rPr>
-          <w:t>Gn 17.10–14</w:t>
-        </w:r>
-      </w:hyperlink>
+      <w:r>
+        <w:rPr>
+          <w:lang w:val="fr_FR" w:bidi="fr_FR"/>
+        </w:rPr>
+        <w:t>Gn 17.10–14</w:t>
+      </w:r>
       <w:r>
         <w:rPr>
           <w:lang w:val="fr_FR" w:bidi="fr_FR"/>
         </w:rPr>
         <w:t xml:space="preserve">), mais ceux qui ont confiance en Christ sont ceux qui sont véritablement circoncis de cœur (voir </w:t>
       </w:r>
-      <w:hyperlink r:id="rId157">
-        <w:r>
-          <w:rPr>
-            <w:lang w:val="fr_FR" w:bidi="fr_FR"/>
-          </w:rPr>
-          <w:rPr>
-            <w:color w:val="0000EE"/>
-            <w:u w:val="single"/>
-          </w:rPr>
-          <w:t xml:space="preserve">Rm 2.28–29 </w:t>
-        </w:r>
-      </w:hyperlink>
+      <w:r>
+        <w:rPr>
+          <w:lang w:val="fr_FR" w:bidi="fr_FR"/>
+        </w:rPr>
+        <w:t xml:space="preserve">Rm 2.28–29 </w:t>
+      </w:r>
       <w:r>
         <w:rPr>
           <w:lang w:val="fr_FR" w:bidi="fr_FR"/>
         </w:rPr>
         <w:t xml:space="preserve">; cf. </w:t>
       </w:r>
-      <w:hyperlink r:id="rId158">
-        <w:r>
-          <w:rPr>
-            <w:lang w:val="fr_FR" w:bidi="fr_FR"/>
-          </w:rPr>
-          <w:rPr>
-            <w:color w:val="0000EE"/>
-            <w:u w:val="single"/>
-          </w:rPr>
-          <w:t xml:space="preserve">Jr 4.4 </w:t>
-        </w:r>
-      </w:hyperlink>
+      <w:r>
+        <w:rPr>
+          <w:lang w:val="fr_FR" w:bidi="fr_FR"/>
+        </w:rPr>
+        <w:t xml:space="preserve">Jr 4.4 </w:t>
+      </w:r>
       <w:r>
         <w:rPr>
           <w:lang w:val="fr_FR" w:bidi="fr_FR"/>
         </w:rPr>
         <w:t xml:space="preserve">; </w:t>
       </w:r>
-      <w:hyperlink r:id="rId159">
-        <w:r>
-          <w:rPr>
-            <w:lang w:val="fr_FR" w:bidi="fr_FR"/>
-          </w:rPr>
-          <w:rPr>
-            <w:color w:val="0000EE"/>
-            <w:u w:val="single"/>
-          </w:rPr>
-          <w:t xml:space="preserve">Ep 2.11 </w:t>
-        </w:r>
-      </w:hyperlink>
+      <w:r>
+        <w:rPr>
+          <w:lang w:val="fr_FR" w:bidi="fr_FR"/>
+        </w:rPr>
+        <w:t xml:space="preserve">Ep 2.11 </w:t>
+      </w:r>
       <w:r>
         <w:rPr>
           <w:lang w:val="fr_FR" w:bidi="fr_FR"/>
         </w:rPr>
         <w:t xml:space="preserve">; </w:t>
       </w:r>
-      <w:hyperlink r:id="rId160">
-        <w:r>
-          <w:rPr>
-            <w:lang w:val="fr_FR" w:bidi="fr_FR"/>
-          </w:rPr>
-          <w:rPr>
-            <w:color w:val="0000EE"/>
-            <w:u w:val="single"/>
-          </w:rPr>
-          <w:t>Col 2.11–13</w:t>
-        </w:r>
-      </w:hyperlink>
+      <w:r>
+        <w:rPr>
+          <w:lang w:val="fr_FR" w:bidi="fr_FR"/>
+        </w:rPr>
+        <w:t>Col 2.11–13</w:t>
+      </w:r>
       <w:r>
         <w:rPr>
           <w:lang w:val="fr_FR" w:bidi="fr_FR"/>
@@ -5724,108 +4800,72 @@
         </w:rPr>
         <w:t xml:space="preserve">: voir </w:t>
       </w:r>
-      <w:hyperlink r:id="rId161">
-        <w:r>
-          <w:rPr>
-            <w:lang w:val="fr_FR" w:bidi="fr_FR"/>
-          </w:rPr>
-          <w:rPr>
-            <w:color w:val="0000EE"/>
-            <w:u w:val="single"/>
-          </w:rPr>
-          <w:t xml:space="preserve">Gn 17.12 </w:t>
-        </w:r>
-      </w:hyperlink>
+      <w:r>
+        <w:rPr>
+          <w:lang w:val="fr_FR" w:bidi="fr_FR"/>
+        </w:rPr>
+        <w:t xml:space="preserve">Gn 17.12 </w:t>
+      </w:r>
       <w:r>
         <w:rPr>
           <w:lang w:val="fr_FR" w:bidi="fr_FR"/>
         </w:rPr>
         <w:t xml:space="preserve">; </w:t>
       </w:r>
-      <w:hyperlink r:id="rId162">
-        <w:r>
-          <w:rPr>
-            <w:lang w:val="fr_FR" w:bidi="fr_FR"/>
-          </w:rPr>
-          <w:rPr>
-            <w:color w:val="0000EE"/>
-            <w:u w:val="single"/>
-          </w:rPr>
-          <w:t xml:space="preserve">Lv 12.3 </w:t>
-        </w:r>
-      </w:hyperlink>
+      <w:r>
+        <w:rPr>
+          <w:lang w:val="fr_FR" w:bidi="fr_FR"/>
+        </w:rPr>
+        <w:t xml:space="preserve">Lv 12.3 </w:t>
+      </w:r>
       <w:r>
         <w:rPr>
           <w:lang w:val="fr_FR" w:bidi="fr_FR"/>
         </w:rPr>
         <w:t xml:space="preserve">; </w:t>
       </w:r>
-      <w:hyperlink r:id="rId163">
-        <w:r>
-          <w:rPr>
-            <w:lang w:val="fr_FR" w:bidi="fr_FR"/>
-          </w:rPr>
-          <w:rPr>
-            <w:color w:val="0000EE"/>
-            <w:u w:val="single"/>
-          </w:rPr>
-          <w:t xml:space="preserve">Lc 1.59 </w:t>
-        </w:r>
-      </w:hyperlink>
+      <w:r>
+        <w:rPr>
+          <w:lang w:val="fr_FR" w:bidi="fr_FR"/>
+        </w:rPr>
+        <w:t xml:space="preserve">Lc 1.59 </w:t>
+      </w:r>
       <w:r>
         <w:rPr>
           <w:lang w:val="fr_FR" w:bidi="fr_FR"/>
         </w:rPr>
         <w:t xml:space="preserve">; </w:t>
       </w:r>
-      <w:hyperlink r:id="rId164">
-        <w:r>
-          <w:rPr>
-            <w:lang w:val="fr_FR" w:bidi="fr_FR"/>
-          </w:rPr>
-          <w:rPr>
-            <w:color w:val="0000EE"/>
-            <w:u w:val="single"/>
-          </w:rPr>
-          <w:t>2.21</w:t>
-        </w:r>
-      </w:hyperlink>
+      <w:r>
+        <w:rPr>
+          <w:lang w:val="fr_FR" w:bidi="fr_FR"/>
+        </w:rPr>
+        <w:t>2.21</w:t>
+      </w:r>
       <w:r>
         <w:rPr>
           <w:lang w:val="fr_FR" w:bidi="fr_FR"/>
         </w:rPr>
         <w:t xml:space="preserve">. • Paul était membre des pharisiens, la secte juive réputée pour son respect strict de la loi (voir </w:t>
       </w:r>
-      <w:hyperlink r:id="rId165">
-        <w:r>
-          <w:rPr>
-            <w:lang w:val="fr_FR" w:bidi="fr_FR"/>
-          </w:rPr>
-          <w:rPr>
-            <w:color w:val="0000EE"/>
-            <w:u w:val="single"/>
-          </w:rPr>
-          <w:t xml:space="preserve">Ac 23.6 </w:t>
-        </w:r>
-      </w:hyperlink>
+      <w:r>
+        <w:rPr>
+          <w:lang w:val="fr_FR" w:bidi="fr_FR"/>
+        </w:rPr>
+        <w:t xml:space="preserve">Ac 23.6 </w:t>
+      </w:r>
       <w:r>
         <w:rPr>
           <w:lang w:val="fr_FR" w:bidi="fr_FR"/>
         </w:rPr>
         <w:t xml:space="preserve">; </w:t>
       </w:r>
-      <w:hyperlink r:id="rId166">
-        <w:r>
-          <w:rPr>
-            <w:lang w:val="fr_FR" w:bidi="fr_FR"/>
-          </w:rPr>
-          <w:rPr>
-            <w:color w:val="0000EE"/>
-            <w:u w:val="single"/>
-          </w:rPr>
-          <w:t>26.5</w:t>
-        </w:r>
-      </w:hyperlink>
+      <w:r>
+        <w:rPr>
+          <w:lang w:val="fr_FR" w:bidi="fr_FR"/>
+        </w:rPr>
+        <w:t>26.5</w:t>
+      </w:r>
       <w:r>
         <w:rPr>
           <w:lang w:val="fr_FR" w:bidi="fr_FR"/>
@@ -5928,126 +4968,84 @@
         </w:rPr>
         <w:t xml:space="preserve">J'ai sévèrement persécuté l'Église (voir </w:t>
       </w:r>
-      <w:hyperlink r:id="rId167">
-        <w:r>
-          <w:rPr>
-            <w:lang w:val="fr_FR" w:bidi="fr_FR"/>
-          </w:rPr>
-          <w:rPr>
-            <w:color w:val="0000EE"/>
-            <w:u w:val="single"/>
-          </w:rPr>
-          <w:t xml:space="preserve">Ac 8.1–3 </w:t>
-        </w:r>
-      </w:hyperlink>
+      <w:r>
+        <w:rPr>
+          <w:lang w:val="fr_FR" w:bidi="fr_FR"/>
+        </w:rPr>
+        <w:t xml:space="preserve">Ac 8.1–3 </w:t>
+      </w:r>
       <w:r>
         <w:rPr>
           <w:lang w:val="fr_FR" w:bidi="fr_FR"/>
         </w:rPr>
         <w:t xml:space="preserve">; </w:t>
       </w:r>
-      <w:hyperlink r:id="rId168">
-        <w:r>
-          <w:rPr>
-            <w:lang w:val="fr_FR" w:bidi="fr_FR"/>
-          </w:rPr>
-          <w:rPr>
-            <w:color w:val="0000EE"/>
-            <w:u w:val="single"/>
-          </w:rPr>
-          <w:t>9.1–2</w:t>
-        </w:r>
-      </w:hyperlink>
+      <w:r>
+        <w:rPr>
+          <w:lang w:val="fr_FR" w:bidi="fr_FR"/>
+        </w:rPr>
+        <w:t>9.1–2</w:t>
+      </w:r>
       <w:r>
         <w:rPr>
           <w:lang w:val="fr_FR" w:bidi="fr_FR"/>
         </w:rPr>
         <w:t xml:space="preserve">, </w:t>
       </w:r>
-      <w:hyperlink r:id="rId169">
-        <w:r>
-          <w:rPr>
-            <w:lang w:val="fr_FR" w:bidi="fr_FR"/>
-          </w:rPr>
-          <w:rPr>
-            <w:color w:val="0000EE"/>
-            <w:u w:val="single"/>
-          </w:rPr>
-          <w:t xml:space="preserve">21 </w:t>
-        </w:r>
-      </w:hyperlink>
+      <w:r>
+        <w:rPr>
+          <w:lang w:val="fr_FR" w:bidi="fr_FR"/>
+        </w:rPr>
+        <w:t xml:space="preserve">21 </w:t>
+      </w:r>
       <w:r>
         <w:rPr>
           <w:lang w:val="fr_FR" w:bidi="fr_FR"/>
         </w:rPr>
         <w:t xml:space="preserve">; </w:t>
       </w:r>
-      <w:hyperlink r:id="rId170">
-        <w:r>
-          <w:rPr>
-            <w:lang w:val="fr_FR" w:bidi="fr_FR"/>
-          </w:rPr>
-          <w:rPr>
-            <w:color w:val="0000EE"/>
-            <w:u w:val="single"/>
-          </w:rPr>
-          <w:t>Ga 1.13</w:t>
-        </w:r>
-      </w:hyperlink>
+      <w:r>
+        <w:rPr>
+          <w:lang w:val="fr_FR" w:bidi="fr_FR"/>
+        </w:rPr>
+        <w:t>Ga 1.13</w:t>
+      </w:r>
       <w:r>
         <w:rPr>
           <w:lang w:val="fr_FR" w:bidi="fr_FR"/>
         </w:rPr>
         <w:t xml:space="preserve">) : ses actions démontraient son zèle vis-à-vis du judaïsme, pour lequel la Bonne Nouvelle de Jésus était perçue comme une menace. • La justice de Paul, déterminée par des critères humains, était une autre illustration de son zèle pour la loi (voir aussi </w:t>
       </w:r>
-      <w:hyperlink r:id="rId171">
-        <w:r>
-          <w:rPr>
-            <w:lang w:val="fr_FR" w:bidi="fr_FR"/>
-          </w:rPr>
-          <w:rPr>
-            <w:color w:val="0000EE"/>
-            <w:u w:val="single"/>
-          </w:rPr>
-          <w:t xml:space="preserve">Ga 1.14 </w:t>
-        </w:r>
-      </w:hyperlink>
+      <w:r>
+        <w:rPr>
+          <w:lang w:val="fr_FR" w:bidi="fr_FR"/>
+        </w:rPr>
+        <w:t xml:space="preserve">Ga 1.14 </w:t>
+      </w:r>
       <w:r>
         <w:rPr>
           <w:lang w:val="fr_FR" w:bidi="fr_FR"/>
         </w:rPr>
         <w:t xml:space="preserve">; en ce qui concerne le point de vue chrétien ultérieur de Paul, cf. </w:t>
       </w:r>
-      <w:hyperlink r:id="rId172">
-        <w:r>
-          <w:rPr>
-            <w:lang w:val="fr_FR" w:bidi="fr_FR"/>
-          </w:rPr>
-          <w:rPr>
-            <w:color w:val="0000EE"/>
-            <w:u w:val="single"/>
-          </w:rPr>
-          <w:t xml:space="preserve">Rm 3.23 </w:t>
-        </w:r>
-      </w:hyperlink>
+      <w:r>
+        <w:rPr>
+          <w:lang w:val="fr_FR" w:bidi="fr_FR"/>
+        </w:rPr>
+        <w:t xml:space="preserve">Rm 3.23 </w:t>
+      </w:r>
       <w:r>
         <w:rPr>
           <w:lang w:val="fr_FR" w:bidi="fr_FR"/>
         </w:rPr>
         <w:t xml:space="preserve">; </w:t>
       </w:r>
-      <w:hyperlink r:id="rId173">
-        <w:r>
-          <w:rPr>
-            <w:lang w:val="fr_FR" w:bidi="fr_FR"/>
-          </w:rPr>
-          <w:rPr>
-            <w:color w:val="0000EE"/>
-            <w:u w:val="single"/>
-          </w:rPr>
-          <w:t>7.14–25</w:t>
-        </w:r>
-      </w:hyperlink>
+      <w:r>
+        <w:rPr>
+          <w:lang w:val="fr_FR" w:bidi="fr_FR"/>
+        </w:rPr>
+        <w:t>7.14–25</w:t>
+      </w:r>
       <w:r>
         <w:rPr>
           <w:lang w:val="fr_FR" w:bidi="fr_FR"/>
@@ -6102,90 +5100,60 @@
         </w:rPr>
         <w:t>En tant que chrétien, Paul considère désormais ces choses (</w:t>
       </w:r>
-      <w:hyperlink r:id="rId174">
-        <w:r>
-          <w:rPr>
-            <w:lang w:val="fr_FR" w:bidi="fr_FR"/>
-          </w:rPr>
-          <w:rPr>
-            <w:color w:val="0000EE"/>
-            <w:u w:val="single"/>
-          </w:rPr>
-          <w:t>3.5–6</w:t>
-        </w:r>
-      </w:hyperlink>
+      <w:r>
+        <w:rPr>
+          <w:lang w:val="fr_FR" w:bidi="fr_FR"/>
+        </w:rPr>
+        <w:t>3.5–6</w:t>
+      </w:r>
       <w:r>
         <w:rPr>
           <w:lang w:val="fr_FR" w:bidi="fr_FR"/>
         </w:rPr>
         <w:t xml:space="preserve">) comme sans valeur en raison de ce que le Christ a fait : la relation d'un croyant avec Dieu est définie par la connaissance du Christ (cf. </w:t>
       </w:r>
-      <w:hyperlink r:id="rId175">
-        <w:r>
-          <w:rPr>
-            <w:lang w:val="fr_FR" w:bidi="fr_FR"/>
-          </w:rPr>
-          <w:rPr>
-            <w:color w:val="0000EE"/>
-            <w:u w:val="single"/>
-          </w:rPr>
-          <w:t xml:space="preserve">3.10 </w:t>
-        </w:r>
-      </w:hyperlink>
+      <w:r>
+        <w:rPr>
+          <w:lang w:val="fr_FR" w:bidi="fr_FR"/>
+        </w:rPr>
+        <w:t xml:space="preserve">3.10 </w:t>
+      </w:r>
       <w:r>
         <w:rPr>
           <w:lang w:val="fr_FR" w:bidi="fr_FR"/>
         </w:rPr>
         <w:t xml:space="preserve">; </w:t>
       </w:r>
-      <w:hyperlink r:id="rId176">
-        <w:r>
-          <w:rPr>
-            <w:lang w:val="fr_FR" w:bidi="fr_FR"/>
-          </w:rPr>
-          <w:rPr>
-            <w:color w:val="0000EE"/>
-            <w:u w:val="single"/>
-          </w:rPr>
-          <w:t>Jn 17.3</w:t>
-        </w:r>
-      </w:hyperlink>
+      <w:r>
+        <w:rPr>
+          <w:lang w:val="fr_FR" w:bidi="fr_FR"/>
+        </w:rPr>
+        <w:t>Jn 17.3</w:t>
+      </w:r>
       <w:r>
         <w:rPr>
           <w:lang w:val="fr_FR" w:bidi="fr_FR"/>
         </w:rPr>
         <w:t xml:space="preserve">) et rien d'autre. La seule chose importante est de recevoir le Christ, recevant ainsi le don du salut éternel (cf. </w:t>
       </w:r>
-      <w:hyperlink r:id="rId82">
-        <w:r>
-          <w:rPr>
-            <w:lang w:val="fr_FR" w:bidi="fr_FR"/>
-          </w:rPr>
-          <w:rPr>
-            <w:color w:val="0000EE"/>
-            <w:u w:val="single"/>
-          </w:rPr>
-          <w:t xml:space="preserve">Jn 3.16 </w:t>
-        </w:r>
-      </w:hyperlink>
+      <w:r>
+        <w:rPr>
+          <w:lang w:val="fr_FR" w:bidi="fr_FR"/>
+        </w:rPr>
+        <w:t xml:space="preserve">Jn 3.16 </w:t>
+      </w:r>
       <w:r>
         <w:rPr>
           <w:lang w:val="fr_FR" w:bidi="fr_FR"/>
         </w:rPr>
         <w:t xml:space="preserve">; </w:t>
       </w:r>
-      <w:hyperlink r:id="rId177">
-        <w:r>
-          <w:rPr>
-            <w:lang w:val="fr_FR" w:bidi="fr_FR"/>
-          </w:rPr>
-          <w:rPr>
-            <w:color w:val="0000EE"/>
-            <w:u w:val="single"/>
-          </w:rPr>
-          <w:t>1Jn 5.11–13</w:t>
-        </w:r>
-      </w:hyperlink>
+      <w:r>
+        <w:rPr>
+          <w:lang w:val="fr_FR" w:bidi="fr_FR"/>
+        </w:rPr>
+        <w:t>1Jn 5.11–13</w:t>
+      </w:r>
       <w:r>
         <w:rPr>
           <w:lang w:val="fr_FR" w:bidi="fr_FR"/>
@@ -6253,126 +5221,84 @@
         </w:rPr>
         <w:t>Paul résume ici le contraste entre sa conception du salut et celle de ses adversaires (</w:t>
       </w:r>
-      <w:hyperlink r:id="rId178">
-        <w:r>
-          <w:rPr>
-            <w:lang w:val="fr_FR" w:bidi="fr_FR"/>
-          </w:rPr>
-          <w:rPr>
-            <w:color w:val="0000EE"/>
-            <w:u w:val="single"/>
-          </w:rPr>
-          <w:t>3.2</w:t>
-        </w:r>
-      </w:hyperlink>
+      <w:r>
+        <w:rPr>
+          <w:lang w:val="fr_FR" w:bidi="fr_FR"/>
+        </w:rPr>
+        <w:t>3.2</w:t>
+      </w:r>
       <w:r>
         <w:rPr>
           <w:lang w:val="fr_FR" w:bidi="fr_FR"/>
         </w:rPr>
         <w:t xml:space="preserve">). • Les croyants deviennent un avec le Christ en lui faisant confiance pour le salut et en partageant sa vie (cf. </w:t>
       </w:r>
-      <w:hyperlink r:id="rId179">
-        <w:r>
-          <w:rPr>
-            <w:lang w:val="fr_FR" w:bidi="fr_FR"/>
-          </w:rPr>
-          <w:rPr>
-            <w:color w:val="0000EE"/>
-            <w:u w:val="single"/>
-          </w:rPr>
-          <w:t>Jn 15.1–5</w:t>
-        </w:r>
-      </w:hyperlink>
+      <w:r>
+        <w:rPr>
+          <w:lang w:val="fr_FR" w:bidi="fr_FR"/>
+        </w:rPr>
+        <w:t>Jn 15.1–5</w:t>
+      </w:r>
       <w:r>
         <w:rPr>
           <w:lang w:val="fr_FR" w:bidi="fr_FR"/>
         </w:rPr>
         <w:t xml:space="preserve">). • Nous devenons justes, non pas en observant la loi de Moïse, mais par la foi en Christ. C'est la manière de Dieu de nous rendre justes vis-à-vis de lui-même : le salut ne se mérite pas, il se reçoit comme un don gratuit (voir </w:t>
       </w:r>
-      <w:hyperlink r:id="rId180">
-        <w:r>
-          <w:rPr>
-            <w:lang w:val="fr_FR" w:bidi="fr_FR"/>
-          </w:rPr>
-          <w:rPr>
-            <w:color w:val="0000EE"/>
-            <w:u w:val="single"/>
-          </w:rPr>
-          <w:t xml:space="preserve">Rm 1.17 </w:t>
-        </w:r>
-      </w:hyperlink>
+      <w:r>
+        <w:rPr>
+          <w:lang w:val="fr_FR" w:bidi="fr_FR"/>
+        </w:rPr>
+        <w:t xml:space="preserve">Rm 1.17 </w:t>
+      </w:r>
       <w:r>
         <w:rPr>
           <w:lang w:val="fr_FR" w:bidi="fr_FR"/>
         </w:rPr>
         <w:t xml:space="preserve">; </w:t>
       </w:r>
-      <w:hyperlink r:id="rId181">
-        <w:r>
-          <w:rPr>
-            <w:lang w:val="fr_FR" w:bidi="fr_FR"/>
-          </w:rPr>
-          <w:rPr>
-            <w:color w:val="0000EE"/>
-            <w:u w:val="single"/>
-          </w:rPr>
-          <w:t xml:space="preserve">3.21–26 </w:t>
-        </w:r>
-      </w:hyperlink>
+      <w:r>
+        <w:rPr>
+          <w:lang w:val="fr_FR" w:bidi="fr_FR"/>
+        </w:rPr>
+        <w:t xml:space="preserve">3.21–26 </w:t>
+      </w:r>
       <w:r>
         <w:rPr>
           <w:lang w:val="fr_FR" w:bidi="fr_FR"/>
         </w:rPr>
         <w:t xml:space="preserve">; </w:t>
       </w:r>
-      <w:hyperlink r:id="rId182">
-        <w:r>
-          <w:rPr>
-            <w:lang w:val="fr_FR" w:bidi="fr_FR"/>
-          </w:rPr>
-          <w:rPr>
-            <w:color w:val="0000EE"/>
-            <w:u w:val="single"/>
-          </w:rPr>
-          <w:t xml:space="preserve">4.5–8 </w:t>
-        </w:r>
-      </w:hyperlink>
+      <w:r>
+        <w:rPr>
+          <w:lang w:val="fr_FR" w:bidi="fr_FR"/>
+        </w:rPr>
+        <w:t xml:space="preserve">4.5–8 </w:t>
+      </w:r>
       <w:r>
         <w:rPr>
           <w:lang w:val="fr_FR" w:bidi="fr_FR"/>
         </w:rPr>
         <w:t xml:space="preserve">; </w:t>
       </w:r>
-      <w:hyperlink r:id="rId183">
-        <w:r>
-          <w:rPr>
-            <w:lang w:val="fr_FR" w:bidi="fr_FR"/>
-          </w:rPr>
-          <w:rPr>
-            <w:color w:val="0000EE"/>
-            <w:u w:val="single"/>
-          </w:rPr>
-          <w:t xml:space="preserve">Ga 2.16 </w:t>
-        </w:r>
-      </w:hyperlink>
+      <w:r>
+        <w:rPr>
+          <w:lang w:val="fr_FR" w:bidi="fr_FR"/>
+        </w:rPr>
+        <w:t xml:space="preserve">Ga 2.16 </w:t>
+      </w:r>
       <w:r>
         <w:rPr>
           <w:lang w:val="fr_FR" w:bidi="fr_FR"/>
         </w:rPr>
         <w:t xml:space="preserve">; </w:t>
       </w:r>
-      <w:hyperlink r:id="rId184">
-        <w:r>
-          <w:rPr>
-            <w:lang w:val="fr_FR" w:bidi="fr_FR"/>
-          </w:rPr>
-          <w:rPr>
-            <w:color w:val="0000EE"/>
-            <w:u w:val="single"/>
-          </w:rPr>
-          <w:t>Ep 2.8–9</w:t>
-        </w:r>
-      </w:hyperlink>
+      <w:r>
+        <w:rPr>
+          <w:lang w:val="fr_FR" w:bidi="fr_FR"/>
+        </w:rPr>
+        <w:t>Ep 2.8–9</w:t>
+      </w:r>
       <w:r>
         <w:rPr>
           <w:lang w:val="fr_FR" w:bidi="fr_FR"/>
@@ -6427,108 +5353,72 @@
         </w:rPr>
         <w:t xml:space="preserve">Connaître Christ : en le connaissant, une personne connaît Dieu et est acceptée par lui (cf. </w:t>
       </w:r>
-      <w:hyperlink r:id="rId185">
-        <w:r>
-          <w:rPr>
-            <w:lang w:val="fr_FR" w:bidi="fr_FR"/>
-          </w:rPr>
-          <w:rPr>
-            <w:color w:val="0000EE"/>
-            <w:u w:val="single"/>
-          </w:rPr>
-          <w:t xml:space="preserve">3.7–8 </w:t>
-        </w:r>
-      </w:hyperlink>
+      <w:r>
+        <w:rPr>
+          <w:lang w:val="fr_FR" w:bidi="fr_FR"/>
+        </w:rPr>
+        <w:t xml:space="preserve">3.7–8 </w:t>
+      </w:r>
       <w:r>
         <w:rPr>
           <w:lang w:val="fr_FR" w:bidi="fr_FR"/>
         </w:rPr>
         <w:t xml:space="preserve">; </w:t>
       </w:r>
-      <w:hyperlink r:id="rId186">
-        <w:r>
-          <w:rPr>
-            <w:lang w:val="fr_FR" w:bidi="fr_FR"/>
-          </w:rPr>
-          <w:rPr>
-            <w:color w:val="0000EE"/>
-            <w:u w:val="single"/>
-          </w:rPr>
-          <w:t xml:space="preserve">Jn 1.12–13 </w:t>
-        </w:r>
-      </w:hyperlink>
+      <w:r>
+        <w:rPr>
+          <w:lang w:val="fr_FR" w:bidi="fr_FR"/>
+        </w:rPr>
+        <w:t xml:space="preserve">Jn 1.12–13 </w:t>
+      </w:r>
       <w:r>
         <w:rPr>
           <w:lang w:val="fr_FR" w:bidi="fr_FR"/>
         </w:rPr>
         <w:t xml:space="preserve">; </w:t>
       </w:r>
-      <w:hyperlink r:id="rId176">
-        <w:r>
-          <w:rPr>
-            <w:lang w:val="fr_FR" w:bidi="fr_FR"/>
-          </w:rPr>
-          <w:rPr>
-            <w:color w:val="0000EE"/>
-            <w:u w:val="single"/>
-          </w:rPr>
-          <w:t>17.3</w:t>
-        </w:r>
-      </w:hyperlink>
+      <w:r>
+        <w:rPr>
+          <w:lang w:val="fr_FR" w:bidi="fr_FR"/>
+        </w:rPr>
+        <w:t>17.3</w:t>
+      </w:r>
       <w:r>
         <w:rPr>
           <w:lang w:val="fr_FR" w:bidi="fr_FR"/>
         </w:rPr>
         <w:t xml:space="preserve">). • Les croyants expérimentent la puissance formidable qui l'a ressuscité des morts, à la fois maintenant et dans l'éternité (voir </w:t>
       </w:r>
-      <w:hyperlink r:id="rId187">
-        <w:r>
-          <w:rPr>
-            <w:lang w:val="fr_FR" w:bidi="fr_FR"/>
-          </w:rPr>
-          <w:rPr>
-            <w:color w:val="0000EE"/>
-            <w:u w:val="single"/>
-          </w:rPr>
-          <w:t>Rm 6.4–14</w:t>
-        </w:r>
-      </w:hyperlink>
+      <w:r>
+        <w:rPr>
+          <w:lang w:val="fr_FR" w:bidi="fr_FR"/>
+        </w:rPr>
+        <w:t>Rm 6.4–14</w:t>
+      </w:r>
       <w:r>
         <w:rPr>
           <w:lang w:val="fr_FR" w:bidi="fr_FR"/>
         </w:rPr>
         <w:t xml:space="preserve"> ; </w:t>
       </w:r>
-      <w:hyperlink r:id="rId188">
-        <w:r>
-          <w:rPr>
-            <w:lang w:val="fr_FR" w:bidi="fr_FR"/>
-          </w:rPr>
-          <w:rPr>
-            <w:color w:val="0000EE"/>
-            <w:u w:val="single"/>
-          </w:rPr>
-          <w:t>8.10–11</w:t>
-        </w:r>
-      </w:hyperlink>
+      <w:r>
+        <w:rPr>
+          <w:lang w:val="fr_FR" w:bidi="fr_FR"/>
+        </w:rPr>
+        <w:t>8.10–11</w:t>
+      </w:r>
       <w:r>
         <w:rPr>
           <w:lang w:val="fr_FR" w:bidi="fr_FR"/>
         </w:rPr>
         <w:t xml:space="preserve"> ; </w:t>
       </w:r>
-      <w:hyperlink r:id="rId189">
-        <w:r>
-          <w:rPr>
-            <w:lang w:val="fr_FR" w:bidi="fr_FR"/>
-          </w:rPr>
-          <w:rPr>
-            <w:color w:val="0000EE"/>
-            <w:u w:val="single"/>
-          </w:rPr>
-          <w:t>Col 3.1–4</w:t>
-        </w:r>
-      </w:hyperlink>
+      <w:r>
+        <w:rPr>
+          <w:lang w:val="fr_FR" w:bidi="fr_FR"/>
+        </w:rPr>
+        <w:t>Col 3.1–4</w:t>
+      </w:r>
       <w:r>
         <w:rPr>
           <w:lang w:val="fr_FR" w:bidi="fr_FR"/>
@@ -6547,72 +5437,48 @@
         </w:rPr>
         <w:t xml:space="preserve">: uni au Christ, un croyant a le privilège d'expérimenter sa vie et sa mort (voir </w:t>
       </w:r>
-      <w:hyperlink r:id="rId32">
-        <w:r>
-          <w:rPr>
-            <w:lang w:val="fr_FR" w:bidi="fr_FR"/>
-          </w:rPr>
-          <w:rPr>
-            <w:color w:val="0000EE"/>
-            <w:u w:val="single"/>
-          </w:rPr>
-          <w:t xml:space="preserve">Ph 1.29 </w:t>
-        </w:r>
-      </w:hyperlink>
+      <w:r>
+        <w:rPr>
+          <w:lang w:val="fr_FR" w:bidi="fr_FR"/>
+        </w:rPr>
+        <w:t xml:space="preserve">Ph 1.29 </w:t>
+      </w:r>
       <w:r>
         <w:rPr>
           <w:lang w:val="fr_FR" w:bidi="fr_FR"/>
         </w:rPr>
         <w:t xml:space="preserve">; </w:t>
       </w:r>
-      <w:hyperlink r:id="rId190">
-        <w:r>
-          <w:rPr>
-            <w:lang w:val="fr_FR" w:bidi="fr_FR"/>
-          </w:rPr>
-          <w:rPr>
-            <w:color w:val="0000EE"/>
-            <w:u w:val="single"/>
-          </w:rPr>
-          <w:t xml:space="preserve">2Co 4.10–12 </w:t>
-        </w:r>
-      </w:hyperlink>
+      <w:r>
+        <w:rPr>
+          <w:lang w:val="fr_FR" w:bidi="fr_FR"/>
+        </w:rPr>
+        <w:t xml:space="preserve">2Co 4.10–12 </w:t>
+      </w:r>
       <w:r>
         <w:rPr>
           <w:lang w:val="fr_FR" w:bidi="fr_FR"/>
         </w:rPr>
         <w:t xml:space="preserve">; </w:t>
       </w:r>
-      <w:hyperlink r:id="rId191">
-        <w:r>
-          <w:rPr>
-            <w:lang w:val="fr_FR" w:bidi="fr_FR"/>
-          </w:rPr>
-          <w:rPr>
-            <w:color w:val="0000EE"/>
-            <w:u w:val="single"/>
-          </w:rPr>
-          <w:t xml:space="preserve">Col 1.24 </w:t>
-        </w:r>
-      </w:hyperlink>
+      <w:r>
+        <w:rPr>
+          <w:lang w:val="fr_FR" w:bidi="fr_FR"/>
+        </w:rPr>
+        <w:t xml:space="preserve">Col 1.24 </w:t>
+      </w:r>
       <w:r>
         <w:rPr>
           <w:lang w:val="fr_FR" w:bidi="fr_FR"/>
         </w:rPr>
         <w:t xml:space="preserve">; </w:t>
       </w:r>
-      <w:hyperlink r:id="rId192">
-        <w:r>
-          <w:rPr>
-            <w:lang w:val="fr_FR" w:bidi="fr_FR"/>
-          </w:rPr>
-          <w:rPr>
-            <w:color w:val="0000EE"/>
-            <w:u w:val="single"/>
-          </w:rPr>
-          <w:t>1 P 4.13–16</w:t>
-        </w:r>
-      </w:hyperlink>
+      <w:r>
+        <w:rPr>
+          <w:lang w:val="fr_FR" w:bidi="fr_FR"/>
+        </w:rPr>
+        <w:t>1 P 4.13–16</w:t>
+      </w:r>
       <w:r>
         <w:rPr>
           <w:lang w:val="fr_FR" w:bidi="fr_FR"/>
@@ -6667,54 +5533,36 @@
         </w:rPr>
         <w:t xml:space="preserve">Faire l'expérience de la résurrection des morts, c'est être sauvé du jugement et recevoir la vie éternelle (voir </w:t>
       </w:r>
-      <w:hyperlink r:id="rId193">
-        <w:r>
-          <w:rPr>
-            <w:lang w:val="fr_FR" w:bidi="fr_FR"/>
-          </w:rPr>
-          <w:rPr>
-            <w:color w:val="0000EE"/>
-            <w:u w:val="single"/>
-          </w:rPr>
-          <w:t>Ap 20.4–6</w:t>
-        </w:r>
-      </w:hyperlink>
+      <w:r>
+        <w:rPr>
+          <w:lang w:val="fr_FR" w:bidi="fr_FR"/>
+        </w:rPr>
+        <w:t>Ap 20.4–6</w:t>
+      </w:r>
       <w:r>
         <w:rPr>
           <w:lang w:val="fr_FR" w:bidi="fr_FR"/>
         </w:rPr>
         <w:t>). Paul était conscient de la sainteté de Dieu et de la sévérité du jugement final (</w:t>
       </w:r>
-      <w:hyperlink r:id="rId194">
-        <w:r>
-          <w:rPr>
-            <w:lang w:val="fr_FR" w:bidi="fr_FR"/>
-          </w:rPr>
-          <w:rPr>
-            <w:color w:val="0000EE"/>
-            <w:u w:val="single"/>
-          </w:rPr>
-          <w:t>Ap 20.11–15</w:t>
-        </w:r>
-      </w:hyperlink>
+      <w:r>
+        <w:rPr>
+          <w:lang w:val="fr_FR" w:bidi="fr_FR"/>
+        </w:rPr>
+        <w:t>Ap 20.11–15</w:t>
+      </w:r>
       <w:r>
         <w:rPr>
           <w:lang w:val="fr_FR" w:bidi="fr_FR"/>
         </w:rPr>
         <w:t xml:space="preserve">) ; il savait qu'il devait persévérer dans sa quête du Christ et du salut (cf. </w:t>
       </w:r>
-      <w:hyperlink r:id="rId195">
-        <w:r>
-          <w:rPr>
-            <w:lang w:val="fr_FR" w:bidi="fr_FR"/>
-          </w:rPr>
-          <w:rPr>
-            <w:color w:val="0000EE"/>
-            <w:u w:val="single"/>
-          </w:rPr>
-          <w:t>Ga 5.5</w:t>
-        </w:r>
-      </w:hyperlink>
+      <w:r>
+        <w:rPr>
+          <w:lang w:val="fr_FR" w:bidi="fr_FR"/>
+        </w:rPr>
+        <w:t>Ga 5.5</w:t>
+      </w:r>
       <w:r>
         <w:rPr>
           <w:lang w:val="fr_FR" w:bidi="fr_FR"/>
@@ -6877,72 +5725,48 @@
         </w:rPr>
         <w:t xml:space="preserve">Ceux qui sont spirituellement matures (cf. </w:t>
       </w:r>
-      <w:hyperlink r:id="rId196">
-        <w:r>
-          <w:rPr>
-            <w:lang w:val="fr_FR" w:bidi="fr_FR"/>
-          </w:rPr>
-          <w:rPr>
-            <w:color w:val="0000EE"/>
-            <w:u w:val="single"/>
-          </w:rPr>
-          <w:t>1Co 2.6</w:t>
-        </w:r>
-      </w:hyperlink>
+      <w:r>
+        <w:rPr>
+          <w:lang w:val="fr_FR" w:bidi="fr_FR"/>
+        </w:rPr>
+        <w:t>1Co 2.6</w:t>
+      </w:r>
       <w:r>
         <w:rPr>
           <w:lang w:val="fr_FR" w:bidi="fr_FR"/>
         </w:rPr>
         <w:t xml:space="preserve"> ; </w:t>
       </w:r>
-      <w:hyperlink r:id="rId197">
-        <w:r>
-          <w:rPr>
-            <w:lang w:val="fr_FR" w:bidi="fr_FR"/>
-          </w:rPr>
-          <w:rPr>
-            <w:color w:val="0000EE"/>
-            <w:u w:val="single"/>
-          </w:rPr>
-          <w:t>3.1</w:t>
-        </w:r>
-      </w:hyperlink>
+      <w:r>
+        <w:rPr>
+          <w:lang w:val="fr_FR" w:bidi="fr_FR"/>
+        </w:rPr>
+        <w:t>3.1</w:t>
+      </w:r>
       <w:r>
         <w:rPr>
           <w:lang w:val="fr_FR" w:bidi="fr_FR"/>
         </w:rPr>
         <w:t>) partageront le point de vue de Paul sur le fait que les choses éternelles sont les plus importantes dans la vie (</w:t>
       </w:r>
-      <w:hyperlink r:id="rId122">
-        <w:r>
-          <w:rPr>
-            <w:lang w:val="fr_FR" w:bidi="fr_FR"/>
-          </w:rPr>
-          <w:rPr>
-            <w:color w:val="0000EE"/>
-            <w:u w:val="single"/>
-          </w:rPr>
-          <w:t xml:space="preserve">Ph 3.12–14 </w:t>
-        </w:r>
-      </w:hyperlink>
+      <w:r>
+        <w:rPr>
+          <w:lang w:val="fr_FR" w:bidi="fr_FR"/>
+        </w:rPr>
+        <w:t xml:space="preserve">Ph 3.12–14 </w:t>
+      </w:r>
       <w:r>
         <w:rPr>
           <w:lang w:val="fr_FR" w:bidi="fr_FR"/>
         </w:rPr>
         <w:t xml:space="preserve">; cf. </w:t>
       </w:r>
-      <w:hyperlink r:id="rId198">
-        <w:r>
-          <w:rPr>
-            <w:lang w:val="fr_FR" w:bidi="fr_FR"/>
-          </w:rPr>
-          <w:rPr>
-            <w:color w:val="0000EE"/>
-            <w:u w:val="single"/>
-          </w:rPr>
-          <w:t>2Co 4.16–18</w:t>
-        </w:r>
-      </w:hyperlink>
+      <w:r>
+        <w:rPr>
+          <w:lang w:val="fr_FR" w:bidi="fr_FR"/>
+        </w:rPr>
+        <w:t>2Co 4.16–18</w:t>
+      </w:r>
       <w:r>
         <w:rPr>
           <w:lang w:val="fr_FR" w:bidi="fr_FR"/>
@@ -7051,126 +5875,84 @@
         </w:rPr>
         <w:t>: La recherche sérieuse du Christ et de la vie à laquelle Dieu l'a appelé (</w:t>
       </w:r>
-      <w:hyperlink r:id="rId199">
-        <w:r>
-          <w:rPr>
-            <w:lang w:val="fr_FR" w:bidi="fr_FR"/>
-          </w:rPr>
-          <w:rPr>
-            <w:color w:val="0000EE"/>
-            <w:u w:val="single"/>
-          </w:rPr>
-          <w:t xml:space="preserve">3.7–14 </w:t>
-        </w:r>
-      </w:hyperlink>
+      <w:r>
+        <w:rPr>
+          <w:lang w:val="fr_FR" w:bidi="fr_FR"/>
+        </w:rPr>
+        <w:t xml:space="preserve">3.7–14 </w:t>
+      </w:r>
       <w:r>
         <w:rPr>
           <w:lang w:val="fr_FR" w:bidi="fr_FR"/>
         </w:rPr>
         <w:t xml:space="preserve">; </w:t>
       </w:r>
-      <w:hyperlink r:id="rId200">
-        <w:r>
-          <w:rPr>
-            <w:lang w:val="fr_FR" w:bidi="fr_FR"/>
-          </w:rPr>
-          <w:rPr>
-            <w:color w:val="0000EE"/>
-            <w:u w:val="single"/>
-          </w:rPr>
-          <w:t xml:space="preserve">4.9 </w:t>
-        </w:r>
-      </w:hyperlink>
+      <w:r>
+        <w:rPr>
+          <w:lang w:val="fr_FR" w:bidi="fr_FR"/>
+        </w:rPr>
+        <w:t xml:space="preserve">4.9 </w:t>
+      </w:r>
       <w:r>
         <w:rPr>
           <w:lang w:val="fr_FR" w:bidi="fr_FR"/>
         </w:rPr>
         <w:t xml:space="preserve">; </w:t>
       </w:r>
-      <w:hyperlink r:id="rId201">
-        <w:r>
-          <w:rPr>
-            <w:lang w:val="fr_FR" w:bidi="fr_FR"/>
-          </w:rPr>
-          <w:rPr>
-            <w:color w:val="0000EE"/>
-            <w:u w:val="single"/>
-          </w:rPr>
-          <w:t>1Co 4.6</w:t>
-        </w:r>
-      </w:hyperlink>
+      <w:r>
+        <w:rPr>
+          <w:lang w:val="fr_FR" w:bidi="fr_FR"/>
+        </w:rPr>
+        <w:t>1Co 4.6</w:t>
+      </w:r>
       <w:r>
         <w:rPr>
           <w:lang w:val="fr_FR" w:bidi="fr_FR"/>
         </w:rPr>
         <w:t xml:space="preserve">, </w:t>
       </w:r>
-      <w:hyperlink r:id="rId202">
-        <w:r>
-          <w:rPr>
-            <w:lang w:val="fr_FR" w:bidi="fr_FR"/>
-          </w:rPr>
-          <w:rPr>
-            <w:color w:val="0000EE"/>
-            <w:u w:val="single"/>
-          </w:rPr>
-          <w:t xml:space="preserve">16–17 </w:t>
-        </w:r>
-      </w:hyperlink>
+      <w:r>
+        <w:rPr>
+          <w:lang w:val="fr_FR" w:bidi="fr_FR"/>
+        </w:rPr>
+        <w:t xml:space="preserve">16–17 </w:t>
+      </w:r>
       <w:r>
         <w:rPr>
           <w:lang w:val="fr_FR" w:bidi="fr_FR"/>
         </w:rPr>
         <w:t xml:space="preserve">; </w:t>
       </w:r>
-      <w:hyperlink r:id="rId203">
-        <w:r>
-          <w:rPr>
-            <w:lang w:val="fr_FR" w:bidi="fr_FR"/>
-          </w:rPr>
-          <w:rPr>
-            <w:color w:val="0000EE"/>
-            <w:u w:val="single"/>
-          </w:rPr>
-          <w:t xml:space="preserve">11.1 </w:t>
-        </w:r>
-      </w:hyperlink>
+      <w:r>
+        <w:rPr>
+          <w:lang w:val="fr_FR" w:bidi="fr_FR"/>
+        </w:rPr>
+        <w:t xml:space="preserve">11.1 </w:t>
+      </w:r>
       <w:r>
         <w:rPr>
           <w:lang w:val="fr_FR" w:bidi="fr_FR"/>
         </w:rPr>
         <w:t xml:space="preserve">; </w:t>
       </w:r>
-      <w:hyperlink r:id="rId204">
-        <w:r>
-          <w:rPr>
-            <w:lang w:val="fr_FR" w:bidi="fr_FR"/>
-          </w:rPr>
-          <w:rPr>
-            <w:color w:val="0000EE"/>
-            <w:u w:val="single"/>
-          </w:rPr>
-          <w:t>2 Th 3.7–9</w:t>
-        </w:r>
-      </w:hyperlink>
+      <w:r>
+        <w:rPr>
+          <w:lang w:val="fr_FR" w:bidi="fr_FR"/>
+        </w:rPr>
+        <w:t>2 Th 3.7–9</w:t>
+      </w:r>
       <w:r>
         <w:rPr>
           <w:lang w:val="fr_FR" w:bidi="fr_FR"/>
         </w:rPr>
         <w:t>) contraste fortement avec celle des ennemis du Christ qui sont décrits plus loin (</w:t>
       </w:r>
-      <w:hyperlink r:id="rId205">
-        <w:r>
-          <w:rPr>
-            <w:lang w:val="fr_FR" w:bidi="fr_FR"/>
-          </w:rPr>
-          <w:rPr>
-            <w:color w:val="0000EE"/>
-            <w:u w:val="single"/>
-          </w:rPr>
-          <w:t>Ph 3.18–19</w:t>
-        </w:r>
-      </w:hyperlink>
+      <w:r>
+        <w:rPr>
+          <w:lang w:val="fr_FR" w:bidi="fr_FR"/>
+        </w:rPr>
+        <w:t>Ph 3.18–19</w:t>
+      </w:r>
       <w:r>
         <w:rPr>
           <w:lang w:val="fr_FR" w:bidi="fr_FR"/>
@@ -7225,90 +6007,60 @@
         </w:rPr>
         <w:t xml:space="preserve">L'identité des ennemis n'est pas connue ; il peut s'agir (1) des Juifs ou des chrétiens Juifs fiers de leur circoncision (comme au verset </w:t>
       </w:r>
-      <w:hyperlink r:id="rId178">
-        <w:r>
-          <w:rPr>
-            <w:lang w:val="fr_FR" w:bidi="fr_FR"/>
-          </w:rPr>
-          <w:rPr>
-            <w:color w:val="0000EE"/>
-            <w:u w:val="single"/>
-          </w:rPr>
-          <w:t>3.2</w:t>
-        </w:r>
-      </w:hyperlink>
+      <w:r>
+        <w:rPr>
+          <w:lang w:val="fr_FR" w:bidi="fr_FR"/>
+        </w:rPr>
+        <w:t>3.2</w:t>
+      </w:r>
       <w:r>
         <w:rPr>
           <w:lang w:val="fr_FR" w:bidi="fr_FR"/>
         </w:rPr>
         <w:t xml:space="preserve">), dont l'accent mis sur le judaïsme observant contredit la croix du Christ ; (2) de pseudo-croyants menant une vie mondaine et immorale (cf. </w:t>
       </w:r>
-      <w:hyperlink r:id="rId206">
-        <w:r>
-          <w:rPr>
-            <w:lang w:val="fr_FR" w:bidi="fr_FR"/>
-          </w:rPr>
-          <w:rPr>
-            <w:color w:val="0000EE"/>
-            <w:u w:val="single"/>
-          </w:rPr>
-          <w:t>3.19</w:t>
-        </w:r>
-      </w:hyperlink>
+      <w:r>
+        <w:rPr>
+          <w:lang w:val="fr_FR" w:bidi="fr_FR"/>
+        </w:rPr>
+        <w:t>3.19</w:t>
+      </w:r>
       <w:r>
         <w:rPr>
           <w:lang w:val="fr_FR" w:bidi="fr_FR"/>
         </w:rPr>
         <w:t xml:space="preserve">) ; ou (3) de croyants déclarés qui ont rejeté la vision de la Bonne Nouvelle centrée sur la croix, prônée par Paul. La crucifixion du Christ en tant que criminel était scandaleuse et offensante pour beaucoup (voir </w:t>
       </w:r>
-      <w:hyperlink r:id="rId207">
-        <w:r>
-          <w:rPr>
-            <w:lang w:val="fr_FR" w:bidi="fr_FR"/>
-          </w:rPr>
-          <w:rPr>
-            <w:color w:val="0000EE"/>
-            <w:u w:val="single"/>
-          </w:rPr>
-          <w:t xml:space="preserve">1Co 1.23 </w:t>
-        </w:r>
-      </w:hyperlink>
+      <w:r>
+        <w:rPr>
+          <w:lang w:val="fr_FR" w:bidi="fr_FR"/>
+        </w:rPr>
+        <w:t xml:space="preserve">1Co 1.23 </w:t>
+      </w:r>
       <w:r>
         <w:rPr>
           <w:lang w:val="fr_FR" w:bidi="fr_FR"/>
         </w:rPr>
         <w:t xml:space="preserve">; cf. </w:t>
       </w:r>
-      <w:hyperlink r:id="rId208">
-        <w:r>
-          <w:rPr>
-            <w:lang w:val="fr_FR" w:bidi="fr_FR"/>
-          </w:rPr>
-          <w:rPr>
-            <w:color w:val="0000EE"/>
-            <w:u w:val="single"/>
-          </w:rPr>
-          <w:t xml:space="preserve">Rm 9.33 </w:t>
-        </w:r>
-      </w:hyperlink>
+      <w:r>
+        <w:rPr>
+          <w:lang w:val="fr_FR" w:bidi="fr_FR"/>
+        </w:rPr>
+        <w:t xml:space="preserve">Rm 9.33 </w:t>
+      </w:r>
       <w:r>
         <w:rPr>
           <w:lang w:val="fr_FR" w:bidi="fr_FR"/>
         </w:rPr>
         <w:t xml:space="preserve">; </w:t>
       </w:r>
-      <w:hyperlink r:id="rId209">
-        <w:r>
-          <w:rPr>
-            <w:lang w:val="fr_FR" w:bidi="fr_FR"/>
-          </w:rPr>
-          <w:rPr>
-            <w:color w:val="0000EE"/>
-            <w:u w:val="single"/>
-          </w:rPr>
-          <w:t>1P 2.8</w:t>
-        </w:r>
-      </w:hyperlink>
+      <w:r>
+        <w:rPr>
+          <w:lang w:val="fr_FR" w:bidi="fr_FR"/>
+        </w:rPr>
+        <w:t>1P 2.8</w:t>
+      </w:r>
       <w:r>
         <w:rPr>
           <w:lang w:val="fr_FR" w:bidi="fr_FR"/>
@@ -7369,18 +6121,12 @@
         </w:rPr>
         <w:t xml:space="preserve">il peut s'agir de leur cupidité, de leur sensualité ou de leur intérêt personnel (cf. </w:t>
       </w:r>
-      <w:hyperlink r:id="rId210">
-        <w:r>
-          <w:rPr>
-            <w:lang w:val="fr_FR" w:bidi="fr_FR"/>
-          </w:rPr>
-          <w:rPr>
-            <w:color w:val="0000EE"/>
-            <w:u w:val="single"/>
-          </w:rPr>
-          <w:t>Rm 16.18</w:t>
-        </w:r>
-      </w:hyperlink>
+      <w:r>
+        <w:rPr>
+          <w:lang w:val="fr_FR" w:bidi="fr_FR"/>
+        </w:rPr>
+        <w:t>Rm 16.18</w:t>
+      </w:r>
       <w:r>
         <w:rPr>
           <w:lang w:val="fr_FR" w:bidi="fr_FR"/>
@@ -7399,234 +6145,156 @@
         </w:rPr>
         <w:t xml:space="preserve"> : ce passage est mieux compris comme une référence à l'immoralité plutôt qu'à la fierté d'être circoncis. • La perdition éternelle est le jugement ultime de Dieu pour ceux qui rejettent le Christ et mènent une vie égocentrique et pécheresse (voir </w:t>
       </w:r>
-      <w:hyperlink r:id="rId211">
-        <w:r>
-          <w:rPr>
-            <w:lang w:val="fr_FR" w:bidi="fr_FR"/>
-          </w:rPr>
-          <w:rPr>
-            <w:color w:val="0000EE"/>
-            <w:u w:val="single"/>
-          </w:rPr>
-          <w:t xml:space="preserve">2 Th 1.8–9 </w:t>
-        </w:r>
-      </w:hyperlink>
+      <w:r>
+        <w:rPr>
+          <w:lang w:val="fr_FR" w:bidi="fr_FR"/>
+        </w:rPr>
+        <w:t xml:space="preserve">2 Th 1.8–9 </w:t>
+      </w:r>
       <w:r>
         <w:rPr>
           <w:lang w:val="fr_FR" w:bidi="fr_FR"/>
         </w:rPr>
         <w:t xml:space="preserve">; cf. </w:t>
       </w:r>
-      <w:hyperlink r:id="rId212">
-        <w:r>
-          <w:rPr>
-            <w:lang w:val="fr_FR" w:bidi="fr_FR"/>
-          </w:rPr>
-          <w:rPr>
-            <w:color w:val="0000EE"/>
-            <w:u w:val="single"/>
-          </w:rPr>
-          <w:t xml:space="preserve">Ph 1.28 </w:t>
-        </w:r>
-      </w:hyperlink>
+      <w:r>
+        <w:rPr>
+          <w:lang w:val="fr_FR" w:bidi="fr_FR"/>
+        </w:rPr>
+        <w:t xml:space="preserve">Ph 1.28 </w:t>
+      </w:r>
       <w:r>
         <w:rPr>
           <w:lang w:val="fr_FR" w:bidi="fr_FR"/>
         </w:rPr>
         <w:t xml:space="preserve">; </w:t>
       </w:r>
-      <w:hyperlink r:id="rId213">
-        <w:r>
-          <w:rPr>
-            <w:lang w:val="fr_FR" w:bidi="fr_FR"/>
-          </w:rPr>
-          <w:rPr>
-            <w:color w:val="0000EE"/>
-            <w:u w:val="single"/>
-          </w:rPr>
-          <w:t xml:space="preserve">Mt 7.13 </w:t>
-        </w:r>
-      </w:hyperlink>
+      <w:r>
+        <w:rPr>
+          <w:lang w:val="fr_FR" w:bidi="fr_FR"/>
+        </w:rPr>
+        <w:t xml:space="preserve">Mt 7.13 </w:t>
+      </w:r>
       <w:r>
         <w:rPr>
           <w:lang w:val="fr_FR" w:bidi="fr_FR"/>
         </w:rPr>
         <w:t xml:space="preserve">; </w:t>
       </w:r>
-      <w:hyperlink r:id="rId214">
-        <w:r>
-          <w:rPr>
-            <w:lang w:val="fr_FR" w:bidi="fr_FR"/>
-          </w:rPr>
-          <w:rPr>
-            <w:color w:val="0000EE"/>
-            <w:u w:val="single"/>
-          </w:rPr>
-          <w:t xml:space="preserve">Rm 9.22 </w:t>
-        </w:r>
-      </w:hyperlink>
+      <w:r>
+        <w:rPr>
+          <w:lang w:val="fr_FR" w:bidi="fr_FR"/>
+        </w:rPr>
+        <w:t xml:space="preserve">Rm 9.22 </w:t>
+      </w:r>
       <w:r>
         <w:rPr>
           <w:lang w:val="fr_FR" w:bidi="fr_FR"/>
         </w:rPr>
         <w:t xml:space="preserve">; </w:t>
       </w:r>
-      <w:hyperlink r:id="rId215">
-        <w:r>
-          <w:rPr>
-            <w:lang w:val="fr_FR" w:bidi="fr_FR"/>
-          </w:rPr>
-          <w:rPr>
-            <w:color w:val="0000EE"/>
-            <w:u w:val="single"/>
-          </w:rPr>
-          <w:t xml:space="preserve">1Co 1.18 </w:t>
-        </w:r>
-      </w:hyperlink>
+      <w:r>
+        <w:rPr>
+          <w:lang w:val="fr_FR" w:bidi="fr_FR"/>
+        </w:rPr>
+        <w:t xml:space="preserve">1Co 1.18 </w:t>
+      </w:r>
       <w:r>
         <w:rPr>
           <w:lang w:val="fr_FR" w:bidi="fr_FR"/>
         </w:rPr>
         <w:t xml:space="preserve">; </w:t>
       </w:r>
-      <w:hyperlink r:id="rId216">
-        <w:r>
-          <w:rPr>
-            <w:lang w:val="fr_FR" w:bidi="fr_FR"/>
-          </w:rPr>
-          <w:rPr>
-            <w:color w:val="0000EE"/>
-            <w:u w:val="single"/>
-          </w:rPr>
-          <w:t xml:space="preserve">2Th 2.10 </w:t>
-        </w:r>
-      </w:hyperlink>
+      <w:r>
+        <w:rPr>
+          <w:lang w:val="fr_FR" w:bidi="fr_FR"/>
+        </w:rPr>
+        <w:t xml:space="preserve">2Th 2.10 </w:t>
+      </w:r>
       <w:r>
         <w:rPr>
           <w:lang w:val="fr_FR" w:bidi="fr_FR"/>
         </w:rPr>
         <w:t xml:space="preserve">; </w:t>
       </w:r>
-      <w:hyperlink r:id="rId217">
-        <w:r>
-          <w:rPr>
-            <w:lang w:val="fr_FR" w:bidi="fr_FR"/>
-          </w:rPr>
-          <w:rPr>
-            <w:color w:val="0000EE"/>
-            <w:u w:val="single"/>
-          </w:rPr>
-          <w:t xml:space="preserve">1Tm 6.9 </w:t>
-        </w:r>
-      </w:hyperlink>
+      <w:r>
+        <w:rPr>
+          <w:lang w:val="fr_FR" w:bidi="fr_FR"/>
+        </w:rPr>
+        <w:t xml:space="preserve">1Tm 6.9 </w:t>
+      </w:r>
       <w:r>
         <w:rPr>
           <w:lang w:val="fr_FR" w:bidi="fr_FR"/>
         </w:rPr>
         <w:t xml:space="preserve">; </w:t>
       </w:r>
-      <w:hyperlink r:id="rId218">
-        <w:r>
-          <w:rPr>
-            <w:lang w:val="fr_FR" w:bidi="fr_FR"/>
-          </w:rPr>
-          <w:rPr>
-            <w:color w:val="0000EE"/>
-            <w:u w:val="single"/>
-          </w:rPr>
-          <w:t>2P 2.3</w:t>
-        </w:r>
-      </w:hyperlink>
+      <w:r>
+        <w:rPr>
+          <w:lang w:val="fr_FR" w:bidi="fr_FR"/>
+        </w:rPr>
+        <w:t>2P 2.3</w:t>
+      </w:r>
       <w:r>
         <w:rPr>
           <w:lang w:val="fr_FR" w:bidi="fr_FR"/>
         </w:rPr>
         <w:t xml:space="preserve">, </w:t>
       </w:r>
-      <w:hyperlink r:id="rId219">
-        <w:r>
-          <w:rPr>
-            <w:lang w:val="fr_FR" w:bidi="fr_FR"/>
-          </w:rPr>
-          <w:rPr>
-            <w:color w:val="0000EE"/>
-            <w:u w:val="single"/>
-          </w:rPr>
-          <w:t>13</w:t>
-        </w:r>
-      </w:hyperlink>
+      <w:r>
+        <w:rPr>
+          <w:lang w:val="fr_FR" w:bidi="fr_FR"/>
+        </w:rPr>
+        <w:t>13</w:t>
+      </w:r>
       <w:r>
         <w:rPr>
           <w:lang w:val="fr_FR" w:bidi="fr_FR"/>
         </w:rPr>
         <w:t xml:space="preserve"> ; </w:t>
       </w:r>
-      <w:hyperlink r:id="rId220">
-        <w:r>
-          <w:rPr>
-            <w:lang w:val="fr_FR" w:bidi="fr_FR"/>
-          </w:rPr>
-          <w:rPr>
-            <w:color w:val="0000EE"/>
-            <w:u w:val="single"/>
-          </w:rPr>
-          <w:t>Jd 1.10</w:t>
-        </w:r>
-      </w:hyperlink>
+      <w:r>
+        <w:rPr>
+          <w:lang w:val="fr_FR" w:bidi="fr_FR"/>
+        </w:rPr>
+        <w:t>Jd 1.10</w:t>
+      </w:r>
       <w:r>
         <w:rPr>
           <w:lang w:val="fr_FR" w:bidi="fr_FR"/>
         </w:rPr>
         <w:t xml:space="preserve"> ; </w:t>
       </w:r>
-      <w:hyperlink r:id="rId221">
-        <w:r>
-          <w:rPr>
-            <w:lang w:val="fr_FR" w:bidi="fr_FR"/>
-          </w:rPr>
-          <w:rPr>
-            <w:color w:val="0000EE"/>
-            <w:u w:val="single"/>
-          </w:rPr>
-          <w:t>Ap 11.18</w:t>
-        </w:r>
-      </w:hyperlink>
+      <w:r>
+        <w:rPr>
+          <w:lang w:val="fr_FR" w:bidi="fr_FR"/>
+        </w:rPr>
+        <w:t>Ap 11.18</w:t>
+      </w:r>
       <w:r>
         <w:rPr>
           <w:lang w:val="fr_FR" w:bidi="fr_FR"/>
         </w:rPr>
         <w:t xml:space="preserve">). • Ils sont incapables de voir au-delà de cette vie (cf. </w:t>
       </w:r>
-      <w:hyperlink r:id="rId222">
-        <w:r>
-          <w:rPr>
-            <w:lang w:val="fr_FR" w:bidi="fr_FR"/>
-          </w:rPr>
-          <w:rPr>
-            <w:color w:val="0000EE"/>
-            <w:u w:val="single"/>
-          </w:rPr>
-          <w:t xml:space="preserve">Jn 12.25 </w:t>
-        </w:r>
-      </w:hyperlink>
+      <w:r>
+        <w:rPr>
+          <w:lang w:val="fr_FR" w:bidi="fr_FR"/>
+        </w:rPr>
+        <w:t xml:space="preserve">Jn 12.25 </w:t>
+      </w:r>
       <w:r>
         <w:rPr>
           <w:lang w:val="fr_FR" w:bidi="fr_FR"/>
         </w:rPr>
         <w:t xml:space="preserve">; </w:t>
       </w:r>
-      <w:hyperlink r:id="rId223">
-        <w:r>
-          <w:rPr>
-            <w:lang w:val="fr_FR" w:bidi="fr_FR"/>
-          </w:rPr>
-          <w:rPr>
-            <w:color w:val="0000EE"/>
-            <w:u w:val="single"/>
-          </w:rPr>
-          <w:t>1Jn 2.15–17</w:t>
-        </w:r>
-      </w:hyperlink>
+      <w:r>
+        <w:rPr>
+          <w:lang w:val="fr_FR" w:bidi="fr_FR"/>
+        </w:rPr>
+        <w:t>1Jn 2.15–17</w:t>
+      </w:r>
       <w:r>
         <w:rPr>
           <w:lang w:val="fr_FR" w:bidi="fr_FR"/>
@@ -7681,108 +6349,72 @@
         </w:rPr>
         <w:t xml:space="preserve">En revanche, les croyants qui savent que leur demeure est au ciel (voir </w:t>
       </w:r>
-      <w:hyperlink r:id="rId224">
-        <w:r>
-          <w:rPr>
-            <w:lang w:val="fr_FR" w:bidi="fr_FR"/>
-          </w:rPr>
-          <w:rPr>
-            <w:color w:val="0000EE"/>
-            <w:u w:val="single"/>
-          </w:rPr>
-          <w:t>Ep 2.19</w:t>
-        </w:r>
-      </w:hyperlink>
+      <w:r>
+        <w:rPr>
+          <w:lang w:val="fr_FR" w:bidi="fr_FR"/>
+        </w:rPr>
+        <w:t>Ep 2.19</w:t>
+      </w:r>
       <w:r>
         <w:rPr>
           <w:lang w:val="fr_FR" w:bidi="fr_FR"/>
         </w:rPr>
         <w:t xml:space="preserve">) avec le Seigneur Jésus-Christ remplissent leur esprit de pensées célestes (voir </w:t>
       </w:r>
-      <w:hyperlink r:id="rId225">
-        <w:r>
-          <w:rPr>
-            <w:lang w:val="fr_FR" w:bidi="fr_FR"/>
-          </w:rPr>
-          <w:rPr>
-            <w:color w:val="0000EE"/>
-            <w:u w:val="single"/>
-          </w:rPr>
-          <w:t xml:space="preserve">Col 3.1–2 </w:t>
-        </w:r>
-      </w:hyperlink>
+      <w:r>
+        <w:rPr>
+          <w:lang w:val="fr_FR" w:bidi="fr_FR"/>
+        </w:rPr>
+        <w:t xml:space="preserve">Col 3.1–2 </w:t>
+      </w:r>
       <w:r>
         <w:rPr>
           <w:lang w:val="fr_FR" w:bidi="fr_FR"/>
         </w:rPr>
         <w:t xml:space="preserve">; cf. </w:t>
       </w:r>
-      <w:hyperlink r:id="rId226">
-        <w:r>
-          <w:rPr>
-            <w:lang w:val="fr_FR" w:bidi="fr_FR"/>
-          </w:rPr>
-          <w:rPr>
-            <w:color w:val="0000EE"/>
-            <w:u w:val="single"/>
-          </w:rPr>
-          <w:t xml:space="preserve">1Co 15.19 </w:t>
-        </w:r>
-      </w:hyperlink>
+      <w:r>
+        <w:rPr>
+          <w:lang w:val="fr_FR" w:bidi="fr_FR"/>
+        </w:rPr>
+        <w:t xml:space="preserve">1Co 15.19 </w:t>
+      </w:r>
       <w:r>
         <w:rPr>
           <w:lang w:val="fr_FR" w:bidi="fr_FR"/>
         </w:rPr>
         <w:t xml:space="preserve">; </w:t>
       </w:r>
-      <w:hyperlink r:id="rId227">
-        <w:r>
-          <w:rPr>
-            <w:lang w:val="fr_FR" w:bidi="fr_FR"/>
-          </w:rPr>
-          <w:rPr>
-            <w:color w:val="0000EE"/>
-            <w:u w:val="single"/>
-          </w:rPr>
-          <w:t>1 P 2.11</w:t>
-        </w:r>
-      </w:hyperlink>
+      <w:r>
+        <w:rPr>
+          <w:lang w:val="fr_FR" w:bidi="fr_FR"/>
+        </w:rPr>
+        <w:t>1 P 2.11</w:t>
+      </w:r>
       <w:r>
         <w:rPr>
           <w:lang w:val="fr_FR" w:bidi="fr_FR"/>
         </w:rPr>
         <w:t xml:space="preserve">) et d'idées relatives au retour du Christ (voir </w:t>
       </w:r>
-      <w:hyperlink r:id="rId228">
-        <w:r>
-          <w:rPr>
-            <w:lang w:val="fr_FR" w:bidi="fr_FR"/>
-          </w:rPr>
-          <w:rPr>
-            <w:color w:val="0000EE"/>
-            <w:u w:val="single"/>
-          </w:rPr>
-          <w:t xml:space="preserve">1Co 1.7 </w:t>
-        </w:r>
-      </w:hyperlink>
+      <w:r>
+        <w:rPr>
+          <w:lang w:val="fr_FR" w:bidi="fr_FR"/>
+        </w:rPr>
+        <w:t xml:space="preserve">1Co 1.7 </w:t>
+      </w:r>
       <w:r>
         <w:rPr>
           <w:lang w:val="fr_FR" w:bidi="fr_FR"/>
         </w:rPr>
         <w:t xml:space="preserve">; </w:t>
       </w:r>
-      <w:hyperlink r:id="rId229">
-        <w:r>
-          <w:rPr>
-            <w:lang w:val="fr_FR" w:bidi="fr_FR"/>
-          </w:rPr>
-          <w:rPr>
-            <w:color w:val="0000EE"/>
-            <w:u w:val="single"/>
-          </w:rPr>
-          <w:t>Ti 2.13</w:t>
-        </w:r>
-      </w:hyperlink>
+      <w:r>
+        <w:rPr>
+          <w:lang w:val="fr_FR" w:bidi="fr_FR"/>
+        </w:rPr>
+        <w:t>Ti 2.13</w:t>
+      </w:r>
       <w:r>
         <w:rPr>
           <w:lang w:val="fr_FR" w:bidi="fr_FR"/>
@@ -7843,36 +6475,24 @@
         </w:rPr>
         <w:t xml:space="preserve">: voir </w:t>
       </w:r>
-      <w:hyperlink r:id="rId230">
-        <w:r>
-          <w:rPr>
-            <w:lang w:val="fr_FR" w:bidi="fr_FR"/>
-          </w:rPr>
-          <w:rPr>
-            <w:color w:val="0000EE"/>
-            <w:u w:val="single"/>
-          </w:rPr>
-          <w:t xml:space="preserve">1Co 15.42–54 </w:t>
-        </w:r>
-      </w:hyperlink>
+      <w:r>
+        <w:rPr>
+          <w:lang w:val="fr_FR" w:bidi="fr_FR"/>
+        </w:rPr>
+        <w:t xml:space="preserve">1Co 15.42–54 </w:t>
+      </w:r>
       <w:r>
         <w:rPr>
           <w:lang w:val="fr_FR" w:bidi="fr_FR"/>
         </w:rPr>
         <w:t xml:space="preserve">; cf. </w:t>
       </w:r>
-      <w:hyperlink r:id="rId231">
-        <w:r>
-          <w:rPr>
-            <w:lang w:val="fr_FR" w:bidi="fr_FR"/>
-          </w:rPr>
-          <w:rPr>
-            <w:color w:val="0000EE"/>
-            <w:u w:val="single"/>
-          </w:rPr>
-          <w:t>Rm 8.23</w:t>
-        </w:r>
-      </w:hyperlink>
+      <w:r>
+        <w:rPr>
+          <w:lang w:val="fr_FR" w:bidi="fr_FR"/>
+        </w:rPr>
+        <w:t>Rm 8.23</w:t>
+      </w:r>
       <w:r>
         <w:rPr>
           <w:lang w:val="fr_FR" w:bidi="fr_FR"/>
@@ -7891,18 +6511,12 @@
         </w:rPr>
         <w:t xml:space="preserve"> : voir </w:t>
       </w:r>
-      <w:hyperlink r:id="rId232">
-        <w:r>
-          <w:rPr>
-            <w:lang w:val="fr_FR" w:bidi="fr_FR"/>
-          </w:rPr>
-          <w:rPr>
-            <w:color w:val="0000EE"/>
-            <w:u w:val="single"/>
-          </w:rPr>
-          <w:t>1Co 15.24–27</w:t>
-        </w:r>
-      </w:hyperlink>
+      <w:r>
+        <w:rPr>
+          <w:lang w:val="fr_FR" w:bidi="fr_FR"/>
+        </w:rPr>
+        <w:t>1Co 15.24–27</w:t>
+      </w:r>
       <w:r>
         <w:rPr>
           <w:lang w:val="fr_FR" w:bidi="fr_FR"/>
@@ -7970,36 +6584,24 @@
         </w:rPr>
         <w:t xml:space="preserve">) : cf. </w:t>
       </w:r>
-      <w:hyperlink r:id="rId233">
-        <w:r>
-          <w:rPr>
-            <w:lang w:val="fr_FR" w:bidi="fr_FR"/>
-          </w:rPr>
-          <w:rPr>
-            <w:color w:val="0000EE"/>
-            <w:u w:val="single"/>
-          </w:rPr>
-          <w:t>1.27</w:t>
-        </w:r>
-      </w:hyperlink>
+      <w:r>
+        <w:rPr>
+          <w:lang w:val="fr_FR" w:bidi="fr_FR"/>
+        </w:rPr>
+        <w:t>1.27</w:t>
+      </w:r>
       <w:r>
         <w:rPr>
           <w:lang w:val="fr_FR" w:bidi="fr_FR"/>
         </w:rPr>
         <w:t xml:space="preserve">. • Leur fidélité continue au Christ était une source de joie profonde pour Paul et la couronne de son travail acharné (voir </w:t>
       </w:r>
-      <w:hyperlink r:id="rId234">
-        <w:r>
-          <w:rPr>
-            <w:lang w:val="fr_FR" w:bidi="fr_FR"/>
-          </w:rPr>
-          <w:rPr>
-            <w:color w:val="0000EE"/>
-            <w:u w:val="single"/>
-          </w:rPr>
-          <w:t>1Th 2.19–20</w:t>
-        </w:r>
-      </w:hyperlink>
+      <w:r>
+        <w:rPr>
+          <w:lang w:val="fr_FR" w:bidi="fr_FR"/>
+        </w:rPr>
+        <w:t>1Th 2.19–20</w:t>
+      </w:r>
       <w:r>
         <w:rPr>
           <w:lang w:val="fr_FR" w:bidi="fr_FR"/>
@@ -8054,90 +6656,60 @@
         </w:rPr>
         <w:t xml:space="preserve">parce que vous appartenez au Seigneur, réglez votre différend : le peuple du Seigneur doit vivre en harmonie (voir </w:t>
       </w:r>
-      <w:hyperlink r:id="rId235">
-        <w:r>
-          <w:rPr>
-            <w:lang w:val="fr_FR" w:bidi="fr_FR"/>
-          </w:rPr>
-          <w:rPr>
-            <w:color w:val="0000EE"/>
-            <w:u w:val="single"/>
-          </w:rPr>
-          <w:t xml:space="preserve">2.2 </w:t>
-        </w:r>
-      </w:hyperlink>
+      <w:r>
+        <w:rPr>
+          <w:lang w:val="fr_FR" w:bidi="fr_FR"/>
+        </w:rPr>
+        <w:t xml:space="preserve">2.2 </w:t>
+      </w:r>
       <w:r>
         <w:rPr>
           <w:lang w:val="fr_FR" w:bidi="fr_FR"/>
         </w:rPr>
         <w:t xml:space="preserve">; </w:t>
       </w:r>
-      <w:hyperlink r:id="rId236">
-        <w:r>
-          <w:rPr>
-            <w:lang w:val="fr_FR" w:bidi="fr_FR"/>
-          </w:rPr>
-          <w:rPr>
-            <w:color w:val="0000EE"/>
-            <w:u w:val="single"/>
-          </w:rPr>
-          <w:t xml:space="preserve">1Co 1.10 </w:t>
-        </w:r>
-      </w:hyperlink>
+      <w:r>
+        <w:rPr>
+          <w:lang w:val="fr_FR" w:bidi="fr_FR"/>
+        </w:rPr>
+        <w:t xml:space="preserve">1Co 1.10 </w:t>
+      </w:r>
       <w:r>
         <w:rPr>
           <w:lang w:val="fr_FR" w:bidi="fr_FR"/>
         </w:rPr>
         <w:t xml:space="preserve">; </w:t>
       </w:r>
-      <w:hyperlink r:id="rId237">
-        <w:r>
-          <w:rPr>
-            <w:lang w:val="fr_FR" w:bidi="fr_FR"/>
-          </w:rPr>
-          <w:rPr>
-            <w:color w:val="0000EE"/>
-            <w:u w:val="single"/>
-          </w:rPr>
-          <w:t>Ep 4.1–3</w:t>
-        </w:r>
-      </w:hyperlink>
+      <w:r>
+        <w:rPr>
+          <w:lang w:val="fr_FR" w:bidi="fr_FR"/>
+        </w:rPr>
+        <w:t>Ep 4.1–3</w:t>
+      </w:r>
       <w:r>
         <w:rPr>
           <w:lang w:val="fr_FR" w:bidi="fr_FR"/>
         </w:rPr>
         <w:t xml:space="preserve">, </w:t>
       </w:r>
-      <w:hyperlink r:id="rId238">
-        <w:r>
-          <w:rPr>
-            <w:lang w:val="fr_FR" w:bidi="fr_FR"/>
-          </w:rPr>
-          <w:rPr>
-            <w:color w:val="0000EE"/>
-            <w:u w:val="single"/>
-          </w:rPr>
-          <w:t xml:space="preserve">31–32 </w:t>
-        </w:r>
-      </w:hyperlink>
+      <w:r>
+        <w:rPr>
+          <w:lang w:val="fr_FR" w:bidi="fr_FR"/>
+        </w:rPr>
+        <w:t xml:space="preserve">31–32 </w:t>
+      </w:r>
       <w:r>
         <w:rPr>
           <w:lang w:val="fr_FR" w:bidi="fr_FR"/>
         </w:rPr>
         <w:t xml:space="preserve">; </w:t>
       </w:r>
-      <w:hyperlink r:id="rId239">
-        <w:r>
-          <w:rPr>
-            <w:lang w:val="fr_FR" w:bidi="fr_FR"/>
-          </w:rPr>
-          <w:rPr>
-            <w:color w:val="0000EE"/>
-            <w:u w:val="single"/>
-          </w:rPr>
-          <w:t>Col 3.12–15</w:t>
-        </w:r>
-      </w:hyperlink>
+      <w:r>
+        <w:rPr>
+          <w:lang w:val="fr_FR" w:bidi="fr_FR"/>
+        </w:rPr>
+        <w:t>Col 3.12–15</w:t>
+      </w:r>
       <w:r>
         <w:rPr>
           <w:lang w:val="fr_FR" w:bidi="fr_FR"/>
@@ -8253,180 +6825,120 @@
         </w:rPr>
         <w:t xml:space="preserve">: le mot grec suzuge est soit un nom propre, soit une description ; cette personne n'est pas connue. • On ne sait rien de plus sur Clément. • Ceux dont les noms sont inscrits dans le Livre de Vie sont les vrais croyants, destinés à recevoir la vie éternelle (voir </w:t>
       </w:r>
-      <w:hyperlink r:id="rId240">
-        <w:r>
-          <w:rPr>
-            <w:lang w:val="fr_FR" w:bidi="fr_FR"/>
-          </w:rPr>
-          <w:rPr>
-            <w:color w:val="0000EE"/>
-            <w:u w:val="single"/>
-          </w:rPr>
-          <w:t xml:space="preserve">Lc 10.20 </w:t>
-        </w:r>
-      </w:hyperlink>
+      <w:r>
+        <w:rPr>
+          <w:lang w:val="fr_FR" w:bidi="fr_FR"/>
+        </w:rPr>
+        <w:t xml:space="preserve">Lc 10.20 </w:t>
+      </w:r>
       <w:r>
         <w:rPr>
           <w:lang w:val="fr_FR" w:bidi="fr_FR"/>
         </w:rPr>
         <w:t xml:space="preserve">; </w:t>
       </w:r>
-      <w:hyperlink r:id="rId241">
-        <w:r>
-          <w:rPr>
-            <w:lang w:val="fr_FR" w:bidi="fr_FR"/>
-          </w:rPr>
-          <w:rPr>
-            <w:color w:val="0000EE"/>
-            <w:u w:val="single"/>
-          </w:rPr>
-          <w:t xml:space="preserve">Ap 3.5 </w:t>
-        </w:r>
-      </w:hyperlink>
+      <w:r>
+        <w:rPr>
+          <w:lang w:val="fr_FR" w:bidi="fr_FR"/>
+        </w:rPr>
+        <w:t xml:space="preserve">Ap 3.5 </w:t>
+      </w:r>
       <w:r>
         <w:rPr>
           <w:lang w:val="fr_FR" w:bidi="fr_FR"/>
         </w:rPr>
         <w:t xml:space="preserve">; </w:t>
       </w:r>
-      <w:hyperlink r:id="rId242">
-        <w:r>
-          <w:rPr>
-            <w:lang w:val="fr_FR" w:bidi="fr_FR"/>
-          </w:rPr>
-          <w:rPr>
-            <w:color w:val="0000EE"/>
-            <w:u w:val="single"/>
-          </w:rPr>
-          <w:t xml:space="preserve">13.8 </w:t>
-        </w:r>
-      </w:hyperlink>
+      <w:r>
+        <w:rPr>
+          <w:lang w:val="fr_FR" w:bidi="fr_FR"/>
+        </w:rPr>
+        <w:t xml:space="preserve">13.8 </w:t>
+      </w:r>
       <w:r>
         <w:rPr>
           <w:lang w:val="fr_FR" w:bidi="fr_FR"/>
         </w:rPr>
         <w:t xml:space="preserve">; </w:t>
       </w:r>
-      <w:hyperlink r:id="rId243">
-        <w:r>
-          <w:rPr>
-            <w:lang w:val="fr_FR" w:bidi="fr_FR"/>
-          </w:rPr>
-          <w:rPr>
-            <w:color w:val="0000EE"/>
-            <w:u w:val="single"/>
-          </w:rPr>
-          <w:t xml:space="preserve">17.8 </w:t>
-        </w:r>
-      </w:hyperlink>
+      <w:r>
+        <w:rPr>
+          <w:lang w:val="fr_FR" w:bidi="fr_FR"/>
+        </w:rPr>
+        <w:t xml:space="preserve">17.8 </w:t>
+      </w:r>
       <w:r>
         <w:rPr>
           <w:lang w:val="fr_FR" w:bidi="fr_FR"/>
         </w:rPr>
         <w:t xml:space="preserve">; </w:t>
       </w:r>
-      <w:hyperlink r:id="rId244">
-        <w:r>
-          <w:rPr>
-            <w:lang w:val="fr_FR" w:bidi="fr_FR"/>
-          </w:rPr>
-          <w:rPr>
-            <w:color w:val="0000EE"/>
-            <w:u w:val="single"/>
-          </w:rPr>
-          <w:t>20.12</w:t>
-        </w:r>
-      </w:hyperlink>
+      <w:r>
+        <w:rPr>
+          <w:lang w:val="fr_FR" w:bidi="fr_FR"/>
+        </w:rPr>
+        <w:t>20.12</w:t>
+      </w:r>
       <w:r>
         <w:rPr>
           <w:lang w:val="fr_FR" w:bidi="fr_FR"/>
         </w:rPr>
         <w:t xml:space="preserve">, </w:t>
       </w:r>
-      <w:hyperlink r:id="rId245">
-        <w:r>
-          <w:rPr>
-            <w:lang w:val="fr_FR" w:bidi="fr_FR"/>
-          </w:rPr>
-          <w:rPr>
-            <w:color w:val="0000EE"/>
-            <w:u w:val="single"/>
-          </w:rPr>
-          <w:t xml:space="preserve">15 </w:t>
-        </w:r>
-      </w:hyperlink>
+      <w:r>
+        <w:rPr>
+          <w:lang w:val="fr_FR" w:bidi="fr_FR"/>
+        </w:rPr>
+        <w:t xml:space="preserve">15 </w:t>
+      </w:r>
       <w:r>
         <w:rPr>
           <w:lang w:val="fr_FR" w:bidi="fr_FR"/>
         </w:rPr>
         <w:t xml:space="preserve">; </w:t>
       </w:r>
-      <w:hyperlink r:id="rId246">
-        <w:r>
-          <w:rPr>
-            <w:lang w:val="fr_FR" w:bidi="fr_FR"/>
-          </w:rPr>
-          <w:rPr>
-            <w:color w:val="0000EE"/>
-            <w:u w:val="single"/>
-          </w:rPr>
-          <w:t xml:space="preserve">21.27 </w:t>
-        </w:r>
-      </w:hyperlink>
+      <w:r>
+        <w:rPr>
+          <w:lang w:val="fr_FR" w:bidi="fr_FR"/>
+        </w:rPr>
+        <w:t xml:space="preserve">21.27 </w:t>
+      </w:r>
       <w:r>
         <w:rPr>
           <w:lang w:val="fr_FR" w:bidi="fr_FR"/>
         </w:rPr>
         <w:t xml:space="preserve">; cf. </w:t>
       </w:r>
-      <w:hyperlink r:id="rId247">
-        <w:r>
-          <w:rPr>
-            <w:lang w:val="fr_FR" w:bidi="fr_FR"/>
-          </w:rPr>
-          <w:rPr>
-            <w:color w:val="0000EE"/>
-            <w:u w:val="single"/>
-          </w:rPr>
-          <w:t xml:space="preserve">Ex 32.32 </w:t>
-        </w:r>
-      </w:hyperlink>
+      <w:r>
+        <w:rPr>
+          <w:lang w:val="fr_FR" w:bidi="fr_FR"/>
+        </w:rPr>
+        <w:t xml:space="preserve">Ex 32.32 </w:t>
+      </w:r>
       <w:r>
         <w:rPr>
           <w:lang w:val="fr_FR" w:bidi="fr_FR"/>
         </w:rPr>
         <w:t xml:space="preserve">; </w:t>
       </w:r>
-      <w:hyperlink r:id="rId248">
-        <w:r>
-          <w:rPr>
-            <w:lang w:val="fr_FR" w:bidi="fr_FR"/>
-          </w:rPr>
-          <w:rPr>
-            <w:color w:val="0000EE"/>
-            <w:u w:val="single"/>
-          </w:rPr>
-          <w:t xml:space="preserve">Ps 69.28 </w:t>
-        </w:r>
-      </w:hyperlink>
+      <w:r>
+        <w:rPr>
+          <w:lang w:val="fr_FR" w:bidi="fr_FR"/>
+        </w:rPr>
+        <w:t xml:space="preserve">Ps 69.28 </w:t>
+      </w:r>
       <w:r>
         <w:rPr>
           <w:lang w:val="fr_FR" w:bidi="fr_FR"/>
         </w:rPr>
         <w:t xml:space="preserve">; </w:t>
       </w:r>
-      <w:hyperlink r:id="rId249">
-        <w:r>
-          <w:rPr>
-            <w:lang w:val="fr_FR" w:bidi="fr_FR"/>
-          </w:rPr>
-          <w:rPr>
-            <w:color w:val="0000EE"/>
-            <w:u w:val="single"/>
-          </w:rPr>
-          <w:t>Dn 12.1</w:t>
-        </w:r>
-      </w:hyperlink>
+      <w:r>
+        <w:rPr>
+          <w:lang w:val="fr_FR" w:bidi="fr_FR"/>
+        </w:rPr>
+        <w:t>Dn 12.1</w:t>
+      </w:r>
       <w:r>
         <w:rPr>
           <w:lang w:val="fr_FR" w:bidi="fr_FR"/>
@@ -8481,108 +6993,72 @@
         </w:rPr>
         <w:t xml:space="preserve">Dans les lettres de Paul, la joie et l'allégresse sont une réponse à la Bonne Nouvelle (voir </w:t>
       </w:r>
-      <w:hyperlink r:id="rId250">
-        <w:r>
-          <w:rPr>
-            <w:lang w:val="fr_FR" w:bidi="fr_FR"/>
-          </w:rPr>
-          <w:rPr>
-            <w:color w:val="0000EE"/>
-            <w:u w:val="single"/>
-          </w:rPr>
-          <w:t>Ep 5.19–20</w:t>
-        </w:r>
-      </w:hyperlink>
+      <w:r>
+        <w:rPr>
+          <w:lang w:val="fr_FR" w:bidi="fr_FR"/>
+        </w:rPr>
+        <w:t>Ep 5.19–20</w:t>
+      </w:r>
       <w:r>
         <w:rPr>
           <w:lang w:val="fr_FR" w:bidi="fr_FR"/>
         </w:rPr>
         <w:t xml:space="preserve">). La joie ne dépend pas des circonstances ; les croyants trouvent la joie dans le Seigneur même au milieu de la souffrance. • Réjouissez-vous ! Voir </w:t>
       </w:r>
-      <w:hyperlink r:id="rId251">
-        <w:r>
-          <w:rPr>
-            <w:lang w:val="fr_FR" w:bidi="fr_FR"/>
-          </w:rPr>
-          <w:rPr>
-            <w:color w:val="0000EE"/>
-            <w:u w:val="single"/>
-          </w:rPr>
-          <w:t xml:space="preserve">Ph 2.18 </w:t>
-        </w:r>
-      </w:hyperlink>
+      <w:r>
+        <w:rPr>
+          <w:lang w:val="fr_FR" w:bidi="fr_FR"/>
+        </w:rPr>
+        <w:t xml:space="preserve">Ph 2.18 </w:t>
+      </w:r>
       <w:r>
         <w:rPr>
           <w:lang w:val="fr_FR" w:bidi="fr_FR"/>
         </w:rPr>
         <w:t xml:space="preserve">; </w:t>
       </w:r>
-      <w:hyperlink r:id="rId252">
-        <w:r>
-          <w:rPr>
-            <w:lang w:val="fr_FR" w:bidi="fr_FR"/>
-          </w:rPr>
-          <w:rPr>
-            <w:color w:val="0000EE"/>
-            <w:u w:val="single"/>
-          </w:rPr>
-          <w:t xml:space="preserve">3.1 </w:t>
-        </w:r>
-      </w:hyperlink>
+      <w:r>
+        <w:rPr>
+          <w:lang w:val="fr_FR" w:bidi="fr_FR"/>
+        </w:rPr>
+        <w:t xml:space="preserve">3.1 </w:t>
+      </w:r>
       <w:r>
         <w:rPr>
           <w:lang w:val="fr_FR" w:bidi="fr_FR"/>
         </w:rPr>
         <w:t xml:space="preserve">; </w:t>
       </w:r>
-      <w:hyperlink r:id="rId253">
-        <w:r>
-          <w:rPr>
-            <w:lang w:val="fr_FR" w:bidi="fr_FR"/>
-          </w:rPr>
-          <w:rPr>
-            <w:color w:val="0000EE"/>
-            <w:u w:val="single"/>
-          </w:rPr>
-          <w:t>Rm 12.12</w:t>
-        </w:r>
-      </w:hyperlink>
+      <w:r>
+        <w:rPr>
+          <w:lang w:val="fr_FR" w:bidi="fr_FR"/>
+        </w:rPr>
+        <w:t>Rm 12.12</w:t>
+      </w:r>
       <w:r>
         <w:rPr>
           <w:lang w:val="fr_FR" w:bidi="fr_FR"/>
         </w:rPr>
         <w:t xml:space="preserve">, </w:t>
       </w:r>
-      <w:hyperlink r:id="rId254">
-        <w:r>
-          <w:rPr>
-            <w:lang w:val="fr_FR" w:bidi="fr_FR"/>
-          </w:rPr>
-          <w:rPr>
-            <w:color w:val="0000EE"/>
-            <w:u w:val="single"/>
-          </w:rPr>
-          <w:t xml:space="preserve">15 </w:t>
-        </w:r>
-      </w:hyperlink>
+      <w:r>
+        <w:rPr>
+          <w:lang w:val="fr_FR" w:bidi="fr_FR"/>
+        </w:rPr>
+        <w:t xml:space="preserve">15 </w:t>
+      </w:r>
       <w:r>
         <w:rPr>
           <w:lang w:val="fr_FR" w:bidi="fr_FR"/>
         </w:rPr>
         <w:t xml:space="preserve">; </w:t>
       </w:r>
-      <w:hyperlink r:id="rId62">
-        <w:r>
-          <w:rPr>
-            <w:lang w:val="fr_FR" w:bidi="fr_FR"/>
-          </w:rPr>
-          <w:rPr>
-            <w:color w:val="0000EE"/>
-            <w:u w:val="single"/>
-          </w:rPr>
-          <w:t>1 Th 5.16</w:t>
-        </w:r>
-      </w:hyperlink>
+      <w:r>
+        <w:rPr>
+          <w:lang w:val="fr_FR" w:bidi="fr_FR"/>
+        </w:rPr>
+        <w:t>1 Th 5.16</w:t>
+      </w:r>
       <w:r>
         <w:rPr>
           <w:lang w:val="fr_FR" w:bidi="fr_FR"/>
@@ -8637,36 +7113,24 @@
         </w:rPr>
         <w:t xml:space="preserve">Réjouissez-vous ! Priez... Remerciez-le : cf. </w:t>
       </w:r>
-      <w:hyperlink r:id="rId255">
-        <w:r>
-          <w:rPr>
-            <w:lang w:val="fr_FR" w:bidi="fr_FR"/>
-          </w:rPr>
-          <w:rPr>
-            <w:color w:val="0000EE"/>
-            <w:u w:val="single"/>
-          </w:rPr>
-          <w:t xml:space="preserve">1Th 5.16–18 </w:t>
-        </w:r>
-      </w:hyperlink>
+      <w:r>
+        <w:rPr>
+          <w:lang w:val="fr_FR" w:bidi="fr_FR"/>
+        </w:rPr>
+        <w:t xml:space="preserve">1Th 5.16–18 </w:t>
+      </w:r>
       <w:r>
         <w:rPr>
           <w:lang w:val="fr_FR" w:bidi="fr_FR"/>
         </w:rPr>
         <w:t xml:space="preserve">; les deux passages s'adressent aux églises persécutées ; voir aussi </w:t>
       </w:r>
-      <w:hyperlink r:id="rId253">
-        <w:r>
-          <w:rPr>
-            <w:lang w:val="fr_FR" w:bidi="fr_FR"/>
-          </w:rPr>
-          <w:rPr>
-            <w:color w:val="0000EE"/>
-            <w:u w:val="single"/>
-          </w:rPr>
-          <w:t>Rm 12.12</w:t>
-        </w:r>
-      </w:hyperlink>
+      <w:r>
+        <w:rPr>
+          <w:lang w:val="fr_FR" w:bidi="fr_FR"/>
+        </w:rPr>
+        <w:t>Rm 12.12</w:t>
+      </w:r>
       <w:r>
         <w:rPr>
           <w:lang w:val="fr_FR" w:bidi="fr_FR"/>
@@ -8721,18 +7185,12 @@
         </w:rPr>
         <w:t xml:space="preserve">Les croyants doivent être prévenants dans leurs réactions face aux autres, même en cas de persécution. Ils peuvent se permettre de laisser la justice entre les mains de Dieu, car ils savent que le Seigneur revient bientôt (cf. </w:t>
       </w:r>
-      <w:hyperlink r:id="rId256">
-        <w:r>
-          <w:rPr>
-            <w:lang w:val="fr_FR" w:bidi="fr_FR"/>
-          </w:rPr>
-          <w:rPr>
-            <w:color w:val="0000EE"/>
-            <w:u w:val="single"/>
-          </w:rPr>
-          <w:t>Jc 5.8–9</w:t>
-        </w:r>
-      </w:hyperlink>
+      <w:r>
+        <w:rPr>
+          <w:lang w:val="fr_FR" w:bidi="fr_FR"/>
+        </w:rPr>
+        <w:t>Jc 5.8–9</w:t>
+      </w:r>
       <w:r>
         <w:rPr>
           <w:lang w:val="fr_FR" w:bidi="fr_FR"/>
@@ -8787,108 +7245,72 @@
         </w:rPr>
         <w:t xml:space="preserve">Les croyants ne doivent s'inquiéter de rien, car le Père céleste aime ses enfants et se soucie de leurs besoins, et il a invité ses enfants à prier pour tout (voir </w:t>
       </w:r>
-      <w:hyperlink r:id="rId257">
-        <w:r>
-          <w:rPr>
-            <w:lang w:val="fr_FR" w:bidi="fr_FR"/>
-          </w:rPr>
-          <w:rPr>
-            <w:color w:val="0000EE"/>
-            <w:u w:val="single"/>
-          </w:rPr>
-          <w:t xml:space="preserve">Mt 6.25–34 </w:t>
-        </w:r>
-      </w:hyperlink>
+      <w:r>
+        <w:rPr>
+          <w:lang w:val="fr_FR" w:bidi="fr_FR"/>
+        </w:rPr>
+        <w:t xml:space="preserve">Mt 6.25–34 </w:t>
+      </w:r>
       <w:r>
         <w:rPr>
           <w:lang w:val="fr_FR" w:bidi="fr_FR"/>
         </w:rPr>
         <w:t xml:space="preserve">; </w:t>
       </w:r>
-      <w:hyperlink r:id="rId258">
-        <w:r>
-          <w:rPr>
-            <w:lang w:val="fr_FR" w:bidi="fr_FR"/>
-          </w:rPr>
-          <w:rPr>
-            <w:color w:val="0000EE"/>
-            <w:u w:val="single"/>
-          </w:rPr>
-          <w:t xml:space="preserve">7.9–11 </w:t>
-        </w:r>
-      </w:hyperlink>
+      <w:r>
+        <w:rPr>
+          <w:lang w:val="fr_FR" w:bidi="fr_FR"/>
+        </w:rPr>
+        <w:t xml:space="preserve">7.9–11 </w:t>
+      </w:r>
       <w:r>
         <w:rPr>
           <w:lang w:val="fr_FR" w:bidi="fr_FR"/>
         </w:rPr>
         <w:t xml:space="preserve">; </w:t>
       </w:r>
-      <w:hyperlink r:id="rId253">
-        <w:r>
-          <w:rPr>
-            <w:lang w:val="fr_FR" w:bidi="fr_FR"/>
-          </w:rPr>
-          <w:rPr>
-            <w:color w:val="0000EE"/>
-            <w:u w:val="single"/>
-          </w:rPr>
-          <w:t xml:space="preserve">Rm 12.12 </w:t>
-        </w:r>
-      </w:hyperlink>
+      <w:r>
+        <w:rPr>
+          <w:lang w:val="fr_FR" w:bidi="fr_FR"/>
+        </w:rPr>
+        <w:t xml:space="preserve">Rm 12.12 </w:t>
+      </w:r>
       <w:r>
         <w:rPr>
           <w:lang w:val="fr_FR" w:bidi="fr_FR"/>
         </w:rPr>
         <w:t xml:space="preserve">; </w:t>
       </w:r>
-      <w:hyperlink r:id="rId259">
-        <w:r>
-          <w:rPr>
-            <w:lang w:val="fr_FR" w:bidi="fr_FR"/>
-          </w:rPr>
-          <w:rPr>
-            <w:color w:val="0000EE"/>
-            <w:u w:val="single"/>
-          </w:rPr>
-          <w:t xml:space="preserve">Ep 6.18 </w:t>
-        </w:r>
-      </w:hyperlink>
+      <w:r>
+        <w:rPr>
+          <w:lang w:val="fr_FR" w:bidi="fr_FR"/>
+        </w:rPr>
+        <w:t xml:space="preserve">Ep 6.18 </w:t>
+      </w:r>
       <w:r>
         <w:rPr>
           <w:lang w:val="fr_FR" w:bidi="fr_FR"/>
         </w:rPr>
         <w:t xml:space="preserve">; </w:t>
       </w:r>
-      <w:hyperlink r:id="rId260">
-        <w:r>
-          <w:rPr>
-            <w:lang w:val="fr_FR" w:bidi="fr_FR"/>
-          </w:rPr>
-          <w:rPr>
-            <w:color w:val="0000EE"/>
-            <w:u w:val="single"/>
-          </w:rPr>
-          <w:t xml:space="preserve">1Th 5.17 </w:t>
-        </w:r>
-      </w:hyperlink>
+      <w:r>
+        <w:rPr>
+          <w:lang w:val="fr_FR" w:bidi="fr_FR"/>
+        </w:rPr>
+        <w:t xml:space="preserve">1Th 5.17 </w:t>
+      </w:r>
       <w:r>
         <w:rPr>
           <w:lang w:val="fr_FR" w:bidi="fr_FR"/>
         </w:rPr>
         <w:t xml:space="preserve">; </w:t>
       </w:r>
-      <w:hyperlink r:id="rId261">
-        <w:r>
-          <w:rPr>
-            <w:lang w:val="fr_FR" w:bidi="fr_FR"/>
-          </w:rPr>
-          <w:rPr>
-            <w:color w:val="0000EE"/>
-            <w:u w:val="single"/>
-          </w:rPr>
-          <w:t>1P 5.7</w:t>
-        </w:r>
-      </w:hyperlink>
+      <w:r>
+        <w:rPr>
+          <w:lang w:val="fr_FR" w:bidi="fr_FR"/>
+        </w:rPr>
+        <w:t>1P 5.7</w:t>
+      </w:r>
       <w:r>
         <w:rPr>
           <w:lang w:val="fr_FR" w:bidi="fr_FR"/>
@@ -8943,72 +7365,48 @@
         </w:rPr>
         <w:t>La vie qui consiste à faire confiance à Dieu (</w:t>
       </w:r>
-      <w:hyperlink r:id="rId262">
-        <w:r>
-          <w:rPr>
-            <w:lang w:val="fr_FR" w:bidi="fr_FR"/>
-          </w:rPr>
-          <w:rPr>
-            <w:color w:val="0000EE"/>
-            <w:u w:val="single"/>
-          </w:rPr>
-          <w:t>4.6</w:t>
-        </w:r>
-      </w:hyperlink>
+      <w:r>
+        <w:rPr>
+          <w:lang w:val="fr_FR" w:bidi="fr_FR"/>
+        </w:rPr>
+        <w:t>4.6</w:t>
+      </w:r>
       <w:r>
         <w:rPr>
           <w:lang w:val="fr_FR" w:bidi="fr_FR"/>
         </w:rPr>
         <w:t xml:space="preserve">) apporte la paix de Dieu (voir aussi </w:t>
       </w:r>
-      <w:hyperlink r:id="rId263">
-        <w:r>
-          <w:rPr>
-            <w:lang w:val="fr_FR" w:bidi="fr_FR"/>
-          </w:rPr>
-          <w:rPr>
-            <w:color w:val="0000EE"/>
-            <w:u w:val="single"/>
-          </w:rPr>
-          <w:t xml:space="preserve">Es 26.3 </w:t>
-        </w:r>
-      </w:hyperlink>
+      <w:r>
+        <w:rPr>
+          <w:lang w:val="fr_FR" w:bidi="fr_FR"/>
+        </w:rPr>
+        <w:t xml:space="preserve">Es 26.3 </w:t>
+      </w:r>
       <w:r>
         <w:rPr>
           <w:lang w:val="fr_FR" w:bidi="fr_FR"/>
         </w:rPr>
         <w:t xml:space="preserve">; </w:t>
       </w:r>
-      <w:hyperlink r:id="rId264">
-        <w:r>
-          <w:rPr>
-            <w:lang w:val="fr_FR" w:bidi="fr_FR"/>
-          </w:rPr>
-          <w:rPr>
-            <w:color w:val="0000EE"/>
-            <w:u w:val="single"/>
-          </w:rPr>
-          <w:t xml:space="preserve">Jn 14.27 </w:t>
-        </w:r>
-      </w:hyperlink>
+      <w:r>
+        <w:rPr>
+          <w:lang w:val="fr_FR" w:bidi="fr_FR"/>
+        </w:rPr>
+        <w:t xml:space="preserve">Jn 14.27 </w:t>
+      </w:r>
       <w:r>
         <w:rPr>
           <w:lang w:val="fr_FR" w:bidi="fr_FR"/>
         </w:rPr>
         <w:t xml:space="preserve">; </w:t>
       </w:r>
-      <w:hyperlink r:id="rId265">
-        <w:r>
-          <w:rPr>
-            <w:lang w:val="fr_FR" w:bidi="fr_FR"/>
-          </w:rPr>
-          <w:rPr>
-            <w:color w:val="0000EE"/>
-            <w:u w:val="single"/>
-          </w:rPr>
-          <w:t>Col 3.15</w:t>
-        </w:r>
-      </w:hyperlink>
+      <w:r>
+        <w:rPr>
+          <w:lang w:val="fr_FR" w:bidi="fr_FR"/>
+        </w:rPr>
+        <w:t>Col 3.15</w:t>
+      </w:r>
       <w:r>
         <w:rPr>
           <w:lang w:val="fr_FR" w:bidi="fr_FR"/>
@@ -9063,36 +7461,24 @@
         </w:rPr>
         <w:t>Paul exhorte les Philippiens à se concentrer sur les bienfaits de Dieu afin que, même dans la souffrance et la persécution, leur vie soit exemplaire et que leur esprit et leur cœur soient remplis de paix (</w:t>
       </w:r>
-      <w:hyperlink r:id="rId266">
-        <w:r>
-          <w:rPr>
-            <w:lang w:val="fr_FR" w:bidi="fr_FR"/>
-          </w:rPr>
-          <w:rPr>
-            <w:color w:val="0000EE"/>
-            <w:u w:val="single"/>
-          </w:rPr>
-          <w:t>4.7</w:t>
-        </w:r>
-      </w:hyperlink>
+      <w:r>
+        <w:rPr>
+          <w:lang w:val="fr_FR" w:bidi="fr_FR"/>
+        </w:rPr>
+        <w:t>4.7</w:t>
+      </w:r>
       <w:r>
         <w:rPr>
           <w:lang w:val="fr_FR" w:bidi="fr_FR"/>
         </w:rPr>
         <w:t xml:space="preserve">, </w:t>
       </w:r>
-      <w:hyperlink r:id="rId200">
-        <w:r>
-          <w:rPr>
-            <w:lang w:val="fr_FR" w:bidi="fr_FR"/>
-          </w:rPr>
-          <w:rPr>
-            <w:color w:val="0000EE"/>
-            <w:u w:val="single"/>
-          </w:rPr>
-          <w:t>4.9</w:t>
-        </w:r>
-      </w:hyperlink>
+      <w:r>
+        <w:rPr>
+          <w:lang w:val="fr_FR" w:bidi="fr_FR"/>
+        </w:rPr>
+        <w:t>4.9</w:t>
+      </w:r>
       <w:r>
         <w:rPr>
           <w:lang w:val="fr_FR" w:bidi="fr_FR"/>
@@ -9153,72 +7539,48 @@
         </w:rPr>
         <w:t xml:space="preserve">: tout ce que Paul leur a enseigné par la parole ou par l'exemple sur le mode de vie que Dieu désire (voir </w:t>
       </w:r>
-      <w:hyperlink r:id="rId267">
-        <w:r>
-          <w:rPr>
-            <w:lang w:val="fr_FR" w:bidi="fr_FR"/>
-          </w:rPr>
-          <w:rPr>
-            <w:color w:val="0000EE"/>
-            <w:u w:val="single"/>
-          </w:rPr>
-          <w:t xml:space="preserve">3.17 </w:t>
-        </w:r>
-      </w:hyperlink>
+      <w:r>
+        <w:rPr>
+          <w:lang w:val="fr_FR" w:bidi="fr_FR"/>
+        </w:rPr>
+        <w:t xml:space="preserve">3.17 </w:t>
+      </w:r>
       <w:r>
         <w:rPr>
           <w:lang w:val="fr_FR" w:bidi="fr_FR"/>
         </w:rPr>
         <w:t xml:space="preserve">; </w:t>
       </w:r>
-      <w:hyperlink r:id="rId201">
-        <w:r>
-          <w:rPr>
-            <w:lang w:val="fr_FR" w:bidi="fr_FR"/>
-          </w:rPr>
-          <w:rPr>
-            <w:color w:val="0000EE"/>
-            <w:u w:val="single"/>
-          </w:rPr>
-          <w:t>1Co 4.6</w:t>
-        </w:r>
-      </w:hyperlink>
+      <w:r>
+        <w:rPr>
+          <w:lang w:val="fr_FR" w:bidi="fr_FR"/>
+        </w:rPr>
+        <w:t>1Co 4.6</w:t>
+      </w:r>
       <w:r>
         <w:rPr>
           <w:lang w:val="fr_FR" w:bidi="fr_FR"/>
         </w:rPr>
         <w:t xml:space="preserve">, </w:t>
       </w:r>
-      <w:hyperlink r:id="rId202">
-        <w:r>
-          <w:rPr>
-            <w:lang w:val="fr_FR" w:bidi="fr_FR"/>
-          </w:rPr>
-          <w:rPr>
-            <w:color w:val="0000EE"/>
-            <w:u w:val="single"/>
-          </w:rPr>
-          <w:t xml:space="preserve">16–17 </w:t>
-        </w:r>
-      </w:hyperlink>
+      <w:r>
+        <w:rPr>
+          <w:lang w:val="fr_FR" w:bidi="fr_FR"/>
+        </w:rPr>
+        <w:t xml:space="preserve">16–17 </w:t>
+      </w:r>
       <w:r>
         <w:rPr>
           <w:lang w:val="fr_FR" w:bidi="fr_FR"/>
         </w:rPr>
         <w:t xml:space="preserve">; </w:t>
       </w:r>
-      <w:hyperlink r:id="rId204">
-        <w:r>
-          <w:rPr>
-            <w:lang w:val="fr_FR" w:bidi="fr_FR"/>
-          </w:rPr>
-          <w:rPr>
-            <w:color w:val="0000EE"/>
-            <w:u w:val="single"/>
-          </w:rPr>
-          <w:t>2Th 3.7–9</w:t>
-        </w:r>
-      </w:hyperlink>
+      <w:r>
+        <w:rPr>
+          <w:lang w:val="fr_FR" w:bidi="fr_FR"/>
+        </w:rPr>
+        <w:t>2Th 3.7–9</w:t>
+      </w:r>
       <w:r>
         <w:rPr>
           <w:lang w:val="fr_FR" w:bidi="fr_FR"/>
@@ -9417,90 +7779,60 @@
         </w:rPr>
         <w:t xml:space="preserve">par le Christ : avec le secours du Christ, Paul a eu la force de tout accomplir. En toute chose, et surtout dans la souffrance, Paul s'est appuyé sur la force du Christ, qui demeurait et œuvrait en lui (voir </w:t>
       </w:r>
-      <w:hyperlink r:id="rId268">
-        <w:r>
-          <w:rPr>
-            <w:lang w:val="fr_FR" w:bidi="fr_FR"/>
-          </w:rPr>
-          <w:rPr>
-            <w:color w:val="0000EE"/>
-            <w:u w:val="single"/>
-          </w:rPr>
-          <w:t xml:space="preserve">2Co 1.8–10 </w:t>
-        </w:r>
-      </w:hyperlink>
+      <w:r>
+        <w:rPr>
+          <w:lang w:val="fr_FR" w:bidi="fr_FR"/>
+        </w:rPr>
+        <w:t xml:space="preserve">2Co 1.8–10 </w:t>
+      </w:r>
       <w:r>
         <w:rPr>
           <w:lang w:val="fr_FR" w:bidi="fr_FR"/>
         </w:rPr>
         <w:t xml:space="preserve">; </w:t>
       </w:r>
-      <w:hyperlink r:id="rId269">
-        <w:r>
-          <w:rPr>
-            <w:lang w:val="fr_FR" w:bidi="fr_FR"/>
-          </w:rPr>
-          <w:rPr>
-            <w:color w:val="0000EE"/>
-            <w:u w:val="single"/>
-          </w:rPr>
-          <w:t xml:space="preserve">4.7–12 </w:t>
-        </w:r>
-      </w:hyperlink>
+      <w:r>
+        <w:rPr>
+          <w:lang w:val="fr_FR" w:bidi="fr_FR"/>
+        </w:rPr>
+        <w:t xml:space="preserve">4.7–12 </w:t>
+      </w:r>
       <w:r>
         <w:rPr>
           <w:lang w:val="fr_FR" w:bidi="fr_FR"/>
         </w:rPr>
         <w:t xml:space="preserve">; </w:t>
       </w:r>
-      <w:hyperlink r:id="rId270">
-        <w:r>
-          <w:rPr>
-            <w:lang w:val="fr_FR" w:bidi="fr_FR"/>
-          </w:rPr>
-          <w:rPr>
-            <w:color w:val="0000EE"/>
-            <w:u w:val="single"/>
-          </w:rPr>
-          <w:t xml:space="preserve">12.8–10 </w:t>
-        </w:r>
-      </w:hyperlink>
+      <w:r>
+        <w:rPr>
+          <w:lang w:val="fr_FR" w:bidi="fr_FR"/>
+        </w:rPr>
+        <w:t xml:space="preserve">12.8–10 </w:t>
+      </w:r>
       <w:r>
         <w:rPr>
           <w:lang w:val="fr_FR" w:bidi="fr_FR"/>
         </w:rPr>
         <w:t xml:space="preserve">; </w:t>
       </w:r>
-      <w:hyperlink r:id="rId271">
-        <w:r>
-          <w:rPr>
-            <w:lang w:val="fr_FR" w:bidi="fr_FR"/>
-          </w:rPr>
-          <w:rPr>
-            <w:color w:val="0000EE"/>
-            <w:u w:val="single"/>
-          </w:rPr>
-          <w:t xml:space="preserve">Ga 2.20 </w:t>
-        </w:r>
-      </w:hyperlink>
+      <w:r>
+        <w:rPr>
+          <w:lang w:val="fr_FR" w:bidi="fr_FR"/>
+        </w:rPr>
+        <w:t xml:space="preserve">Ga 2.20 </w:t>
+      </w:r>
       <w:r>
         <w:rPr>
           <w:lang w:val="fr_FR" w:bidi="fr_FR"/>
         </w:rPr>
         <w:t xml:space="preserve">; </w:t>
       </w:r>
-      <w:hyperlink r:id="rId272">
-        <w:r>
-          <w:rPr>
-            <w:lang w:val="fr_FR" w:bidi="fr_FR"/>
-          </w:rPr>
-          <w:rPr>
-            <w:color w:val="0000EE"/>
-            <w:u w:val="single"/>
-          </w:rPr>
-          <w:t>Col 1.27</w:t>
-        </w:r>
-      </w:hyperlink>
+      <w:r>
+        <w:rPr>
+          <w:lang w:val="fr_FR" w:bidi="fr_FR"/>
+        </w:rPr>
+        <w:t>Col 1.27</w:t>
+      </w:r>
       <w:r>
         <w:rPr>
           <w:lang w:val="fr_FR" w:bidi="fr_FR"/>
@@ -9603,36 +7935,24 @@
         </w:rPr>
         <w:t>les seuls à m'avoir aidé financièrement : en revanche, Paul a décidé de ne pas accepter l'aide financière des Corinthiens parce que cela aurait nui à la réputation de la Bonne Nouvelle à leurs yeux (</w:t>
       </w:r>
-      <w:hyperlink r:id="rId273">
-        <w:r>
-          <w:rPr>
-            <w:lang w:val="fr_FR" w:bidi="fr_FR"/>
-          </w:rPr>
-          <w:rPr>
-            <w:color w:val="0000EE"/>
-            <w:u w:val="single"/>
-          </w:rPr>
-          <w:t>1Co 9.11–18</w:t>
-        </w:r>
-      </w:hyperlink>
+      <w:r>
+        <w:rPr>
+          <w:lang w:val="fr_FR" w:bidi="fr_FR"/>
+        </w:rPr>
+        <w:t>1Co 9.11–18</w:t>
+      </w:r>
       <w:r>
         <w:rPr>
           <w:lang w:val="fr_FR" w:bidi="fr_FR"/>
         </w:rPr>
         <w:t xml:space="preserve"> ; </w:t>
       </w:r>
-      <w:hyperlink r:id="rId274">
-        <w:r>
-          <w:rPr>
-            <w:lang w:val="fr_FR" w:bidi="fr_FR"/>
-          </w:rPr>
-          <w:rPr>
-            <w:color w:val="0000EE"/>
-            <w:u w:val="single"/>
-          </w:rPr>
-          <w:t>2Co 11.7–12</w:t>
-        </w:r>
-      </w:hyperlink>
+      <w:r>
+        <w:rPr>
+          <w:lang w:val="fr_FR" w:bidi="fr_FR"/>
+        </w:rPr>
+        <w:t>2Co 11.7–12</w:t>
+      </w:r>
       <w:r>
         <w:rPr>
           <w:lang w:val="fr_FR" w:bidi="fr_FR"/>
@@ -9651,18 +7971,12 @@
         </w:rPr>
         <w:t xml:space="preserve">: Voir </w:t>
       </w:r>
-      <w:hyperlink r:id="rId19">
-        <w:r>
-          <w:rPr>
-            <w:lang w:val="fr_FR" w:bidi="fr_FR"/>
-          </w:rPr>
-          <w:rPr>
-            <w:color w:val="0000EE"/>
-            <w:u w:val="single"/>
-          </w:rPr>
-          <w:t>Ac 16.11–40</w:t>
-        </w:r>
-      </w:hyperlink>
+      <w:r>
+        <w:rPr>
+          <w:lang w:val="fr_FR" w:bidi="fr_FR"/>
+        </w:rPr>
+        <w:t>Ac 16.11–40</w:t>
+      </w:r>
       <w:r>
         <w:rPr>
           <w:lang w:val="fr_FR" w:bidi="fr_FR"/>
@@ -9717,54 +8031,36 @@
         </w:rPr>
         <w:t>Après avoir quitté Philippes (</w:t>
       </w:r>
-      <w:hyperlink r:id="rId275">
-        <w:r>
-          <w:rPr>
-            <w:lang w:val="fr_FR" w:bidi="fr_FR"/>
-          </w:rPr>
-          <w:rPr>
-            <w:color w:val="0000EE"/>
-            <w:u w:val="single"/>
-          </w:rPr>
-          <w:t>4.15</w:t>
-        </w:r>
-      </w:hyperlink>
+      <w:r>
+        <w:rPr>
+          <w:lang w:val="fr_FR" w:bidi="fr_FR"/>
+        </w:rPr>
+        <w:t>4.15</w:t>
+      </w:r>
       <w:r>
         <w:rPr>
           <w:lang w:val="fr_FR" w:bidi="fr_FR"/>
         </w:rPr>
         <w:t xml:space="preserve">), Paul s'est rendu à Thessalonique (voir </w:t>
       </w:r>
-      <w:hyperlink r:id="rId276">
-        <w:r>
-          <w:rPr>
-            <w:lang w:val="fr_FR" w:bidi="fr_FR"/>
-          </w:rPr>
-          <w:rPr>
-            <w:color w:val="0000EE"/>
-            <w:u w:val="single"/>
-          </w:rPr>
-          <w:t xml:space="preserve">Ac 17.1–8 </w:t>
-        </w:r>
-      </w:hyperlink>
+      <w:r>
+        <w:rPr>
+          <w:lang w:val="fr_FR" w:bidi="fr_FR"/>
+        </w:rPr>
+        <w:t xml:space="preserve">Ac 17.1–8 </w:t>
+      </w:r>
       <w:r>
         <w:rPr>
           <w:lang w:val="fr_FR" w:bidi="fr_FR"/>
         </w:rPr>
         <w:t xml:space="preserve">; cf. </w:t>
       </w:r>
-      <w:hyperlink r:id="rId277">
-        <w:r>
-          <w:rPr>
-            <w:lang w:val="fr_FR" w:bidi="fr_FR"/>
-          </w:rPr>
-          <w:rPr>
-            <w:color w:val="0000EE"/>
-            <w:u w:val="single"/>
-          </w:rPr>
-          <w:t>1Th 2.1–14</w:t>
-        </w:r>
-      </w:hyperlink>
+      <w:r>
+        <w:rPr>
+          <w:lang w:val="fr_FR" w:bidi="fr_FR"/>
+        </w:rPr>
+        <w:t>1Th 2.1–14</w:t>
+      </w:r>
       <w:r>
         <w:rPr>
           <w:lang w:val="fr_FR" w:bidi="fr_FR"/>
@@ -9825,90 +8121,60 @@
         </w:rPr>
         <w:t xml:space="preserve">: Paul préférait subvenir à ses besoins (voir </w:t>
       </w:r>
-      <w:hyperlink r:id="rId278">
-        <w:r>
-          <w:rPr>
-            <w:lang w:val="fr_FR" w:bidi="fr_FR"/>
-          </w:rPr>
-          <w:rPr>
-            <w:color w:val="0000EE"/>
-            <w:u w:val="single"/>
-          </w:rPr>
-          <w:t xml:space="preserve">Ac 18.3 </w:t>
-        </w:r>
-      </w:hyperlink>
+      <w:r>
+        <w:rPr>
+          <w:lang w:val="fr_FR" w:bidi="fr_FR"/>
+        </w:rPr>
+        <w:t xml:space="preserve">Ac 18.3 </w:t>
+      </w:r>
       <w:r>
         <w:rPr>
           <w:lang w:val="fr_FR" w:bidi="fr_FR"/>
         </w:rPr>
         <w:t xml:space="preserve">; </w:t>
       </w:r>
-      <w:hyperlink r:id="rId279">
-        <w:r>
-          <w:rPr>
-            <w:lang w:val="fr_FR" w:bidi="fr_FR"/>
-          </w:rPr>
-          <w:rPr>
-            <w:color w:val="0000EE"/>
-            <w:u w:val="single"/>
-          </w:rPr>
-          <w:t xml:space="preserve">1Co 4.12 </w:t>
-        </w:r>
-      </w:hyperlink>
+      <w:r>
+        <w:rPr>
+          <w:lang w:val="fr_FR" w:bidi="fr_FR"/>
+        </w:rPr>
+        <w:t xml:space="preserve">1Co 4.12 </w:t>
+      </w:r>
       <w:r>
         <w:rPr>
           <w:lang w:val="fr_FR" w:bidi="fr_FR"/>
         </w:rPr>
         <w:t xml:space="preserve"> ; </w:t>
       </w:r>
-      <w:hyperlink r:id="rId280">
-        <w:r>
-          <w:rPr>
-            <w:lang w:val="fr_FR" w:bidi="fr_FR"/>
-          </w:rPr>
-          <w:rPr>
-            <w:color w:val="0000EE"/>
-            <w:u w:val="single"/>
-          </w:rPr>
-          <w:t xml:space="preserve">9.3–18 </w:t>
-        </w:r>
-      </w:hyperlink>
+      <w:r>
+        <w:rPr>
+          <w:lang w:val="fr_FR" w:bidi="fr_FR"/>
+        </w:rPr>
+        <w:t xml:space="preserve">9.3–18 </w:t>
+      </w:r>
       <w:r>
         <w:rPr>
           <w:lang w:val="fr_FR" w:bidi="fr_FR"/>
         </w:rPr>
         <w:t xml:space="preserve">; </w:t>
       </w:r>
-      <w:hyperlink r:id="rId281">
-        <w:r>
-          <w:rPr>
-            <w:lang w:val="fr_FR" w:bidi="fr_FR"/>
-          </w:rPr>
-          <w:rPr>
-            <w:color w:val="0000EE"/>
-            <w:u w:val="single"/>
-          </w:rPr>
-          <w:t xml:space="preserve">2Co 11.7–11 </w:t>
-        </w:r>
-      </w:hyperlink>
+      <w:r>
+        <w:rPr>
+          <w:lang w:val="fr_FR" w:bidi="fr_FR"/>
+        </w:rPr>
+        <w:t xml:space="preserve">2Co 11.7–11 </w:t>
+      </w:r>
       <w:r>
         <w:rPr>
           <w:lang w:val="fr_FR" w:bidi="fr_FR"/>
         </w:rPr>
         <w:t xml:space="preserve">; </w:t>
       </w:r>
-      <w:hyperlink r:id="rId282">
-        <w:r>
-          <w:rPr>
-            <w:lang w:val="fr_FR" w:bidi="fr_FR"/>
-          </w:rPr>
-          <w:rPr>
-            <w:color w:val="0000EE"/>
-            <w:u w:val="single"/>
-          </w:rPr>
-          <w:t>12.14–15</w:t>
-        </w:r>
-      </w:hyperlink>
+      <w:r>
+        <w:rPr>
+          <w:lang w:val="fr_FR" w:bidi="fr_FR"/>
+        </w:rPr>
+        <w:t>12.14–15</w:t>
+      </w:r>
       <w:r>
         <w:rPr>
           <w:lang w:val="fr_FR" w:bidi="fr_FR"/>
@@ -9963,18 +8229,12 @@
         </w:rPr>
         <w:t xml:space="preserve">Épaphrodite (voir aussi </w:t>
       </w:r>
-      <w:hyperlink r:id="rId283">
-        <w:r>
-          <w:rPr>
-            <w:lang w:val="fr_FR" w:bidi="fr_FR"/>
-          </w:rPr>
-          <w:rPr>
-            <w:color w:val="0000EE"/>
-            <w:u w:val="single"/>
-          </w:rPr>
-          <w:t>2.25–30</w:t>
-        </w:r>
-      </w:hyperlink>
+      <w:r>
+        <w:rPr>
+          <w:lang w:val="fr_FR" w:bidi="fr_FR"/>
+        </w:rPr>
+        <w:t>2.25–30</w:t>
+      </w:r>
       <w:r>
         <w:rPr>
           <w:lang w:val="fr_FR" w:bidi="fr_FR"/>
@@ -10005,162 +8265,108 @@
         </w:rPr>
         <w:t xml:space="preserve"> pour Dieu (voir </w:t>
       </w:r>
-      <w:hyperlink r:id="rId284">
-        <w:r>
-          <w:rPr>
-            <w:lang w:val="fr_FR" w:bidi="fr_FR"/>
-          </w:rPr>
-          <w:rPr>
-            <w:color w:val="0000EE"/>
-            <w:u w:val="single"/>
-          </w:rPr>
-          <w:t>Lv 1.9</w:t>
-        </w:r>
-      </w:hyperlink>
+      <w:r>
+        <w:rPr>
+          <w:lang w:val="fr_FR" w:bidi="fr_FR"/>
+        </w:rPr>
+        <w:t>Lv 1.9</w:t>
+      </w:r>
       <w:r>
         <w:rPr>
           <w:lang w:val="fr_FR" w:bidi="fr_FR"/>
         </w:rPr>
         <w:t xml:space="preserve">, </w:t>
       </w:r>
-      <w:hyperlink r:id="rId285">
-        <w:r>
-          <w:rPr>
-            <w:lang w:val="fr_FR" w:bidi="fr_FR"/>
-          </w:rPr>
-          <w:rPr>
-            <w:color w:val="0000EE"/>
-            <w:u w:val="single"/>
-          </w:rPr>
-          <w:t>13</w:t>
-        </w:r>
-      </w:hyperlink>
+      <w:r>
+        <w:rPr>
+          <w:lang w:val="fr_FR" w:bidi="fr_FR"/>
+        </w:rPr>
+        <w:t>13</w:t>
+      </w:r>
       <w:r>
         <w:rPr>
           <w:lang w:val="fr_FR" w:bidi="fr_FR"/>
         </w:rPr>
         <w:t xml:space="preserve">, </w:t>
       </w:r>
-      <w:hyperlink r:id="rId286">
-        <w:r>
-          <w:rPr>
-            <w:lang w:val="fr_FR" w:bidi="fr_FR"/>
-          </w:rPr>
-          <w:rPr>
-            <w:color w:val="0000EE"/>
-            <w:u w:val="single"/>
-          </w:rPr>
-          <w:t xml:space="preserve">17 </w:t>
-        </w:r>
-      </w:hyperlink>
+      <w:r>
+        <w:rPr>
+          <w:lang w:val="fr_FR" w:bidi="fr_FR"/>
+        </w:rPr>
+        <w:t xml:space="preserve">17 </w:t>
+      </w:r>
       <w:r>
         <w:rPr>
           <w:lang w:val="fr_FR" w:bidi="fr_FR"/>
         </w:rPr>
         <w:t xml:space="preserve">; </w:t>
       </w:r>
-      <w:hyperlink r:id="rId287">
-        <w:r>
-          <w:rPr>
-            <w:lang w:val="fr_FR" w:bidi="fr_FR"/>
-          </w:rPr>
-          <w:rPr>
-            <w:color w:val="0000EE"/>
-            <w:u w:val="single"/>
-          </w:rPr>
-          <w:t>2.2</w:t>
-        </w:r>
-      </w:hyperlink>
+      <w:r>
+        <w:rPr>
+          <w:lang w:val="fr_FR" w:bidi="fr_FR"/>
+        </w:rPr>
+        <w:t>2.2</w:t>
+      </w:r>
       <w:r>
         <w:rPr>
           <w:lang w:val="fr_FR" w:bidi="fr_FR"/>
         </w:rPr>
         <w:t xml:space="preserve">, </w:t>
       </w:r>
-      <w:hyperlink r:id="rId288">
-        <w:r>
-          <w:rPr>
-            <w:lang w:val="fr_FR" w:bidi="fr_FR"/>
-          </w:rPr>
-          <w:rPr>
-            <w:color w:val="0000EE"/>
-            <w:u w:val="single"/>
-          </w:rPr>
-          <w:t xml:space="preserve">9 </w:t>
-        </w:r>
-      </w:hyperlink>
+      <w:r>
+        <w:rPr>
+          <w:lang w:val="fr_FR" w:bidi="fr_FR"/>
+        </w:rPr>
+        <w:t xml:space="preserve">9 </w:t>
+      </w:r>
       <w:r>
         <w:rPr>
           <w:lang w:val="fr_FR" w:bidi="fr_FR"/>
         </w:rPr>
         <w:t xml:space="preserve">; </w:t>
       </w:r>
-      <w:hyperlink r:id="rId289">
-        <w:r>
-          <w:rPr>
-            <w:lang w:val="fr_FR" w:bidi="fr_FR"/>
-          </w:rPr>
-          <w:rPr>
-            <w:color w:val="0000EE"/>
-            <w:u w:val="single"/>
-          </w:rPr>
-          <w:t>3.5</w:t>
-        </w:r>
-      </w:hyperlink>
+      <w:r>
+        <w:rPr>
+          <w:lang w:val="fr_FR" w:bidi="fr_FR"/>
+        </w:rPr>
+        <w:t>3.5</w:t>
+      </w:r>
       <w:r>
         <w:rPr>
           <w:lang w:val="fr_FR" w:bidi="fr_FR"/>
         </w:rPr>
         <w:t xml:space="preserve">, </w:t>
       </w:r>
-      <w:hyperlink r:id="rId290">
-        <w:r>
-          <w:rPr>
-            <w:lang w:val="fr_FR" w:bidi="fr_FR"/>
-          </w:rPr>
-          <w:rPr>
-            <w:color w:val="0000EE"/>
-            <w:u w:val="single"/>
-          </w:rPr>
-          <w:t xml:space="preserve">16 </w:t>
-        </w:r>
-      </w:hyperlink>
+      <w:r>
+        <w:rPr>
+          <w:lang w:val="fr_FR" w:bidi="fr_FR"/>
+        </w:rPr>
+        <w:t xml:space="preserve">16 </w:t>
+      </w:r>
       <w:r>
         <w:rPr>
           <w:lang w:val="fr_FR" w:bidi="fr_FR"/>
         </w:rPr>
         <w:t xml:space="preserve">; cf. </w:t>
       </w:r>
-      <w:hyperlink r:id="rId128">
-        <w:r>
-          <w:rPr>
-            <w:lang w:val="fr_FR" w:bidi="fr_FR"/>
-          </w:rPr>
-          <w:rPr>
-            <w:color w:val="0000EE"/>
-            <w:u w:val="single"/>
-          </w:rPr>
-          <w:t xml:space="preserve">Rm 12.1 </w:t>
-        </w:r>
-      </w:hyperlink>
+      <w:r>
+        <w:rPr>
+          <w:lang w:val="fr_FR" w:bidi="fr_FR"/>
+        </w:rPr>
+        <w:t xml:space="preserve">Rm 12.1 </w:t>
+      </w:r>
       <w:r>
         <w:rPr>
           <w:lang w:val="fr_FR" w:bidi="fr_FR"/>
         </w:rPr>
         <w:t xml:space="preserve">; </w:t>
       </w:r>
-      <w:hyperlink r:id="rId291">
-        <w:r>
-          <w:rPr>
-            <w:lang w:val="fr_FR" w:bidi="fr_FR"/>
-          </w:rPr>
-          <w:rPr>
-            <w:color w:val="0000EE"/>
-            <w:u w:val="single"/>
-          </w:rPr>
-          <w:t>Ep 5.2</w:t>
-        </w:r>
-      </w:hyperlink>
+      <w:r>
+        <w:rPr>
+          <w:lang w:val="fr_FR" w:bidi="fr_FR"/>
+        </w:rPr>
+        <w:t>Ep 5.2</w:t>
+      </w:r>
       <w:r>
         <w:rPr>
           <w:lang w:val="fr_FR" w:bidi="fr_FR"/>
@@ -10263,18 +8469,12 @@
         </w:rPr>
         <w:t xml:space="preserve">Les membres de la maison de César étaient des croyants employés au service du gouvernement romain ; il s'agissait peut-être de ceux que Paul avait évangélisés pendant son incarcération. Il se peut qu'ils aient été particulièrement proches de Paul et qu'ils se soient préoccupés de son sort lorsque celui-ci était en prison (voir </w:t>
       </w:r>
-      <w:hyperlink r:id="rId292">
-        <w:r>
-          <w:rPr>
-            <w:lang w:val="fr_FR" w:bidi="fr_FR"/>
-          </w:rPr>
-          <w:rPr>
-            <w:color w:val="0000EE"/>
-            <w:u w:val="single"/>
-          </w:rPr>
-          <w:t>1.13</w:t>
-        </w:r>
-      </w:hyperlink>
+      <w:r>
+        <w:rPr>
+          <w:lang w:val="fr_FR" w:bidi="fr_FR"/>
+        </w:rPr>
+        <w:t>1.13</w:t>
+      </w:r>
       <w:r>
         <w:rPr>
           <w:lang w:val="fr_FR" w:bidi="fr_FR"/>
@@ -10329,18 +8529,12 @@
         </w:rPr>
         <w:t xml:space="preserve">En conclusion de ses lettres, Paul invoque généralement la grâce du Seigneur Jésus-Christ sur ceux à qui il s'adresse (voir aussi </w:t>
       </w:r>
-      <w:hyperlink r:id="rId293">
-        <w:r>
-          <w:rPr>
-            <w:lang w:val="fr_FR" w:bidi="fr_FR"/>
-          </w:rPr>
-          <w:rPr>
-            <w:color w:val="0000EE"/>
-            <w:u w:val="single"/>
-          </w:rPr>
-          <w:t>1.2</w:t>
-        </w:r>
-      </w:hyperlink>
+      <w:r>
+        <w:rPr>
+          <w:lang w:val="fr_FR" w:bidi="fr_FR"/>
+        </w:rPr>
+        <w:t>1.2</w:t>
+      </w:r>
       <w:r>
         <w:rPr>
           <w:lang w:val="fr_FR" w:bidi="fr_FR"/>
